--- a/safe-pi-capacity-planner/public/docs/benutzerdokumentation_v1.8.docx
+++ b/safe-pi-capacity-planner/public/docs/benutzerdokumentation_v1.8.docx
@@ -8609,11 +8609,72 @@
       <w:r>
         <w:rPr>
           <w:rFonts w:ascii="Arial" w:cs="Arial" w:eastAsia="Arial" w:hAnsi="Arial"/>
-          <w:color w:val="1A1A1A"/>
-          <w:sz w:val="22"/>
-          <w:szCs w:val="22"/>
-        </w:rPr>
-        <w:t xml:space="preserve">Wie bisher. Beim Import via CSV werden PIs ohne </w:t>
+          <w:b/>
+          <w:bCs/>
+          <w:color w:val="1A1A1A"/>
+          <w:sz w:val="22"/>
+          <w:szCs w:val="22"/>
+        </w:rPr>
+        <w:t xml:space="preserve">CSV-Format ab v1.8 (Schema 1.5):</w:t>
+      </w:r>
+    </w:p>
+    <w:p>
+      <w:pPr>
+        <w:shd w:fill="F5F5F5" w:val="clear"/>
+        <w:spacing w:after="0" w:before="0"/>
+      </w:pPr>
+      <w:r>
+        <w:rPr>
+          <w:rFonts w:ascii="Courier New" w:cs="Courier New" w:eastAsia="Courier New" w:hAnsi="Courier New"/>
+          <w:color w:val="1A1A1A"/>
+          <w:sz w:val="18"/>
+          <w:szCs w:val="18"/>
+        </w:rPr>
+        <w:t xml:space="preserve">name;startStr;endStr;iterationWeeks</w:t>
+      </w:r>
+    </w:p>
+    <w:p>
+      <w:pPr>
+        <w:shd w:fill="F5F5F5" w:val="clear"/>
+        <w:spacing w:after="0" w:before="0"/>
+      </w:pPr>
+      <w:r>
+        <w:rPr>
+          <w:rFonts w:ascii="Courier New" w:cs="Courier New" w:eastAsia="Courier New" w:hAnsi="Courier New"/>
+          <w:color w:val="1A1A1A"/>
+          <w:sz w:val="18"/>
+          <w:szCs w:val="18"/>
+        </w:rPr>
+        <w:t xml:space="preserve">PI26-2;2026-04-27;2026-08-09;3</w:t>
+      </w:r>
+    </w:p>
+    <w:p>
+      <w:pPr>
+        <w:shd w:fill="F5F5F5" w:val="clear"/>
+        <w:spacing w:after="0" w:before="0"/>
+      </w:pPr>
+      <w:r>
+        <w:rPr>
+          <w:rFonts w:ascii="Courier New" w:cs="Courier New" w:eastAsia="Courier New" w:hAnsi="Courier New"/>
+          <w:color w:val="1A1A1A"/>
+          <w:sz w:val="18"/>
+          <w:szCs w:val="18"/>
+        </w:rPr>
+        <w:t xml:space="preserve">PI26-3;2026-08-31;2026-12-13;3</w:t>
+      </w:r>
+    </w:p>
+    <w:p>
+      <w:pPr>
+        <w:spacing w:after="60" w:before="60"/>
+      </w:pPr>
+      <w:r>
+        <w:rPr>
+          <w:rFonts w:ascii="Arial" w:cs="Arial" w:eastAsia="Arial" w:hAnsi="Arial"/>
+          <w:color w:val="1A1A1A"/>
+          <w:sz w:val="22"/>
+          <w:szCs w:val="22"/>
+        </w:rPr>
+        <w:t xml:space="preserve">Die 4. Spalte </w:t>
       </w:r>
       <w:r>
         <w:rPr>
@@ -8631,7 +8692,27 @@
           <w:sz w:val="22"/>
           <w:szCs w:val="22"/>
         </w:rPr>
-        <w:t xml:space="preserve"> angelegt — diese unterstützen die wochenbasierte Funktion nicht (kein Blocker-Hinzufügen). Über «Bearbeiten» kann </w:t>
+        <w:t xml:space="preserve"> ist </w:t>
+      </w:r>
+      <w:r>
+        <w:rPr>
+          <w:rFonts w:ascii="Arial" w:cs="Arial" w:eastAsia="Arial" w:hAnsi="Arial"/>
+          <w:b/>
+          <w:bCs/>
+          <w:color w:val="1A1A1A"/>
+          <w:sz w:val="22"/>
+          <w:szCs w:val="22"/>
+        </w:rPr>
+        <w:t xml:space="preserve">optional</w:t>
+      </w:r>
+      <w:r>
+        <w:rPr>
+          <w:rFonts w:ascii="Arial" w:cs="Arial" w:eastAsia="Arial" w:hAnsi="Arial"/>
+          <w:color w:val="1A1A1A"/>
+          <w:sz w:val="22"/>
+          <w:szCs w:val="22"/>
+        </w:rPr>
+        <w:t xml:space="preserve"> — alte CSV-Dateien mit nur 3 Spalten (</w:t>
       </w:r>
       <w:r>
         <w:rPr>
@@ -8640,16 +8721,165 @@
           <w:sz w:val="20"/>
           <w:szCs w:val="20"/>
         </w:rPr>
-        <w:t xml:space="preserve">Wochen/Iteration</w:t>
-      </w:r>
-      <w:r>
-        <w:rPr>
-          <w:rFonts w:ascii="Arial" w:cs="Arial" w:eastAsia="Arial" w:hAnsi="Arial"/>
-          <w:color w:val="1A1A1A"/>
-          <w:sz w:val="22"/>
-          <w:szCs w:val="22"/>
-        </w:rPr>
-        <w:t xml:space="preserve"> nachträglich gesetzt werden.</w:t>
+        <w:t xml:space="preserve">name;startStr;endStr</w:t>
+      </w:r>
+      <w:r>
+        <w:rPr>
+          <w:rFonts w:ascii="Arial" w:cs="Arial" w:eastAsia="Arial" w:hAnsi="Arial"/>
+          <w:color w:val="1A1A1A"/>
+          <w:sz w:val="22"/>
+          <w:szCs w:val="22"/>
+        </w:rPr>
+        <w:t xml:space="preserve">) werden weiterhin unterstützt (PIs werden dann ohne </w:t>
+      </w:r>
+      <w:r>
+        <w:rPr>
+          <w:rFonts w:ascii="Courier New" w:cs="Courier New" w:eastAsia="Courier New" w:hAnsi="Courier New"/>
+          <w:color w:val="003F7F"/>
+          <w:sz w:val="20"/>
+          <w:szCs w:val="20"/>
+        </w:rPr>
+        <w:t xml:space="preserve">iterationWeeks</w:t>
+      </w:r>
+      <w:r>
+        <w:rPr>
+          <w:rFonts w:ascii="Arial" w:cs="Arial" w:eastAsia="Arial" w:hAnsi="Arial"/>
+          <w:color w:val="1A1A1A"/>
+          <w:sz w:val="22"/>
+          <w:szCs w:val="22"/>
+        </w:rPr>
+        <w:t xml:space="preserve"> angelegt; «Bearbeiten» kann es nachträglich setzen).</w:t>
+      </w:r>
+    </w:p>
+    <w:p>
+      <w:pPr>
+        <w:spacing w:after="60" w:before="60"/>
+      </w:pPr>
+      <w:r>
+        <w:rPr>
+          <w:rFonts w:ascii="Arial" w:cs="Arial" w:eastAsia="Arial" w:hAnsi="Arial"/>
+          <w:b/>
+          <w:bCs/>
+          <w:color w:val="1A1A1A"/>
+          <w:sz w:val="22"/>
+          <w:szCs w:val="22"/>
+        </w:rPr>
+        <w:t xml:space="preserve">Hinweis zu komplexen Feldern:</w:t>
+      </w:r>
+      <w:r>
+        <w:rPr>
+          <w:rFonts w:ascii="Arial" w:cs="Arial" w:eastAsia="Arial" w:hAnsi="Arial"/>
+          <w:color w:val="1A1A1A"/>
+          <w:sz w:val="22"/>
+          <w:szCs w:val="22"/>
+        </w:rPr>
+        <w:t xml:space="preserve"> </w:t>
+      </w:r>
+      <w:r>
+        <w:rPr>
+          <w:rFonts w:ascii="Courier New" w:cs="Courier New" w:eastAsia="Courier New" w:hAnsi="Courier New"/>
+          <w:color w:val="003F7F"/>
+          <w:sz w:val="20"/>
+          <w:szCs w:val="20"/>
+        </w:rPr>
+        <w:t xml:space="preserve">blockerWeeks</w:t>
+      </w:r>
+      <w:r>
+        <w:rPr>
+          <w:rFonts w:ascii="Arial" w:cs="Arial" w:eastAsia="Arial" w:hAnsi="Arial"/>
+          <w:color w:val="1A1A1A"/>
+          <w:sz w:val="22"/>
+          <w:szCs w:val="22"/>
+        </w:rPr>
+        <w:t xml:space="preserve"> und </w:t>
+      </w:r>
+      <w:r>
+        <w:rPr>
+          <w:rFonts w:ascii="Courier New" w:cs="Courier New" w:eastAsia="Courier New" w:hAnsi="Courier New"/>
+          <w:color w:val="003F7F"/>
+          <w:sz w:val="20"/>
+          <w:szCs w:val="20"/>
+        </w:rPr>
+        <w:t xml:space="preserve">zeremonien</w:t>
+      </w:r>
+      <w:r>
+        <w:rPr>
+          <w:rFonts w:ascii="Arial" w:cs="Arial" w:eastAsia="Arial" w:hAnsi="Arial"/>
+          <w:color w:val="1A1A1A"/>
+          <w:sz w:val="22"/>
+          <w:szCs w:val="22"/>
+        </w:rPr>
+        <w:t xml:space="preserve"> werden NICHT via CSV exportiert/importiert. Diese liegen ausschliesslich im JSON-Backup (Einstellungen → Backup &amp; Restore). Der CSV-Pfad bleibt einem schlanken Tabellen-Round-Trip vorbehalten.</w:t>
+      </w:r>
+    </w:p>
+    <w:p>
+      <w:pPr>
+        <w:spacing w:after="60" w:before="60"/>
+      </w:pPr>
+      <w:r>
+        <w:rPr>
+          <w:rFonts w:ascii="Arial" w:cs="Arial" w:eastAsia="Arial" w:hAnsi="Arial"/>
+          <w:b/>
+          <w:bCs/>
+          <w:color w:val="1A1A1A"/>
+          <w:sz w:val="22"/>
+          <w:szCs w:val="22"/>
+        </w:rPr>
+        <w:t xml:space="preserve">Round-Trip-Sicherheit:</w:t>
+      </w:r>
+    </w:p>
+    <w:p>
+      <w:pPr>
+        <w:pStyle w:val="ListParagraph"/>
+        <w:numPr>
+          <w:ilvl w:val="0"/>
+          <w:numId w:val="3"/>
+        </w:numPr>
+      </w:pPr>
+      <w:r>
+        <w:rPr>
+          <w:rFonts w:ascii="Arial" w:cs="Arial" w:eastAsia="Arial" w:hAnsi="Arial"/>
+          <w:color w:val="1A1A1A"/>
+          <w:sz w:val="22"/>
+          <w:szCs w:val="22"/>
+        </w:rPr>
+        <w:t xml:space="preserve">CSV-Export → CSV-Import: PI-Name, Start/Ende und </w:t>
+      </w:r>
+      <w:r>
+        <w:rPr>
+          <w:rFonts w:ascii="Courier New" w:cs="Courier New" w:eastAsia="Courier New" w:hAnsi="Courier New"/>
+          <w:color w:val="003F7F"/>
+          <w:sz w:val="20"/>
+          <w:szCs w:val="20"/>
+        </w:rPr>
+        <w:t xml:space="preserve">iterationWeeks</w:t>
+      </w:r>
+      <w:r>
+        <w:rPr>
+          <w:rFonts w:ascii="Arial" w:cs="Arial" w:eastAsia="Arial" w:hAnsi="Arial"/>
+          <w:color w:val="1A1A1A"/>
+          <w:sz w:val="22"/>
+          <w:szCs w:val="22"/>
+        </w:rPr>
+        <w:t xml:space="preserve"> bleiben erhalten. Iterationen werden beim Import gleichmässig in 4 Teile aufgeteilt (alte Logik).</w:t>
+      </w:r>
+    </w:p>
+    <w:p>
+      <w:pPr>
+        <w:pStyle w:val="ListParagraph"/>
+        <w:numPr>
+          <w:ilvl w:val="0"/>
+          <w:numId w:val="3"/>
+        </w:numPr>
+      </w:pPr>
+      <w:r>
+        <w:rPr>
+          <w:rFonts w:ascii="Arial" w:cs="Arial" w:eastAsia="Arial" w:hAnsi="Arial"/>
+          <w:color w:val="1A1A1A"/>
+          <w:sz w:val="22"/>
+          <w:szCs w:val="22"/>
+        </w:rPr>
+        <w:t xml:space="preserve">JSON-Backup-Export → Restore: vollständig (alle Felder inkl. Iterationen, Blocker-Wochen, Zeremonien).</w:t>
       </w:r>
     </w:p>
     <w:p>

--- a/safe-pi-capacity-planner/public/docs/benutzerdokumentation_v1.8.docx
+++ b/safe-pi-capacity-planner/public/docs/benutzerdokumentation_v1.8.docx
@@ -8599,7 +8599,7 @@
           <w:sz w:val="22"/>
           <w:szCs w:val="22"/>
         </w:rPr>
-        <w:t xml:space="preserve">CSV-Import/Export</w:t>
+        <w:t xml:space="preserve">CSV-Import/Export (Stamm-Daten)</w:t>
       </w:r>
     </w:p>
     <w:p>
@@ -8730,7 +8730,32 @@
           <w:sz w:val="22"/>
           <w:szCs w:val="22"/>
         </w:rPr>
-        <w:t xml:space="preserve">) werden weiterhin unterstützt (PIs werden dann ohne </w:t>
+        <w:t xml:space="preserve">) werden weiterhin unterstützt.</w:t>
+      </w:r>
+    </w:p>
+    <w:p>
+      <w:pPr>
+        <w:spacing w:after="60" w:before="60"/>
+      </w:pPr>
+      <w:r>
+        <w:rPr>
+          <w:rFonts w:ascii="Arial" w:cs="Arial" w:eastAsia="Arial" w:hAnsi="Arial"/>
+          <w:b/>
+          <w:bCs/>
+          <w:color w:val="1A1A1A"/>
+          <w:sz w:val="22"/>
+          <w:szCs w:val="22"/>
+        </w:rPr>
+        <w:t xml:space="preserve">CSV transportiert nur Stammdaten</w:t>
+      </w:r>
+      <w:r>
+        <w:rPr>
+          <w:rFonts w:ascii="Arial" w:cs="Arial" w:eastAsia="Arial" w:hAnsi="Arial"/>
+          <w:color w:val="1A1A1A"/>
+          <w:sz w:val="22"/>
+          <w:szCs w:val="22"/>
+        </w:rPr>
+        <w:t xml:space="preserve"> (Name, Start, Ende, iterationWeeks). Iterationen werden beim Import gleichmässig in 4 Teile aufgeteilt; </w:t>
       </w:r>
       <w:r>
         <w:rPr>
@@ -8739,41 +8764,16 @@
           <w:sz w:val="20"/>
           <w:szCs w:val="20"/>
         </w:rPr>
-        <w:t xml:space="preserve">iterationWeeks</w:t>
-      </w:r>
-      <w:r>
-        <w:rPr>
-          <w:rFonts w:ascii="Arial" w:cs="Arial" w:eastAsia="Arial" w:hAnsi="Arial"/>
-          <w:color w:val="1A1A1A"/>
-          <w:sz w:val="22"/>
-          <w:szCs w:val="22"/>
-        </w:rPr>
-        <w:t xml:space="preserve"> angelegt; «Bearbeiten» kann es nachträglich setzen).</w:t>
-      </w:r>
-    </w:p>
-    <w:p>
-      <w:pPr>
-        <w:spacing w:after="60" w:before="60"/>
-      </w:pPr>
-      <w:r>
-        <w:rPr>
-          <w:rFonts w:ascii="Arial" w:cs="Arial" w:eastAsia="Arial" w:hAnsi="Arial"/>
-          <w:b/>
-          <w:bCs/>
-          <w:color w:val="1A1A1A"/>
-          <w:sz w:val="22"/>
-          <w:szCs w:val="22"/>
-        </w:rPr>
-        <w:t xml:space="preserve">Hinweis zu komplexen Feldern:</w:t>
-      </w:r>
-      <w:r>
-        <w:rPr>
-          <w:rFonts w:ascii="Arial" w:cs="Arial" w:eastAsia="Arial" w:hAnsi="Arial"/>
-          <w:color w:val="1A1A1A"/>
-          <w:sz w:val="22"/>
-          <w:szCs w:val="22"/>
-        </w:rPr>
-        <w:t xml:space="preserve"> </w:t>
+        <w:t xml:space="preserve">blockerWeeks</w:t>
+      </w:r>
+      <w:r>
+        <w:rPr>
+          <w:rFonts w:ascii="Arial" w:cs="Arial" w:eastAsia="Arial" w:hAnsi="Arial"/>
+          <w:color w:val="1A1A1A"/>
+          <w:sz w:val="22"/>
+          <w:szCs w:val="22"/>
+        </w:rPr>
+        <w:t xml:space="preserve"> und </w:t>
       </w:r>
       <w:r>
         <w:rPr>
@@ -8782,24 +8782,6 @@
           <w:sz w:val="20"/>
           <w:szCs w:val="20"/>
         </w:rPr>
-        <w:t xml:space="preserve">blockerWeeks</w:t>
-      </w:r>
-      <w:r>
-        <w:rPr>
-          <w:rFonts w:ascii="Arial" w:cs="Arial" w:eastAsia="Arial" w:hAnsi="Arial"/>
-          <w:color w:val="1A1A1A"/>
-          <w:sz w:val="22"/>
-          <w:szCs w:val="22"/>
-        </w:rPr>
-        <w:t xml:space="preserve"> und </w:t>
-      </w:r>
-      <w:r>
-        <w:rPr>
-          <w:rFonts w:ascii="Courier New" w:cs="Courier New" w:eastAsia="Courier New" w:hAnsi="Courier New"/>
-          <w:color w:val="003F7F"/>
-          <w:sz w:val="20"/>
-          <w:szCs w:val="20"/>
-        </w:rPr>
         <w:t xml:space="preserve">zeremonien</w:t>
       </w:r>
       <w:r>
@@ -8809,12 +8791,13 @@
           <w:sz w:val="22"/>
           <w:szCs w:val="22"/>
         </w:rPr>
-        <w:t xml:space="preserve"> werden NICHT via CSV exportiert/importiert. Diese liegen ausschliesslich im JSON-Backup (Einstellungen → Backup &amp; Restore). Der CSV-Pfad bleibt einem schlanken Tabellen-Round-Trip vorbehalten.</w:t>
-      </w:r>
-    </w:p>
-    <w:p>
-      <w:pPr>
-        <w:spacing w:after="60" w:before="60"/>
+        <w:t xml:space="preserve"> werden NICHT via CSV transportiert. Für vollständige Daten siehe Excel-Export oder JSON-Backup.</w:t>
+      </w:r>
+    </w:p>
+    <w:p>
+      <w:pPr>
+        <w:pStyle w:val="Heading4"/>
+        <w:spacing w:after="120" w:before="240"/>
       </w:pPr>
       <w:r>
         <w:rPr>
@@ -8825,131 +8808,61 @@
           <w:sz w:val="22"/>
           <w:szCs w:val="22"/>
         </w:rPr>
-        <w:t xml:space="preserve">Round-Trip-Sicherheit:</w:t>
-      </w:r>
-    </w:p>
-    <w:p>
-      <w:pPr>
-        <w:pStyle w:val="ListParagraph"/>
-        <w:numPr>
-          <w:ilvl w:val="0"/>
-          <w:numId w:val="3"/>
-        </w:numPr>
-      </w:pPr>
-      <w:r>
-        <w:rPr>
-          <w:rFonts w:ascii="Arial" w:cs="Arial" w:eastAsia="Arial" w:hAnsi="Arial"/>
-          <w:color w:val="1A1A1A"/>
-          <w:sz w:val="22"/>
-          <w:szCs w:val="22"/>
-        </w:rPr>
-        <w:t xml:space="preserve">CSV-Export → CSV-Import: PI-Name, Start/Ende und </w:t>
-      </w:r>
-      <w:r>
-        <w:rPr>
-          <w:rFonts w:ascii="Courier New" w:cs="Courier New" w:eastAsia="Courier New" w:hAnsi="Courier New"/>
-          <w:color w:val="003F7F"/>
-          <w:sz w:val="20"/>
-          <w:szCs w:val="20"/>
-        </w:rPr>
-        <w:t xml:space="preserve">iterationWeeks</w:t>
-      </w:r>
-      <w:r>
-        <w:rPr>
-          <w:rFonts w:ascii="Arial" w:cs="Arial" w:eastAsia="Arial" w:hAnsi="Arial"/>
-          <w:color w:val="1A1A1A"/>
-          <w:sz w:val="22"/>
-          <w:szCs w:val="22"/>
-        </w:rPr>
-        <w:t xml:space="preserve"> bleiben erhalten. Iterationen werden beim Import gleichmässig in 4 Teile aufgeteilt (alte Logik).</w:t>
-      </w:r>
-    </w:p>
-    <w:p>
-      <w:pPr>
-        <w:pStyle w:val="ListParagraph"/>
-        <w:numPr>
-          <w:ilvl w:val="0"/>
-          <w:numId w:val="3"/>
-        </w:numPr>
-      </w:pPr>
-      <w:r>
-        <w:rPr>
-          <w:rFonts w:ascii="Arial" w:cs="Arial" w:eastAsia="Arial" w:hAnsi="Arial"/>
-          <w:color w:val="1A1A1A"/>
-          <w:sz w:val="22"/>
-          <w:szCs w:val="22"/>
-        </w:rPr>
-        <w:t xml:space="preserve">JSON-Backup-Export → Restore: vollständig (alle Felder inkl. Iterationen, Blocker-Wochen, Zeremonien).</w:t>
-      </w:r>
-    </w:p>
-    <w:p>
-      <w:pPr>
-        <w:pStyle w:val="Heading3"/>
-        <w:spacing w:after="120" w:before="240"/>
-      </w:pPr>
+        <w:t xml:space="preserve">Excel-Workbook Export/Import (.xlsx) — empfohlen für RTE</w:t>
+      </w:r>
+    </w:p>
+    <w:p>
+      <w:pPr>
+        <w:spacing w:after="60" w:before="60"/>
+      </w:pPr>
+      <w:r>
+        <w:rPr>
+          <w:rFonts w:ascii="Arial" w:cs="Arial" w:eastAsia="Arial" w:hAnsi="Arial"/>
+          <w:color w:val="1A1A1A"/>
+          <w:sz w:val="22"/>
+          <w:szCs w:val="22"/>
+        </w:rPr>
+        <w:t xml:space="preserve">Speziell für den </w:t>
+      </w:r>
       <w:r>
         <w:rPr>
           <w:rFonts w:ascii="Arial" w:cs="Arial" w:eastAsia="Arial" w:hAnsi="Arial"/>
           <w:b/>
           <w:bCs/>
-          <w:color w:val="003F7F"/>
-          <w:sz w:val="26"/>
-          <w:szCs w:val="26"/>
-        </w:rPr>
-        <w:t xml:space="preserve">Feiertage / Schulferien / Blocker</w:t>
-      </w:r>
-    </w:p>
-    <w:p>
-      <w:pPr>
-        <w:pStyle w:val="ListParagraph"/>
-        <w:numPr>
-          <w:ilvl w:val="0"/>
-          <w:numId w:val="3"/>
-        </w:numPr>
-      </w:pPr>
-      <w:r>
-        <w:rPr>
-          <w:rFonts w:ascii="Arial" w:cs="Arial" w:eastAsia="Arial" w:hAnsi="Arial"/>
-          <w:color w:val="1A1A1A"/>
-          <w:sz w:val="22"/>
-          <w:szCs w:val="22"/>
-        </w:rPr>
-        <w:t xml:space="preserve">Je eigene Liste im Settings-Tab</w:t>
-      </w:r>
-    </w:p>
-    <w:p>
-      <w:pPr>
-        <w:pStyle w:val="ListParagraph"/>
-        <w:numPr>
-          <w:ilvl w:val="0"/>
-          <w:numId w:val="3"/>
-        </w:numPr>
-      </w:pPr>
-      <w:r>
-        <w:rPr>
-          <w:rFonts w:ascii="Arial" w:cs="Arial" w:eastAsia="Arial" w:hAnsi="Arial"/>
-          <w:color w:val="1A1A1A"/>
-          <w:sz w:val="22"/>
-          <w:szCs w:val="22"/>
-        </w:rPr>
-        <w:t xml:space="preserve">CSV-Import/Export</w:t>
-      </w:r>
-    </w:p>
-    <w:p>
-      <w:pPr>
-        <w:pStyle w:val="Heading3"/>
-        <w:spacing w:after="120" w:before="240"/>
-      </w:pPr>
+          <w:color w:val="1A1A1A"/>
+          <w:sz w:val="22"/>
+          <w:szCs w:val="22"/>
+        </w:rPr>
+        <w:t xml:space="preserve">Release Train Engineer</w:t>
+      </w:r>
+      <w:r>
+        <w:rPr>
+          <w:rFonts w:ascii="Arial" w:cs="Arial" w:eastAsia="Arial" w:hAnsi="Arial"/>
+          <w:color w:val="1A1A1A"/>
+          <w:sz w:val="22"/>
+          <w:szCs w:val="22"/>
+        </w:rPr>
+        <w:t xml:space="preserve"> gibt es seit v1.8 einen Excel-Workbook-Workflow, der </w:t>
+      </w:r>
       <w:r>
         <w:rPr>
           <w:rFonts w:ascii="Arial" w:cs="Arial" w:eastAsia="Arial" w:hAnsi="Arial"/>
           <w:b/>
           <w:bCs/>
-          <w:color w:val="003F7F"/>
-          <w:sz w:val="26"/>
-          <w:szCs w:val="26"/>
-        </w:rPr>
-        <w:t xml:space="preserve">Team-Konfiguration</w:t>
+          <w:color w:val="1A1A1A"/>
+          <w:sz w:val="22"/>
+          <w:szCs w:val="22"/>
+        </w:rPr>
+        <w:t xml:space="preserve">alle PI-Daten</w:t>
+      </w:r>
+      <w:r>
+        <w:rPr>
+          <w:rFonts w:ascii="Arial" w:cs="Arial" w:eastAsia="Arial" w:hAnsi="Arial"/>
+          <w:color w:val="1A1A1A"/>
+          <w:sz w:val="22"/>
+          <w:szCs w:val="22"/>
+        </w:rPr>
+        <w:t xml:space="preserve"> (Iterationen, Blocker-Wochen, Zeremonien) in einer einzigen Datei mit 4 Sheets transportiert.</w:t>
       </w:r>
     </w:p>
     <w:p>
@@ -8965,403 +8878,18 @@
           <w:sz w:val="22"/>
           <w:szCs w:val="22"/>
         </w:rPr>
-        <w:t xml:space="preserve">Pfad:</w:t>
-      </w:r>
-      <w:r>
-        <w:rPr>
-          <w:rFonts w:ascii="Arial" w:cs="Arial" w:eastAsia="Arial" w:hAnsi="Arial"/>
-          <w:color w:val="1A1A1A"/>
-          <w:sz w:val="22"/>
-          <w:szCs w:val="22"/>
-        </w:rPr>
-        <w:t xml:space="preserve"> Einstellungen → Team-Konfiguration</w:t>
-      </w:r>
-    </w:p>
-    <w:p>
-      <w:pPr>
-        <w:spacing w:after="60" w:before="60"/>
-      </w:pPr>
-      <w:r>
-        <w:rPr>
-          <w:rFonts w:ascii="Arial" w:cs="Arial" w:eastAsia="Arial" w:hAnsi="Arial"/>
-          <w:color w:val="1A1A1A"/>
-          <w:sz w:val="22"/>
-          <w:szCs w:val="22"/>
-        </w:rPr>
-        <w:t xml:space="preserve">Konfiguriert Mindestbesetzung und Kapazitätsparameter pro Team. Einzige aktive Quelle der Wahrheit für Pikett/Betrieb-Lücken und SP-Berechnungen.</w:t>
-      </w:r>
-    </w:p>
-    <w:tbl>
-      <w:tblPr>
-        <w:tblW w:type="dxa" w:w="9360"/>
-        <w:tblBorders>
-          <w:top w:val="single" w:color="auto" w:sz="4"/>
-          <w:left w:val="single" w:color="auto" w:sz="4"/>
-          <w:bottom w:val="single" w:color="auto" w:sz="4"/>
-          <w:right w:val="single" w:color="auto" w:sz="4"/>
-          <w:insideH w:val="single" w:color="auto" w:sz="4"/>
-          <w:insideV w:val="single" w:color="auto" w:sz="4"/>
-        </w:tblBorders>
-      </w:tblPr>
-      <w:tblGrid>
-        <w:gridCol w:w="4680"/>
-        <w:gridCol w:w="4680"/>
-      </w:tblGrid>
-      <w:tr>
-        <w:tc>
-          <w:tcPr>
-            <w:tcW w:type="dxa" w:w="4680"/>
-            <w:tcBorders>
-              <w:top w:val="single" w:color="CCCCCC" w:sz="1"/>
-              <w:left w:val="single" w:color="CCCCCC" w:sz="1"/>
-              <w:bottom w:val="single" w:color="CCCCCC" w:sz="1"/>
-              <w:right w:val="single" w:color="CCCCCC" w:sz="1"/>
-            </w:tcBorders>
-            <w:shd w:fill="003F7F" w:val="clear"/>
-            <w:tcMar>
-              <w:top w:type="dxa" w:w="80"/>
-              <w:left w:type="dxa" w:w="120"/>
-              <w:bottom w:type="dxa" w:w="80"/>
-              <w:right w:type="dxa" w:w="120"/>
-            </w:tcMar>
-          </w:tcPr>
-          <w:p>
-            <w:r>
-              <w:rPr>
-                <w:rFonts w:ascii="Arial" w:cs="Arial" w:eastAsia="Arial" w:hAnsi="Arial"/>
-                <w:b/>
-                <w:bCs/>
-                <w:color w:val="FFFFFF"/>
-                <w:sz w:val="20"/>
-                <w:szCs w:val="20"/>
-              </w:rPr>
-              <w:t xml:space="preserve">Spalte</w:t>
-            </w:r>
-          </w:p>
-        </w:tc>
-        <w:tc>
-          <w:tcPr>
-            <w:tcW w:type="dxa" w:w="4680"/>
-            <w:tcBorders>
-              <w:top w:val="single" w:color="CCCCCC" w:sz="1"/>
-              <w:left w:val="single" w:color="CCCCCC" w:sz="1"/>
-              <w:bottom w:val="single" w:color="CCCCCC" w:sz="1"/>
-              <w:right w:val="single" w:color="CCCCCC" w:sz="1"/>
-            </w:tcBorders>
-            <w:shd w:fill="003F7F" w:val="clear"/>
-            <w:tcMar>
-              <w:top w:type="dxa" w:w="80"/>
-              <w:left w:type="dxa" w:w="120"/>
-              <w:bottom w:type="dxa" w:w="80"/>
-              <w:right w:type="dxa" w:w="120"/>
-            </w:tcMar>
-          </w:tcPr>
-          <w:p>
-            <w:r>
-              <w:rPr>
-                <w:rFonts w:ascii="Arial" w:cs="Arial" w:eastAsia="Arial" w:hAnsi="Arial"/>
-                <w:b/>
-                <w:bCs/>
-                <w:color w:val="FFFFFF"/>
-                <w:sz w:val="20"/>
-                <w:szCs w:val="20"/>
-              </w:rPr>
-              <w:t xml:space="preserve">Beschreibung</w:t>
-            </w:r>
-          </w:p>
-        </w:tc>
-      </w:tr>
-      <w:tr>
-        <w:tc>
-          <w:tcPr>
-            <w:tcW w:type="dxa" w:w="4680"/>
-            <w:tcBorders>
-              <w:top w:val="single" w:color="CCCCCC" w:sz="1"/>
-              <w:left w:val="single" w:color="CCCCCC" w:sz="1"/>
-              <w:bottom w:val="single" w:color="CCCCCC" w:sz="1"/>
-              <w:right w:val="single" w:color="CCCCCC" w:sz="1"/>
-            </w:tcBorders>
-            <w:tcMar>
-              <w:top w:type="dxa" w:w="80"/>
-              <w:left w:type="dxa" w:w="120"/>
-              <w:bottom w:type="dxa" w:w="80"/>
-              <w:right w:type="dxa" w:w="120"/>
-            </w:tcMar>
-          </w:tcPr>
-          <w:p>
-            <w:r>
-              <w:rPr>
-                <w:rFonts w:ascii="Arial" w:cs="Arial" w:eastAsia="Arial" w:hAnsi="Arial"/>
-                <w:color w:val="1A1A1A"/>
-                <w:sz w:val="22"/>
-                <w:szCs w:val="22"/>
-              </w:rPr>
-              <w:t xml:space="preserve">Team</w:t>
-            </w:r>
-          </w:p>
-        </w:tc>
-        <w:tc>
-          <w:tcPr>
-            <w:tcW w:type="dxa" w:w="4680"/>
-            <w:tcBorders>
-              <w:top w:val="single" w:color="CCCCCC" w:sz="1"/>
-              <w:left w:val="single" w:color="CCCCCC" w:sz="1"/>
-              <w:bottom w:val="single" w:color="CCCCCC" w:sz="1"/>
-              <w:right w:val="single" w:color="CCCCCC" w:sz="1"/>
-            </w:tcBorders>
-            <w:tcMar>
-              <w:top w:type="dxa" w:w="80"/>
-              <w:left w:type="dxa" w:w="120"/>
-              <w:bottom w:type="dxa" w:w="80"/>
-              <w:right w:type="dxa" w:w="120"/>
-            </w:tcMar>
-          </w:tcPr>
-          <w:p>
-            <w:r>
-              <w:rPr>
-                <w:rFonts w:ascii="Arial" w:cs="Arial" w:eastAsia="Arial" w:hAnsi="Arial"/>
-                <w:color w:val="1A1A1A"/>
-                <w:sz w:val="22"/>
-                <w:szCs w:val="22"/>
-              </w:rPr>
-              <w:t xml:space="preserve">Aus Mitarbeiterstamm abgeleitet – read-only</w:t>
-            </w:r>
-          </w:p>
-        </w:tc>
-      </w:tr>
-      <w:tr>
-        <w:tc>
-          <w:tcPr>
-            <w:tcW w:type="dxa" w:w="4680"/>
-            <w:tcBorders>
-              <w:top w:val="single" w:color="CCCCCC" w:sz="1"/>
-              <w:left w:val="single" w:color="CCCCCC" w:sz="1"/>
-              <w:bottom w:val="single" w:color="CCCCCC" w:sz="1"/>
-              <w:right w:val="single" w:color="CCCCCC" w:sz="1"/>
-            </w:tcBorders>
-            <w:tcMar>
-              <w:top w:type="dxa" w:w="80"/>
-              <w:left w:type="dxa" w:w="120"/>
-              <w:bottom w:type="dxa" w:w="80"/>
-              <w:right w:type="dxa" w:w="120"/>
-            </w:tcMar>
-          </w:tcPr>
-          <w:p>
-            <w:r>
-              <w:rPr>
-                <w:rFonts w:ascii="Arial" w:cs="Arial" w:eastAsia="Arial" w:hAnsi="Arial"/>
-                <w:color w:val="1A1A1A"/>
-                <w:sz w:val="22"/>
-                <w:szCs w:val="22"/>
-              </w:rPr>
-              <w:t xml:space="preserve">Min. Pikett</w:t>
-            </w:r>
-          </w:p>
-        </w:tc>
-        <w:tc>
-          <w:tcPr>
-            <w:tcW w:type="dxa" w:w="4680"/>
-            <w:tcBorders>
-              <w:top w:val="single" w:color="CCCCCC" w:sz="1"/>
-              <w:left w:val="single" w:color="CCCCCC" w:sz="1"/>
-              <w:bottom w:val="single" w:color="CCCCCC" w:sz="1"/>
-              <w:right w:val="single" w:color="CCCCCC" w:sz="1"/>
-            </w:tcBorders>
-            <w:tcMar>
-              <w:top w:type="dxa" w:w="80"/>
-              <w:left w:type="dxa" w:w="120"/>
-              <w:bottom w:type="dxa" w:w="80"/>
-              <w:right w:type="dxa" w:w="120"/>
-            </w:tcMar>
-          </w:tcPr>
-          <w:p>
-            <w:r>
-              <w:rPr>
-                <w:rFonts w:ascii="Arial" w:cs="Arial" w:eastAsia="Arial" w:hAnsi="Arial"/>
-                <w:color w:val="1A1A1A"/>
-                <w:sz w:val="22"/>
-                <w:szCs w:val="22"/>
-              </w:rPr>
-              <w:t xml:space="preserve">Mindestanzahl Personen mit Pikett täglich (inkl. WE + Feiertage)</w:t>
-            </w:r>
-          </w:p>
-        </w:tc>
-      </w:tr>
-      <w:tr>
-        <w:tc>
-          <w:tcPr>
-            <w:tcW w:type="dxa" w:w="4680"/>
-            <w:tcBorders>
-              <w:top w:val="single" w:color="CCCCCC" w:sz="1"/>
-              <w:left w:val="single" w:color="CCCCCC" w:sz="1"/>
-              <w:bottom w:val="single" w:color="CCCCCC" w:sz="1"/>
-              <w:right w:val="single" w:color="CCCCCC" w:sz="1"/>
-            </w:tcBorders>
-            <w:tcMar>
-              <w:top w:type="dxa" w:w="80"/>
-              <w:left w:type="dxa" w:w="120"/>
-              <w:bottom w:type="dxa" w:w="80"/>
-              <w:right w:type="dxa" w:w="120"/>
-            </w:tcMar>
-          </w:tcPr>
-          <w:p>
-            <w:r>
-              <w:rPr>
-                <w:rFonts w:ascii="Arial" w:cs="Arial" w:eastAsia="Arial" w:hAnsi="Arial"/>
-                <w:color w:val="1A1A1A"/>
-                <w:sz w:val="22"/>
-                <w:szCs w:val="22"/>
-              </w:rPr>
-              <w:t xml:space="preserve">Min. Betrieb</w:t>
-            </w:r>
-          </w:p>
-        </w:tc>
-        <w:tc>
-          <w:tcPr>
-            <w:tcW w:type="dxa" w:w="4680"/>
-            <w:tcBorders>
-              <w:top w:val="single" w:color="CCCCCC" w:sz="1"/>
-              <w:left w:val="single" w:color="CCCCCC" w:sz="1"/>
-              <w:bottom w:val="single" w:color="CCCCCC" w:sz="1"/>
-              <w:right w:val="single" w:color="CCCCCC" w:sz="1"/>
-            </w:tcBorders>
-            <w:tcMar>
-              <w:top w:type="dxa" w:w="80"/>
-              <w:left w:type="dxa" w:w="120"/>
-              <w:bottom w:type="dxa" w:w="80"/>
-              <w:right w:type="dxa" w:w="120"/>
-            </w:tcMar>
-          </w:tcPr>
-          <w:p>
-            <w:r>
-              <w:rPr>
-                <w:rFonts w:ascii="Arial" w:cs="Arial" w:eastAsia="Arial" w:hAnsi="Arial"/>
-                <w:color w:val="1A1A1A"/>
-                <w:sz w:val="22"/>
-                <w:szCs w:val="22"/>
-              </w:rPr>
-              <w:t xml:space="preserve">Mindestanzahl Personen mit Betrieb pro Arbeitstag (exkl. WE + Feiertage)</w:t>
-            </w:r>
-          </w:p>
-        </w:tc>
-      </w:tr>
-      <w:tr>
-        <w:tc>
-          <w:tcPr>
-            <w:tcW w:type="dxa" w:w="4680"/>
-            <w:tcBorders>
-              <w:top w:val="single" w:color="CCCCCC" w:sz="1"/>
-              <w:left w:val="single" w:color="CCCCCC" w:sz="1"/>
-              <w:bottom w:val="single" w:color="CCCCCC" w:sz="1"/>
-              <w:right w:val="single" w:color="CCCCCC" w:sz="1"/>
-            </w:tcBorders>
-            <w:tcMar>
-              <w:top w:type="dxa" w:w="80"/>
-              <w:left w:type="dxa" w:w="120"/>
-              <w:bottom w:type="dxa" w:w="80"/>
-              <w:right w:type="dxa" w:w="120"/>
-            </w:tcMar>
-          </w:tcPr>
-          <w:p>
-            <w:r>
-              <w:rPr>
-                <w:rFonts w:ascii="Arial" w:cs="Arial" w:eastAsia="Arial" w:hAnsi="Arial"/>
-                <w:color w:val="1A1A1A"/>
-                <w:sz w:val="22"/>
-                <w:szCs w:val="22"/>
-              </w:rPr>
-              <w:t xml:space="preserve">SP / Tag</w:t>
-            </w:r>
-          </w:p>
-        </w:tc>
-        <w:tc>
-          <w:tcPr>
-            <w:tcW w:type="dxa" w:w="4680"/>
-            <w:tcBorders>
-              <w:top w:val="single" w:color="CCCCCC" w:sz="1"/>
-              <w:left w:val="single" w:color="CCCCCC" w:sz="1"/>
-              <w:bottom w:val="single" w:color="CCCCCC" w:sz="1"/>
-              <w:right w:val="single" w:color="CCCCCC" w:sz="1"/>
-            </w:tcBorders>
-            <w:tcMar>
-              <w:top w:type="dxa" w:w="80"/>
-              <w:left w:type="dxa" w:w="120"/>
-              <w:bottom w:type="dxa" w:w="80"/>
-              <w:right w:type="dxa" w:w="120"/>
-            </w:tcMar>
-          </w:tcPr>
-          <w:p>
-            <w:r>
-              <w:rPr>
-                <w:rFonts w:ascii="Arial" w:cs="Arial" w:eastAsia="Arial" w:hAnsi="Arial"/>
-                <w:color w:val="1A1A1A"/>
-                <w:sz w:val="22"/>
-                <w:szCs w:val="22"/>
-              </w:rPr>
-              <w:t xml:space="preserve">Story Points pro Tag für dieses Team (Standard: 1)</w:t>
-            </w:r>
-          </w:p>
-        </w:tc>
-      </w:tr>
-      <w:tr>
-        <w:tc>
-          <w:tcPr>
-            <w:tcW w:type="dxa" w:w="4680"/>
-            <w:tcBorders>
-              <w:top w:val="single" w:color="CCCCCC" w:sz="1"/>
-              <w:left w:val="single" w:color="CCCCCC" w:sz="1"/>
-              <w:bottom w:val="single" w:color="CCCCCC" w:sz="1"/>
-              <w:right w:val="single" w:color="CCCCCC" w:sz="1"/>
-            </w:tcBorders>
-            <w:tcMar>
-              <w:top w:type="dxa" w:w="80"/>
-              <w:left w:type="dxa" w:w="120"/>
-              <w:bottom w:type="dxa" w:w="80"/>
-              <w:right w:type="dxa" w:w="120"/>
-            </w:tcMar>
-          </w:tcPr>
-          <w:p>
-            <w:r>
-              <w:rPr>
-                <w:rFonts w:ascii="Arial" w:cs="Arial" w:eastAsia="Arial" w:hAnsi="Arial"/>
-                <w:color w:val="1A1A1A"/>
-                <w:sz w:val="22"/>
-                <w:szCs w:val="22"/>
-              </w:rPr>
-              <w:t xml:space="preserve">Std / Jahr</w:t>
-            </w:r>
-          </w:p>
-        </w:tc>
-        <w:tc>
-          <w:tcPr>
-            <w:tcW w:type="dxa" w:w="4680"/>
-            <w:tcBorders>
-              <w:top w:val="single" w:color="CCCCCC" w:sz="1"/>
-              <w:left w:val="single" w:color="CCCCCC" w:sz="1"/>
-              <w:bottom w:val="single" w:color="CCCCCC" w:sz="1"/>
-              <w:right w:val="single" w:color="CCCCCC" w:sz="1"/>
-            </w:tcBorders>
-            <w:tcMar>
-              <w:top w:type="dxa" w:w="80"/>
-              <w:left w:type="dxa" w:w="120"/>
-              <w:bottom w:type="dxa" w:w="80"/>
-              <w:right w:type="dxa" w:w="120"/>
-            </w:tcMar>
-          </w:tcPr>
-          <w:p>
-            <w:r>
-              <w:rPr>
-                <w:rFonts w:ascii="Arial" w:cs="Arial" w:eastAsia="Arial" w:hAnsi="Arial"/>
-                <w:color w:val="1A1A1A"/>
-                <w:sz w:val="22"/>
-                <w:szCs w:val="22"/>
-              </w:rPr>
-              <w:t xml:space="preserve">Arbeitsstunden pro Jahr (Standard: 1600)</w:t>
-            </w:r>
-          </w:p>
-        </w:tc>
-      </w:tr>
-    </w:tbl>
+        <w:t xml:space="preserve">Toolbar-Buttons:</w:t>
+      </w:r>
+      <w:r>
+        <w:rPr>
+          <w:rFonts w:ascii="Arial" w:cs="Arial" w:eastAsia="Arial" w:hAnsi="Arial"/>
+          <w:color w:val="1A1A1A"/>
+          <w:sz w:val="22"/>
+          <w:szCs w:val="22"/>
+        </w:rPr>
+        <w:t xml:space="preserve"> «Excel Export» (grün) und «Excel Import» (grün) neben den CSV-Buttons.</w:t>
+      </w:r>
+    </w:p>
     <w:p>
       <w:pPr>
         <w:spacing w:after="60" w:before="60"/>
@@ -9375,194 +8903,7 @@
           <w:sz w:val="22"/>
           <w:szCs w:val="22"/>
         </w:rPr>
-        <w:t xml:space="preserve">Bedienung:</w:t>
-      </w:r>
-    </w:p>
-    <w:p>
-      <w:pPr>
-        <w:pStyle w:val="ListParagraph"/>
-        <w:numPr>
-          <w:ilvl w:val="0"/>
-          <w:numId w:val="2"/>
-        </w:numPr>
-      </w:pPr>
-      <w:r>
-        <w:rPr>
-          <w:rFonts w:ascii="Arial" w:cs="Arial" w:eastAsia="Arial" w:hAnsi="Arial"/>
-          <w:color w:val="1A1A1A"/>
-          <w:sz w:val="22"/>
-          <w:szCs w:val="22"/>
-        </w:rPr>
-        <w:t xml:space="preserve">Zahlenwert direkt im Feld editieren</w:t>
-      </w:r>
-    </w:p>
-    <w:p>
-      <w:pPr>
-        <w:pStyle w:val="ListParagraph"/>
-        <w:numPr>
-          <w:ilvl w:val="0"/>
-          <w:numId w:val="2"/>
-        </w:numPr>
-      </w:pPr>
-      <w:r>
-        <w:rPr>
-          <w:rFonts w:ascii="Arial" w:cs="Arial" w:eastAsia="Arial" w:hAnsi="Arial"/>
-          <w:color w:val="1A1A1A"/>
-          <w:sz w:val="22"/>
-          <w:szCs w:val="22"/>
-        </w:rPr>
-        <w:t xml:space="preserve">«Speichern» Button der Zeile klicken – wird sofort synchronisiert</w:t>
-      </w:r>
-    </w:p>
-    <w:p>
-      <w:pPr>
-        <w:pStyle w:val="ListParagraph"/>
-        <w:numPr>
-          <w:ilvl w:val="0"/>
-          <w:numId w:val="2"/>
-        </w:numPr>
-      </w:pPr>
-      <w:r>
-        <w:rPr>
-          <w:rFonts w:ascii="Arial" w:cs="Arial" w:eastAsia="Arial" w:hAnsi="Arial"/>
-          <w:color w:val="1A1A1A"/>
-          <w:sz w:val="22"/>
-          <w:szCs w:val="22"/>
-        </w:rPr>
-        <w:t xml:space="preserve">CSV exportieren/importieren mit den Buttons oben</w:t>
-      </w:r>
-    </w:p>
-    <w:p>
-      <w:pPr>
-        <w:spacing w:after="60" w:before="60"/>
-      </w:pPr>
-      <w:r>
-        <w:rPr>
-          <w:rFonts w:ascii="Arial" w:cs="Arial" w:eastAsia="Arial" w:hAnsi="Arial"/>
-          <w:b/>
-          <w:bCs/>
-          <w:color w:val="1A1A1A"/>
-          <w:sz w:val="22"/>
-          <w:szCs w:val="22"/>
-        </w:rPr>
-        <w:t xml:space="preserve">CSV-Format:</w:t>
-      </w:r>
-    </w:p>
-    <w:p>
-      <w:pPr>
-        <w:shd w:fill="F5F5F5" w:val="clear"/>
-        <w:spacing w:after="0" w:before="0"/>
-      </w:pPr>
-      <w:r>
-        <w:rPr>
-          <w:rFonts w:ascii="Courier New" w:cs="Courier New" w:eastAsia="Courier New" w:hAnsi="Courier New"/>
-          <w:color w:val="1A1A1A"/>
-          <w:sz w:val="18"/>
-          <w:szCs w:val="18"/>
-        </w:rPr>
-        <w:t xml:space="preserve">teamName;minPikett;minBetrieb;storyPointsPerDay;hoursPerYear</w:t>
-      </w:r>
-    </w:p>
-    <w:p>
-      <w:pPr>
-        <w:shd w:fill="F5F5F5" w:val="clear"/>
-        <w:spacing w:after="0" w:before="0"/>
-      </w:pPr>
-      <w:r>
-        <w:rPr>
-          <w:rFonts w:ascii="Courier New" w:cs="Courier New" w:eastAsia="Courier New" w:hAnsi="Courier New"/>
-          <w:color w:val="1A1A1A"/>
-          <w:sz w:val="18"/>
-          <w:szCs w:val="18"/>
-        </w:rPr>
-        <w:t xml:space="preserve">PAF;1;2;1;1600</w:t>
-      </w:r>
-    </w:p>
-    <w:p>
-      <w:pPr>
-        <w:shd w:fill="F5F5F5" w:val="clear"/>
-        <w:spacing w:after="0" w:before="0"/>
-      </w:pPr>
-      <w:r>
-        <w:rPr>
-          <w:rFonts w:ascii="Courier New" w:cs="Courier New" w:eastAsia="Courier New" w:hAnsi="Courier New"/>
-          <w:color w:val="1A1A1A"/>
-          <w:sz w:val="18"/>
-          <w:szCs w:val="18"/>
-        </w:rPr>
-        <w:t xml:space="preserve">ACM;1;2;1;1600</w:t>
-      </w:r>
-    </w:p>
-    <w:p>
-      <w:pPr>
-        <w:shd w:fill="F5F5F5" w:val="clear"/>
-        <w:spacing w:after="0" w:before="0"/>
-      </w:pPr>
-      <w:r>
-        <w:rPr>
-          <w:rFonts w:ascii="Courier New" w:cs="Courier New" w:eastAsia="Courier New" w:hAnsi="Courier New"/>
-          <w:color w:val="1A1A1A"/>
-          <w:sz w:val="18"/>
-          <w:szCs w:val="18"/>
-        </w:rPr>
-        <w:t xml:space="preserve">NET;0;1;1;1600</w:t>
-      </w:r>
-    </w:p>
-    <w:p>
-      <w:pPr>
-        <w:shd w:fill="F5F5F5" w:val="clear"/>
-        <w:spacing w:after="0" w:before="0"/>
-      </w:pPr>
-      <w:r>
-        <w:rPr>
-          <w:rFonts w:ascii="Courier New" w:cs="Courier New" w:eastAsia="Courier New" w:hAnsi="Courier New"/>
-          <w:color w:val="1A1A1A"/>
-          <w:sz w:val="18"/>
-          <w:szCs w:val="18"/>
-        </w:rPr>
-        <w:t xml:space="preserve">CON;0;1;1;1600</w:t>
-      </w:r>
-    </w:p>
-    <w:p>
-      <w:pPr>
-        <w:pStyle w:val="Heading3"/>
-        <w:spacing w:after="120" w:before="240"/>
-      </w:pPr>
-      <w:r>
-        <w:rPr>
-          <w:rFonts w:ascii="Arial" w:cs="Arial" w:eastAsia="Arial" w:hAnsi="Arial"/>
-          <w:b/>
-          <w:bCs/>
-          <w:color w:val="003F7F"/>
-          <w:sz w:val="26"/>
-          <w:szCs w:val="26"/>
-        </w:rPr>
-        <w:t xml:space="preserve">Globale Parameter</w:t>
-      </w:r>
-    </w:p>
-    <w:p>
-      <w:pPr>
-        <w:spacing w:after="60" w:before="60"/>
-      </w:pPr>
-      <w:r>
-        <w:rPr>
-          <w:rFonts w:ascii="Arial" w:cs="Arial" w:eastAsia="Arial" w:hAnsi="Arial"/>
-          <w:b/>
-          <w:bCs/>
-          <w:color w:val="1A1A1A"/>
-          <w:sz w:val="22"/>
-          <w:szCs w:val="22"/>
-        </w:rPr>
-        <w:t xml:space="preserve">Pfad:</w:t>
-      </w:r>
-      <w:r>
-        <w:rPr>
-          <w:rFonts w:ascii="Arial" w:cs="Arial" w:eastAsia="Arial" w:hAnsi="Arial"/>
-          <w:color w:val="1A1A1A"/>
-          <w:sz w:val="22"/>
-          <w:szCs w:val="22"/>
-        </w:rPr>
-        <w:t xml:space="preserve"> Einstellungen → Globale Parameter</w:t>
+        <w:t xml:space="preserve">Workbook-Struktur (4 Sheets):</w:t>
       </w:r>
     </w:p>
     <w:tbl>
@@ -9610,7 +8951,7 @@
                 <w:sz w:val="20"/>
                 <w:szCs w:val="20"/>
               </w:rPr>
-              <w:t xml:space="preserve">Parameter</w:t>
+              <w:t xml:space="preserve">Sheet</w:t>
             </w:r>
           </w:p>
         </w:tc>
@@ -9641,7 +8982,7 @@
                 <w:sz w:val="20"/>
                 <w:szCs w:val="20"/>
               </w:rPr>
-              <w:t xml:space="preserve">Standard</w:t>
+              <w:t xml:space="preserve">Spalten</w:t>
             </w:r>
           </w:p>
         </w:tc>
@@ -9672,7 +9013,7 @@
                 <w:sz w:val="20"/>
                 <w:szCs w:val="20"/>
               </w:rPr>
-              <w:t xml:space="preserve">Beschreibung</w:t>
+              <w:t xml:space="preserve">Inhalt</w:t>
             </w:r>
           </w:p>
         </w:tc>
@@ -9698,11 +9039,13 @@
             <w:r>
               <w:rPr>
                 <w:rFonts w:ascii="Arial" w:cs="Arial" w:eastAsia="Arial" w:hAnsi="Arial"/>
-                <w:color w:val="1A1A1A"/>
-                <w:sz w:val="22"/>
-                <w:szCs w:val="22"/>
-              </w:rPr>
-              <w:t xml:space="preserve">SP pro Tag</w:t>
+                <w:b/>
+                <w:bCs/>
+                <w:color w:val="1A1A1A"/>
+                <w:sz w:val="22"/>
+                <w:szCs w:val="22"/>
+              </w:rPr>
+              <w:t xml:space="preserve">PIs</w:t>
             </w:r>
           </w:p>
         </w:tc>
@@ -9725,12 +9068,66 @@
           <w:p>
             <w:r>
               <w:rPr>
-                <w:rFonts w:ascii="Arial" w:cs="Arial" w:eastAsia="Arial" w:hAnsi="Arial"/>
-                <w:color w:val="1A1A1A"/>
-                <w:sz w:val="22"/>
-                <w:szCs w:val="22"/>
-              </w:rPr>
-              <w:t xml:space="preserve">1.0</w:t>
+                <w:rFonts w:ascii="Courier New" w:cs="Courier New" w:eastAsia="Courier New" w:hAnsi="Courier New"/>
+                <w:color w:val="003F7F"/>
+                <w:sz w:val="20"/>
+                <w:szCs w:val="20"/>
+              </w:rPr>
+              <w:t xml:space="preserve">name</w:t>
+            </w:r>
+            <w:r>
+              <w:rPr>
+                <w:rFonts w:ascii="Arial" w:cs="Arial" w:eastAsia="Arial" w:hAnsi="Arial"/>
+                <w:color w:val="1A1A1A"/>
+                <w:sz w:val="22"/>
+                <w:szCs w:val="22"/>
+              </w:rPr>
+              <w:t xml:space="preserve">, </w:t>
+            </w:r>
+            <w:r>
+              <w:rPr>
+                <w:rFonts w:ascii="Courier New" w:cs="Courier New" w:eastAsia="Courier New" w:hAnsi="Courier New"/>
+                <w:color w:val="003F7F"/>
+                <w:sz w:val="20"/>
+                <w:szCs w:val="20"/>
+              </w:rPr>
+              <w:t xml:space="preserve">startStr</w:t>
+            </w:r>
+            <w:r>
+              <w:rPr>
+                <w:rFonts w:ascii="Arial" w:cs="Arial" w:eastAsia="Arial" w:hAnsi="Arial"/>
+                <w:color w:val="1A1A1A"/>
+                <w:sz w:val="22"/>
+                <w:szCs w:val="22"/>
+              </w:rPr>
+              <w:t xml:space="preserve">, </w:t>
+            </w:r>
+            <w:r>
+              <w:rPr>
+                <w:rFonts w:ascii="Courier New" w:cs="Courier New" w:eastAsia="Courier New" w:hAnsi="Courier New"/>
+                <w:color w:val="003F7F"/>
+                <w:sz w:val="20"/>
+                <w:szCs w:val="20"/>
+              </w:rPr>
+              <w:t xml:space="preserve">endStr</w:t>
+            </w:r>
+            <w:r>
+              <w:rPr>
+                <w:rFonts w:ascii="Arial" w:cs="Arial" w:eastAsia="Arial" w:hAnsi="Arial"/>
+                <w:color w:val="1A1A1A"/>
+                <w:sz w:val="22"/>
+                <w:szCs w:val="22"/>
+              </w:rPr>
+              <w:t xml:space="preserve">, </w:t>
+            </w:r>
+            <w:r>
+              <w:rPr>
+                <w:rFonts w:ascii="Courier New" w:cs="Courier New" w:eastAsia="Courier New" w:hAnsi="Courier New"/>
+                <w:color w:val="003F7F"/>
+                <w:sz w:val="20"/>
+                <w:szCs w:val="20"/>
+              </w:rPr>
+              <w:t xml:space="preserve">iterationWeeks</w:t>
             </w:r>
           </w:p>
         </w:tc>
@@ -9758,7 +9155,7 @@
                 <w:sz w:val="22"/>
                 <w:szCs w:val="22"/>
               </w:rPr>
-              <w:t xml:space="preserve">Anzahl Story Points die ein Vollzeit-Mitarbeiter pro Arbeitstag leisten kann</w:t>
+              <w:t xml:space="preserve">ein Datensatz pro PI</w:t>
             </w:r>
           </w:p>
         </w:tc>
@@ -9784,11 +9181,13 @@
             <w:r>
               <w:rPr>
                 <w:rFonts w:ascii="Arial" w:cs="Arial" w:eastAsia="Arial" w:hAnsi="Arial"/>
-                <w:color w:val="1A1A1A"/>
-                <w:sz w:val="22"/>
-                <w:szCs w:val="22"/>
-              </w:rPr>
-              <w:t xml:space="preserve">Arbeitsstunden pro Jahr</w:t>
+                <w:b/>
+                <w:bCs/>
+                <w:color w:val="1A1A1A"/>
+                <w:sz w:val="22"/>
+                <w:szCs w:val="22"/>
+              </w:rPr>
+              <w:t xml:space="preserve">Iterationen</w:t>
             </w:r>
           </w:p>
         </w:tc>
@@ -9811,12 +9210,66 @@
           <w:p>
             <w:r>
               <w:rPr>
-                <w:rFonts w:ascii="Arial" w:cs="Arial" w:eastAsia="Arial" w:hAnsi="Arial"/>
-                <w:color w:val="1A1A1A"/>
-                <w:sz w:val="22"/>
-                <w:szCs w:val="22"/>
-              </w:rPr>
-              <w:t xml:space="preserve">1600</w:t>
+                <w:rFonts w:ascii="Courier New" w:cs="Courier New" w:eastAsia="Courier New" w:hAnsi="Courier New"/>
+                <w:color w:val="003F7F"/>
+                <w:sz w:val="20"/>
+                <w:szCs w:val="20"/>
+              </w:rPr>
+              <w:t xml:space="preserve">piName</w:t>
+            </w:r>
+            <w:r>
+              <w:rPr>
+                <w:rFonts w:ascii="Arial" w:cs="Arial" w:eastAsia="Arial" w:hAnsi="Arial"/>
+                <w:color w:val="1A1A1A"/>
+                <w:sz w:val="22"/>
+                <w:szCs w:val="22"/>
+              </w:rPr>
+              <w:t xml:space="preserve">, </w:t>
+            </w:r>
+            <w:r>
+              <w:rPr>
+                <w:rFonts w:ascii="Courier New" w:cs="Courier New" w:eastAsia="Courier New" w:hAnsi="Courier New"/>
+                <w:color w:val="003F7F"/>
+                <w:sz w:val="20"/>
+                <w:szCs w:val="20"/>
+              </w:rPr>
+              <w:t xml:space="preserve">iterName</w:t>
+            </w:r>
+            <w:r>
+              <w:rPr>
+                <w:rFonts w:ascii="Arial" w:cs="Arial" w:eastAsia="Arial" w:hAnsi="Arial"/>
+                <w:color w:val="1A1A1A"/>
+                <w:sz w:val="22"/>
+                <w:szCs w:val="22"/>
+              </w:rPr>
+              <w:t xml:space="preserve">, </w:t>
+            </w:r>
+            <w:r>
+              <w:rPr>
+                <w:rFonts w:ascii="Courier New" w:cs="Courier New" w:eastAsia="Courier New" w:hAnsi="Courier New"/>
+                <w:color w:val="003F7F"/>
+                <w:sz w:val="20"/>
+                <w:szCs w:val="20"/>
+              </w:rPr>
+              <w:t xml:space="preserve">startStr</w:t>
+            </w:r>
+            <w:r>
+              <w:rPr>
+                <w:rFonts w:ascii="Arial" w:cs="Arial" w:eastAsia="Arial" w:hAnsi="Arial"/>
+                <w:color w:val="1A1A1A"/>
+                <w:sz w:val="22"/>
+                <w:szCs w:val="22"/>
+              </w:rPr>
+              <w:t xml:space="preserve">, </w:t>
+            </w:r>
+            <w:r>
+              <w:rPr>
+                <w:rFonts w:ascii="Courier New" w:cs="Courier New" w:eastAsia="Courier New" w:hAnsi="Courier New"/>
+                <w:color w:val="003F7F"/>
+                <w:sz w:val="20"/>
+                <w:szCs w:val="20"/>
+              </w:rPr>
+              <w:t xml:space="preserve">endStr</w:t>
             </w:r>
           </w:p>
         </w:tc>
@@ -9844,7 +9297,381 @@
                 <w:sz w:val="22"/>
                 <w:szCs w:val="22"/>
               </w:rPr>
-              <w:t xml:space="preserve">Referenzwert für FTE-Umrechnung</w:t>
+              <w:t xml:space="preserve">mehrere Zeilen pro PI (Iterationen-Detail)</w:t>
+            </w:r>
+          </w:p>
+        </w:tc>
+      </w:tr>
+      <w:tr>
+        <w:tc>
+          <w:tcPr>
+            <w:tcW w:type="dxa" w:w="3120"/>
+            <w:tcBorders>
+              <w:top w:val="single" w:color="CCCCCC" w:sz="1"/>
+              <w:left w:val="single" w:color="CCCCCC" w:sz="1"/>
+              <w:bottom w:val="single" w:color="CCCCCC" w:sz="1"/>
+              <w:right w:val="single" w:color="CCCCCC" w:sz="1"/>
+            </w:tcBorders>
+            <w:tcMar>
+              <w:top w:type="dxa" w:w="80"/>
+              <w:left w:type="dxa" w:w="120"/>
+              <w:bottom w:type="dxa" w:w="80"/>
+              <w:right w:type="dxa" w:w="120"/>
+            </w:tcMar>
+          </w:tcPr>
+          <w:p>
+            <w:r>
+              <w:rPr>
+                <w:rFonts w:ascii="Arial" w:cs="Arial" w:eastAsia="Arial" w:hAnsi="Arial"/>
+                <w:b/>
+                <w:bCs/>
+                <w:color w:val="1A1A1A"/>
+                <w:sz w:val="22"/>
+                <w:szCs w:val="22"/>
+              </w:rPr>
+              <w:t xml:space="preserve">Blocker-Wochen</w:t>
+            </w:r>
+          </w:p>
+        </w:tc>
+        <w:tc>
+          <w:tcPr>
+            <w:tcW w:type="dxa" w:w="3120"/>
+            <w:tcBorders>
+              <w:top w:val="single" w:color="CCCCCC" w:sz="1"/>
+              <w:left w:val="single" w:color="CCCCCC" w:sz="1"/>
+              <w:bottom w:val="single" w:color="CCCCCC" w:sz="1"/>
+              <w:right w:val="single" w:color="CCCCCC" w:sz="1"/>
+            </w:tcBorders>
+            <w:tcMar>
+              <w:top w:type="dxa" w:w="80"/>
+              <w:left w:type="dxa" w:w="120"/>
+              <w:bottom w:type="dxa" w:w="80"/>
+              <w:right w:type="dxa" w:w="120"/>
+            </w:tcMar>
+          </w:tcPr>
+          <w:p>
+            <w:r>
+              <w:rPr>
+                <w:rFonts w:ascii="Courier New" w:cs="Courier New" w:eastAsia="Courier New" w:hAnsi="Courier New"/>
+                <w:color w:val="003F7F"/>
+                <w:sz w:val="20"/>
+                <w:szCs w:val="20"/>
+              </w:rPr>
+              <w:t xml:space="preserve">piName</w:t>
+            </w:r>
+            <w:r>
+              <w:rPr>
+                <w:rFonts w:ascii="Arial" w:cs="Arial" w:eastAsia="Arial" w:hAnsi="Arial"/>
+                <w:color w:val="1A1A1A"/>
+                <w:sz w:val="22"/>
+                <w:szCs w:val="22"/>
+              </w:rPr>
+              <w:t xml:space="preserve">, </w:t>
+            </w:r>
+            <w:r>
+              <w:rPr>
+                <w:rFonts w:ascii="Courier New" w:cs="Courier New" w:eastAsia="Courier New" w:hAnsi="Courier New"/>
+                <w:color w:val="003F7F"/>
+                <w:sz w:val="20"/>
+                <w:szCs w:val="20"/>
+              </w:rPr>
+              <w:t xml:space="preserve">afterIterName</w:t>
+            </w:r>
+            <w:r>
+              <w:rPr>
+                <w:rFonts w:ascii="Arial" w:cs="Arial" w:eastAsia="Arial" w:hAnsi="Arial"/>
+                <w:color w:val="1A1A1A"/>
+                <w:sz w:val="22"/>
+                <w:szCs w:val="22"/>
+              </w:rPr>
+              <w:t xml:space="preserve">, </w:t>
+            </w:r>
+            <w:r>
+              <w:rPr>
+                <w:rFonts w:ascii="Courier New" w:cs="Courier New" w:eastAsia="Courier New" w:hAnsi="Courier New"/>
+                <w:color w:val="003F7F"/>
+                <w:sz w:val="20"/>
+                <w:szCs w:val="20"/>
+              </w:rPr>
+              <w:t xml:space="preserve">label</w:t>
+            </w:r>
+            <w:r>
+              <w:rPr>
+                <w:rFonts w:ascii="Arial" w:cs="Arial" w:eastAsia="Arial" w:hAnsi="Arial"/>
+                <w:color w:val="1A1A1A"/>
+                <w:sz w:val="22"/>
+                <w:szCs w:val="22"/>
+              </w:rPr>
+              <w:t xml:space="preserve">, </w:t>
+            </w:r>
+            <w:r>
+              <w:rPr>
+                <w:rFonts w:ascii="Courier New" w:cs="Courier New" w:eastAsia="Courier New" w:hAnsi="Courier New"/>
+                <w:color w:val="003F7F"/>
+                <w:sz w:val="20"/>
+                <w:szCs w:val="20"/>
+              </w:rPr>
+              <w:t xml:space="preserve">weeks</w:t>
+            </w:r>
+          </w:p>
+        </w:tc>
+        <w:tc>
+          <w:tcPr>
+            <w:tcW w:type="dxa" w:w="3120"/>
+            <w:tcBorders>
+              <w:top w:val="single" w:color="CCCCCC" w:sz="1"/>
+              <w:left w:val="single" w:color="CCCCCC" w:sz="1"/>
+              <w:bottom w:val="single" w:color="CCCCCC" w:sz="1"/>
+              <w:right w:val="single" w:color="CCCCCC" w:sz="1"/>
+            </w:tcBorders>
+            <w:tcMar>
+              <w:top w:type="dxa" w:w="80"/>
+              <w:left w:type="dxa" w:w="120"/>
+              <w:bottom w:type="dxa" w:w="80"/>
+              <w:right w:type="dxa" w:w="120"/>
+            </w:tcMar>
+          </w:tcPr>
+          <w:p>
+            <w:r>
+              <w:rPr>
+                <w:rFonts w:ascii="Arial" w:cs="Arial" w:eastAsia="Arial" w:hAnsi="Arial"/>
+                <w:color w:val="1A1A1A"/>
+                <w:sz w:val="22"/>
+                <w:szCs w:val="22"/>
+              </w:rPr>
+              <w:t xml:space="preserve">optional, mehrere pro PI</w:t>
+            </w:r>
+          </w:p>
+        </w:tc>
+      </w:tr>
+      <w:tr>
+        <w:tc>
+          <w:tcPr>
+            <w:tcW w:type="dxa" w:w="3120"/>
+            <w:tcBorders>
+              <w:top w:val="single" w:color="CCCCCC" w:sz="1"/>
+              <w:left w:val="single" w:color="CCCCCC" w:sz="1"/>
+              <w:bottom w:val="single" w:color="CCCCCC" w:sz="1"/>
+              <w:right w:val="single" w:color="CCCCCC" w:sz="1"/>
+            </w:tcBorders>
+            <w:tcMar>
+              <w:top w:type="dxa" w:w="80"/>
+              <w:left w:type="dxa" w:w="120"/>
+              <w:bottom w:type="dxa" w:w="80"/>
+              <w:right w:type="dxa" w:w="120"/>
+            </w:tcMar>
+          </w:tcPr>
+          <w:p>
+            <w:r>
+              <w:rPr>
+                <w:rFonts w:ascii="Arial" w:cs="Arial" w:eastAsia="Arial" w:hAnsi="Arial"/>
+                <w:b/>
+                <w:bCs/>
+                <w:color w:val="1A1A1A"/>
+                <w:sz w:val="22"/>
+                <w:szCs w:val="22"/>
+              </w:rPr>
+              <w:t xml:space="preserve">Zeremonien</w:t>
+            </w:r>
+          </w:p>
+        </w:tc>
+        <w:tc>
+          <w:tcPr>
+            <w:tcW w:type="dxa" w:w="3120"/>
+            <w:tcBorders>
+              <w:top w:val="single" w:color="CCCCCC" w:sz="1"/>
+              <w:left w:val="single" w:color="CCCCCC" w:sz="1"/>
+              <w:bottom w:val="single" w:color="CCCCCC" w:sz="1"/>
+              <w:right w:val="single" w:color="CCCCCC" w:sz="1"/>
+            </w:tcBorders>
+            <w:tcMar>
+              <w:top w:type="dxa" w:w="80"/>
+              <w:left w:type="dxa" w:w="120"/>
+              <w:bottom w:type="dxa" w:w="80"/>
+              <w:right w:type="dxa" w:w="120"/>
+            </w:tcMar>
+          </w:tcPr>
+          <w:p>
+            <w:r>
+              <w:rPr>
+                <w:rFonts w:ascii="Courier New" w:cs="Courier New" w:eastAsia="Courier New" w:hAnsi="Courier New"/>
+                <w:color w:val="003F7F"/>
+                <w:sz w:val="20"/>
+                <w:szCs w:val="20"/>
+              </w:rPr>
+              <w:t xml:space="preserve">piName</w:t>
+            </w:r>
+            <w:r>
+              <w:rPr>
+                <w:rFonts w:ascii="Arial" w:cs="Arial" w:eastAsia="Arial" w:hAnsi="Arial"/>
+                <w:color w:val="1A1A1A"/>
+                <w:sz w:val="22"/>
+                <w:szCs w:val="22"/>
+              </w:rPr>
+              <w:t xml:space="preserve">, </w:t>
+            </w:r>
+            <w:r>
+              <w:rPr>
+                <w:rFonts w:ascii="Courier New" w:cs="Courier New" w:eastAsia="Courier New" w:hAnsi="Courier New"/>
+                <w:color w:val="003F7F"/>
+                <w:sz w:val="20"/>
+                <w:szCs w:val="20"/>
+              </w:rPr>
+              <w:t xml:space="preserve">type</w:t>
+            </w:r>
+            <w:r>
+              <w:rPr>
+                <w:rFonts w:ascii="Arial" w:cs="Arial" w:eastAsia="Arial" w:hAnsi="Arial"/>
+                <w:color w:val="1A1A1A"/>
+                <w:sz w:val="22"/>
+                <w:szCs w:val="22"/>
+              </w:rPr>
+              <w:t xml:space="preserve">, </w:t>
+            </w:r>
+            <w:r>
+              <w:rPr>
+                <w:rFonts w:ascii="Courier New" w:cs="Courier New" w:eastAsia="Courier New" w:hAnsi="Courier New"/>
+                <w:color w:val="003F7F"/>
+                <w:sz w:val="20"/>
+                <w:szCs w:val="20"/>
+              </w:rPr>
+              <w:t xml:space="preserve">title</w:t>
+            </w:r>
+            <w:r>
+              <w:rPr>
+                <w:rFonts w:ascii="Arial" w:cs="Arial" w:eastAsia="Arial" w:hAnsi="Arial"/>
+                <w:color w:val="1A1A1A"/>
+                <w:sz w:val="22"/>
+                <w:szCs w:val="22"/>
+              </w:rPr>
+              <w:t xml:space="preserve">, </w:t>
+            </w:r>
+            <w:r>
+              <w:rPr>
+                <w:rFonts w:ascii="Courier New" w:cs="Courier New" w:eastAsia="Courier New" w:hAnsi="Courier New"/>
+                <w:color w:val="003F7F"/>
+                <w:sz w:val="20"/>
+                <w:szCs w:val="20"/>
+              </w:rPr>
+              <w:t xml:space="preserve">date</w:t>
+            </w:r>
+            <w:r>
+              <w:rPr>
+                <w:rFonts w:ascii="Arial" w:cs="Arial" w:eastAsia="Arial" w:hAnsi="Arial"/>
+                <w:color w:val="1A1A1A"/>
+                <w:sz w:val="22"/>
+                <w:szCs w:val="22"/>
+              </w:rPr>
+              <w:t xml:space="preserve">, </w:t>
+            </w:r>
+            <w:r>
+              <w:rPr>
+                <w:rFonts w:ascii="Courier New" w:cs="Courier New" w:eastAsia="Courier New" w:hAnsi="Courier New"/>
+                <w:color w:val="003F7F"/>
+                <w:sz w:val="20"/>
+                <w:szCs w:val="20"/>
+              </w:rPr>
+              <w:t xml:space="preserve">startTime</w:t>
+            </w:r>
+            <w:r>
+              <w:rPr>
+                <w:rFonts w:ascii="Arial" w:cs="Arial" w:eastAsia="Arial" w:hAnsi="Arial"/>
+                <w:color w:val="1A1A1A"/>
+                <w:sz w:val="22"/>
+                <w:szCs w:val="22"/>
+              </w:rPr>
+              <w:t xml:space="preserve">, </w:t>
+            </w:r>
+            <w:r>
+              <w:rPr>
+                <w:rFonts w:ascii="Courier New" w:cs="Courier New" w:eastAsia="Courier New" w:hAnsi="Courier New"/>
+                <w:color w:val="003F7F"/>
+                <w:sz w:val="20"/>
+                <w:szCs w:val="20"/>
+              </w:rPr>
+              <w:t xml:space="preserve">durationMinutes</w:t>
+            </w:r>
+            <w:r>
+              <w:rPr>
+                <w:rFonts w:ascii="Arial" w:cs="Arial" w:eastAsia="Arial" w:hAnsi="Arial"/>
+                <w:color w:val="1A1A1A"/>
+                <w:sz w:val="22"/>
+                <w:szCs w:val="22"/>
+              </w:rPr>
+              <w:t xml:space="preserve">, </w:t>
+            </w:r>
+            <w:r>
+              <w:rPr>
+                <w:rFonts w:ascii="Courier New" w:cs="Courier New" w:eastAsia="Courier New" w:hAnsi="Courier New"/>
+                <w:color w:val="003F7F"/>
+                <w:sz w:val="20"/>
+                <w:szCs w:val="20"/>
+              </w:rPr>
+              <w:t xml:space="preserve">location</w:t>
+            </w:r>
+            <w:r>
+              <w:rPr>
+                <w:rFonts w:ascii="Arial" w:cs="Arial" w:eastAsia="Arial" w:hAnsi="Arial"/>
+                <w:color w:val="1A1A1A"/>
+                <w:sz w:val="22"/>
+                <w:szCs w:val="22"/>
+              </w:rPr>
+              <w:t xml:space="preserve">, </w:t>
+            </w:r>
+            <w:r>
+              <w:rPr>
+                <w:rFonts w:ascii="Courier New" w:cs="Courier New" w:eastAsia="Courier New" w:hAnsi="Courier New"/>
+                <w:color w:val="003F7F"/>
+                <w:sz w:val="20"/>
+                <w:szCs w:val="20"/>
+              </w:rPr>
+              <w:t xml:space="preserve">description</w:t>
+            </w:r>
+            <w:r>
+              <w:rPr>
+                <w:rFonts w:ascii="Arial" w:cs="Arial" w:eastAsia="Arial" w:hAnsi="Arial"/>
+                <w:color w:val="1A1A1A"/>
+                <w:sz w:val="22"/>
+                <w:szCs w:val="22"/>
+              </w:rPr>
+              <w:t xml:space="preserve">, </w:t>
+            </w:r>
+            <w:r>
+              <w:rPr>
+                <w:rFonts w:ascii="Courier New" w:cs="Courier New" w:eastAsia="Courier New" w:hAnsi="Courier New"/>
+                <w:color w:val="003F7F"/>
+                <w:sz w:val="20"/>
+                <w:szCs w:val="20"/>
+              </w:rPr>
+              <w:t xml:space="preserve">iterName</w:t>
+            </w:r>
+          </w:p>
+        </w:tc>
+        <w:tc>
+          <w:tcPr>
+            <w:tcW w:type="dxa" w:w="3120"/>
+            <w:tcBorders>
+              <w:top w:val="single" w:color="CCCCCC" w:sz="1"/>
+              <w:left w:val="single" w:color="CCCCCC" w:sz="1"/>
+              <w:bottom w:val="single" w:color="CCCCCC" w:sz="1"/>
+              <w:right w:val="single" w:color="CCCCCC" w:sz="1"/>
+            </w:tcBorders>
+            <w:tcMar>
+              <w:top w:type="dxa" w:w="80"/>
+              <w:left w:type="dxa" w:w="120"/>
+              <w:bottom w:type="dxa" w:w="80"/>
+              <w:right w:type="dxa" w:w="120"/>
+            </w:tcMar>
+          </w:tcPr>
+          <w:p>
+            <w:r>
+              <w:rPr>
+                <w:rFonts w:ascii="Arial" w:cs="Arial" w:eastAsia="Arial" w:hAnsi="Arial"/>
+                <w:color w:val="1A1A1A"/>
+                <w:sz w:val="22"/>
+                <w:szCs w:val="22"/>
+              </w:rPr>
+              <w:t xml:space="preserve">optional, mehrere pro PI</w:t>
             </w:r>
           </w:p>
         </w:tc>
@@ -9852,21 +9679,8 @@
     </w:tbl>
     <w:p>
       <w:pPr>
-        <w:pBdr>
-          <w:left w:val="single" w:color="003F7F" w:sz="16" w:space="12"/>
-        </w:pBdr>
-        <w:spacing w:after="120" w:before="120"/>
-        <w:ind w:left="360"/>
-      </w:pPr>
-      <w:r>
-        <w:rPr>
-          <w:rFonts w:ascii="Arial" w:cs="Arial" w:eastAsia="Arial" w:hAnsi="Arial"/>
-          <w:color w:val="1A1A1A"/>
-          <w:sz w:val="22"/>
-          <w:szCs w:val="22"/>
-        </w:rPr>
-        <w:t xml:space="preserve">⚠️ </w:t>
-      </w:r>
+        <w:spacing w:after="60" w:before="60"/>
+      </w:pPr>
       <w:r>
         <w:rPr>
           <w:rFonts w:ascii="Arial" w:cs="Arial" w:eastAsia="Arial" w:hAnsi="Arial"/>
@@ -9876,33 +9690,61 @@
           <w:sz w:val="22"/>
           <w:szCs w:val="22"/>
         </w:rPr>
-        <w:t xml:space="preserve">Hinweis:</w:t>
-      </w:r>
-      <w:r>
-        <w:rPr>
-          <w:rFonts w:ascii="Arial" w:cs="Arial" w:eastAsia="Arial" w:hAnsi="Arial"/>
-          <w:color w:val="1A1A1A"/>
-          <w:sz w:val="22"/>
-          <w:szCs w:val="22"/>
-        </w:rPr>
-        <w:t xml:space="preserve"> Änderungen wirken sofort auf alle SP-Berechnungen der gesamten App.</w:t>
-      </w:r>
-    </w:p>
-    <w:p>
-      <w:pPr>
-        <w:pStyle w:val="Heading3"/>
-        <w:spacing w:after="120" w:before="240"/>
-      </w:pPr>
+        <w:t xml:space="preserve">Iter-Namen-basiertes Mapping:</w:t>
+      </w:r>
+      <w:r>
+        <w:rPr>
+          <w:rFonts w:ascii="Arial" w:cs="Arial" w:eastAsia="Arial" w:hAnsi="Arial"/>
+          <w:color w:val="1A1A1A"/>
+          <w:sz w:val="22"/>
+          <w:szCs w:val="22"/>
+        </w:rPr>
+        <w:t xml:space="preserve"> Querverweise (Blocker → afterIterName, Zeremonie → iterName) nutzen die </w:t>
+      </w:r>
       <w:r>
         <w:rPr>
           <w:rFonts w:ascii="Arial" w:cs="Arial" w:eastAsia="Arial" w:hAnsi="Arial"/>
           <w:b/>
           <w:bCs/>
-          <w:color w:val="003F7F"/>
-          <w:sz w:val="26"/>
-          <w:szCs w:val="26"/>
-        </w:rPr>
-        <w:t xml:space="preserve">Farbeinstellungen</w:t>
+          <w:color w:val="1A1A1A"/>
+          <w:sz w:val="22"/>
+          <w:szCs w:val="22"/>
+        </w:rPr>
+        <w:t xml:space="preserve">Namen</w:t>
+      </w:r>
+      <w:r>
+        <w:rPr>
+          <w:rFonts w:ascii="Arial" w:cs="Arial" w:eastAsia="Arial" w:hAnsi="Arial"/>
+          <w:color w:val="1A1A1A"/>
+          <w:sz w:val="22"/>
+          <w:szCs w:val="22"/>
+        </w:rPr>
+        <w:t xml:space="preserve"> der Iterationen, nicht IDs. Das ist stabiler bei manueller Excel-Bearbeitung — der RTE kann Iterationen umordnen oder umbenennen, ohne IDs jagen zu müssen.</w:t>
+      </w:r>
+    </w:p>
+    <w:p>
+      <w:pPr>
+        <w:spacing w:after="60" w:before="60"/>
+      </w:pPr>
+      <w:r>
+        <w:rPr>
+          <w:rFonts w:ascii="Arial" w:cs="Arial" w:eastAsia="Arial" w:hAnsi="Arial"/>
+          <w:b/>
+          <w:bCs/>
+          <w:color w:val="1A1A1A"/>
+          <w:sz w:val="22"/>
+          <w:szCs w:val="22"/>
+        </w:rPr>
+        <w:t xml:space="preserve">Beim Import:</w:t>
+      </w:r>
+      <w:r>
+        <w:rPr>
+          <w:rFonts w:ascii="Arial" w:cs="Arial" w:eastAsia="Arial" w:hAnsi="Arial"/>
+          <w:color w:val="1A1A1A"/>
+          <w:sz w:val="22"/>
+          <w:szCs w:val="22"/>
+        </w:rPr>
+        <w:t xml:space="preserve"> nach Datei-Wahl erscheint ein Dialog mit:</w:t>
       </w:r>
     </w:p>
     <w:p>
@@ -9920,7 +9762,7 @@
           <w:sz w:val="22"/>
           <w:szCs w:val="22"/>
         </w:rPr>
-        <w:t xml:space="preserve">Farben aller Buchungstypen anpassen</w:t>
+        <w:t xml:space="preserve">Anzahl der gelesenen PIs</w:t>
       </w:r>
     </w:p>
     <w:p>
@@ -9938,24 +9780,7 @@
           <w:sz w:val="22"/>
           <w:szCs w:val="22"/>
         </w:rPr>
-        <w:t xml:space="preserve">Color-Picker, CSV-Export/Import, Reset auf Standard</w:t>
-      </w:r>
-    </w:p>
-    <w:p>
-      <w:pPr>
-        <w:pStyle w:val="Heading3"/>
-        <w:spacing w:after="120" w:before="240"/>
-      </w:pPr>
-      <w:r>
-        <w:rPr>
-          <w:rFonts w:ascii="Arial" w:cs="Arial" w:eastAsia="Arial" w:hAnsi="Arial"/>
-          <w:b/>
-          <w:bCs/>
-          <w:color w:val="003F7F"/>
-          <w:sz w:val="26"/>
-          <w:szCs w:val="26"/>
-        </w:rPr>
-        <w:t xml:space="preserve">Backup &amp; Restore</w:t>
+        <w:t xml:space="preserve">ggf. Hinweise (z.B. ungültiger iterName, Zeremonie-Datum ausserhalb PI-Zeitraum)</w:t>
       </w:r>
     </w:p>
     <w:p>
@@ -9969,140 +9794,32 @@
       <w:r>
         <w:rPr>
           <w:rFonts w:ascii="Arial" w:cs="Arial" w:eastAsia="Arial" w:hAnsi="Arial"/>
+          <w:color w:val="1A1A1A"/>
+          <w:sz w:val="22"/>
+          <w:szCs w:val="22"/>
+        </w:rPr>
+        <w:t xml:space="preserve">Aktion: </w:t>
+      </w:r>
+      <w:r>
+        <w:rPr>
+          <w:rFonts w:ascii="Arial" w:cs="Arial" w:eastAsia="Arial" w:hAnsi="Arial"/>
           <w:b/>
           <w:bCs/>
           <w:color w:val="1A1A1A"/>
           <w:sz w:val="22"/>
           <w:szCs w:val="22"/>
         </w:rPr>
-        <w:t xml:space="preserve">Export:</w:t>
-      </w:r>
-      <w:r>
-        <w:rPr>
-          <w:rFonts w:ascii="Arial" w:cs="Arial" w:eastAsia="Arial" w:hAnsi="Arial"/>
-          <w:color w:val="1A1A1A"/>
-          <w:sz w:val="22"/>
-          <w:szCs w:val="22"/>
-        </w:rPr>
-        <w:t xml:space="preserve"> Vollständiger JSON-Export – enthält alle Daten inkl. </w:t>
-      </w:r>
-      <w:r>
-        <w:rPr>
-          <w:rFonts w:ascii="Courier New" w:cs="Courier New" w:eastAsia="Courier New" w:hAnsi="Courier New"/>
-          <w:color w:val="003F7F"/>
-          <w:sz w:val="20"/>
-          <w:szCs w:val="20"/>
-        </w:rPr>
-        <w:t xml:space="preserve">teamConfigs</w:t>
-      </w:r>
-      <w:r>
-        <w:rPr>
-          <w:rFonts w:ascii="Arial" w:cs="Arial" w:eastAsia="Arial" w:hAnsi="Arial"/>
-          <w:color w:val="1A1A1A"/>
-          <w:sz w:val="22"/>
-          <w:szCs w:val="22"/>
-        </w:rPr>
-        <w:t xml:space="preserve">, </w:t>
-      </w:r>
-      <w:r>
-        <w:rPr>
-          <w:rFonts w:ascii="Courier New" w:cs="Courier New" w:eastAsia="Courier New" w:hAnsi="Courier New"/>
-          <w:color w:val="003F7F"/>
-          <w:sz w:val="20"/>
-          <w:szCs w:val="20"/>
-        </w:rPr>
-        <w:t xml:space="preserve">globalConfig</w:t>
-      </w:r>
-      <w:r>
-        <w:rPr>
-          <w:rFonts w:ascii="Arial" w:cs="Arial" w:eastAsia="Arial" w:hAnsi="Arial"/>
-          <w:color w:val="1A1A1A"/>
-          <w:sz w:val="22"/>
-          <w:szCs w:val="22"/>
-        </w:rPr>
-        <w:t xml:space="preserve">, </w:t>
-      </w:r>
-      <w:r>
-        <w:rPr>
-          <w:rFonts w:ascii="Courier New" w:cs="Courier New" w:eastAsia="Courier New" w:hAnsi="Courier New"/>
-          <w:color w:val="003F7F"/>
-          <w:sz w:val="20"/>
-          <w:szCs w:val="20"/>
-        </w:rPr>
-        <w:t xml:space="preserve">piTeamTargets</w:t>
-      </w:r>
-      <w:r>
-        <w:rPr>
-          <w:rFonts w:ascii="Arial" w:cs="Arial" w:eastAsia="Arial" w:hAnsi="Arial"/>
-          <w:color w:val="1A1A1A"/>
-          <w:sz w:val="22"/>
-          <w:szCs w:val="22"/>
-        </w:rPr>
-        <w:t xml:space="preserve"> sowie pro PI </w:t>
-      </w:r>
-      <w:r>
-        <w:rPr>
-          <w:rFonts w:ascii="Courier New" w:cs="Courier New" w:eastAsia="Courier New" w:hAnsi="Courier New"/>
-          <w:color w:val="003F7F"/>
-          <w:sz w:val="20"/>
-          <w:szCs w:val="20"/>
-        </w:rPr>
-        <w:t xml:space="preserve">iterationWeeks</w:t>
-      </w:r>
-      <w:r>
-        <w:rPr>
-          <w:rFonts w:ascii="Arial" w:cs="Arial" w:eastAsia="Arial" w:hAnsi="Arial"/>
-          <w:color w:val="1A1A1A"/>
-          <w:sz w:val="22"/>
-          <w:szCs w:val="22"/>
-        </w:rPr>
-        <w:t xml:space="preserve">, </w:t>
-      </w:r>
-      <w:r>
-        <w:rPr>
-          <w:rFonts w:ascii="Courier New" w:cs="Courier New" w:eastAsia="Courier New" w:hAnsi="Courier New"/>
-          <w:color w:val="003F7F"/>
-          <w:sz w:val="20"/>
-          <w:szCs w:val="20"/>
-        </w:rPr>
-        <w:t xml:space="preserve">blockerWeeks</w:t>
-      </w:r>
-      <w:r>
-        <w:rPr>
-          <w:rFonts w:ascii="Arial" w:cs="Arial" w:eastAsia="Arial" w:hAnsi="Arial"/>
-          <w:color w:val="1A1A1A"/>
-          <w:sz w:val="22"/>
-          <w:szCs w:val="22"/>
-        </w:rPr>
-        <w:t xml:space="preserve">, </w:t>
-      </w:r>
-      <w:r>
-        <w:rPr>
-          <w:rFonts w:ascii="Courier New" w:cs="Courier New" w:eastAsia="Courier New" w:hAnsi="Courier New"/>
-          <w:color w:val="003F7F"/>
-          <w:sz w:val="20"/>
-          <w:szCs w:val="20"/>
-        </w:rPr>
-        <w:t xml:space="preserve">zeremonien</w:t>
-      </w:r>
-      <w:r>
-        <w:rPr>
-          <w:rFonts w:ascii="Arial" w:cs="Arial" w:eastAsia="Arial" w:hAnsi="Arial"/>
-          <w:color w:val="1A1A1A"/>
-          <w:sz w:val="22"/>
-          <w:szCs w:val="22"/>
-        </w:rPr>
-        <w:t xml:space="preserve"> (Schema 1.5).</w:t>
-      </w:r>
-    </w:p>
-    <w:p>
-      <w:pPr>
-        <w:pStyle w:val="ListParagraph"/>
-        <w:numPr>
-          <w:ilvl w:val="0"/>
-          <w:numId w:val="3"/>
-        </w:numPr>
-      </w:pPr>
+        <w:t xml:space="preserve">Anhängen</w:t>
+      </w:r>
+      <w:r>
+        <w:rPr>
+          <w:rFonts w:ascii="Arial" w:cs="Arial" w:eastAsia="Arial" w:hAnsi="Arial"/>
+          <w:color w:val="1A1A1A"/>
+          <w:sz w:val="22"/>
+          <w:szCs w:val="22"/>
+        </w:rPr>
+        <w:t xml:space="preserve"> oder </w:t>
+      </w:r>
       <w:r>
         <w:rPr>
           <w:rFonts w:ascii="Arial" w:cs="Arial" w:eastAsia="Arial" w:hAnsi="Arial"/>
@@ -10112,248 +9829,7 @@
           <w:sz w:val="22"/>
           <w:szCs w:val="22"/>
         </w:rPr>
-        <w:t xml:space="preserve">Import:</w:t>
-      </w:r>
-      <w:r>
-        <w:rPr>
-          <w:rFonts w:ascii="Arial" w:cs="Arial" w:eastAsia="Arial" w:hAnsi="Arial"/>
-          <w:color w:val="1A1A1A"/>
-          <w:sz w:val="22"/>
-          <w:szCs w:val="22"/>
-        </w:rPr>
-        <w:t xml:space="preserve"> JSON-Datei laden (überschreibt aktuelle Daten nach Bestätigung)</w:t>
-      </w:r>
-    </w:p>
-    <w:p>
-      <w:pPr>
-        <w:pStyle w:val="ListParagraph"/>
-        <w:numPr>
-          <w:ilvl w:val="0"/>
-          <w:numId w:val="3"/>
-        </w:numPr>
-      </w:pPr>
-      <w:r>
-        <w:rPr>
-          <w:rFonts w:ascii="Arial" w:cs="Arial" w:eastAsia="Arial" w:hAnsi="Arial"/>
-          <w:b/>
-          <w:bCs/>
-          <w:color w:val="1A1A1A"/>
-          <w:sz w:val="22"/>
-          <w:szCs w:val="22"/>
-        </w:rPr>
-        <w:t xml:space="preserve">Schema-Versionierung:</w:t>
-      </w:r>
-      <w:r>
-        <w:rPr>
-          <w:rFonts w:ascii="Arial" w:cs="Arial" w:eastAsia="Arial" w:hAnsi="Arial"/>
-          <w:color w:val="1A1A1A"/>
-          <w:sz w:val="22"/>
-          <w:szCs w:val="22"/>
-        </w:rPr>
-        <w:t xml:space="preserve"> </w:t>
-      </w:r>
-      <w:r>
-        <w:rPr>
-          <w:rFonts w:ascii="Courier New" w:cs="Courier New" w:eastAsia="Courier New" w:hAnsi="Courier New"/>
-          <w:color w:val="003F7F"/>
-          <w:sz w:val="20"/>
-          <w:szCs w:val="20"/>
-        </w:rPr>
-        <w:t xml:space="preserve">BACKUP_FORMAT_VERSION = 1.5</w:t>
-      </w:r>
-      <w:r>
-        <w:rPr>
-          <w:rFonts w:ascii="Arial" w:cs="Arial" w:eastAsia="Arial" w:hAnsi="Arial"/>
-          <w:color w:val="1A1A1A"/>
-          <w:sz w:val="22"/>
-          <w:szCs w:val="22"/>
-        </w:rPr>
-        <w:t xml:space="preserve"> (Feature 29). Backups im Format </w:t>
-      </w:r>
-      <w:r>
-        <w:rPr>
-          <w:rFonts w:ascii="Courier New" w:cs="Courier New" w:eastAsia="Courier New" w:hAnsi="Courier New"/>
-          <w:color w:val="003F7F"/>
-          <w:sz w:val="20"/>
-          <w:szCs w:val="20"/>
-        </w:rPr>
-        <w:t xml:space="preserve">1.0</w:t>
-      </w:r>
-      <w:r>
-        <w:rPr>
-          <w:rFonts w:ascii="Arial" w:cs="Arial" w:eastAsia="Arial" w:hAnsi="Arial"/>
-          <w:color w:val="1A1A1A"/>
-          <w:sz w:val="22"/>
-          <w:szCs w:val="22"/>
-        </w:rPr>
-        <w:t xml:space="preserve"> werden beim Import automatisch auf </w:t>
-      </w:r>
-      <w:r>
-        <w:rPr>
-          <w:rFonts w:ascii="Courier New" w:cs="Courier New" w:eastAsia="Courier New" w:hAnsi="Courier New"/>
-          <w:color w:val="003F7F"/>
-          <w:sz w:val="20"/>
-          <w:szCs w:val="20"/>
-        </w:rPr>
-        <w:t xml:space="preserve">1.5</w:t>
-      </w:r>
-      <w:r>
-        <w:rPr>
-          <w:rFonts w:ascii="Arial" w:cs="Arial" w:eastAsia="Arial" w:hAnsi="Arial"/>
-          <w:color w:val="1A1A1A"/>
-          <w:sz w:val="22"/>
-          <w:szCs w:val="22"/>
-        </w:rPr>
-        <w:t xml:space="preserve"> migriert (leere Arrays </w:t>
-      </w:r>
-      <w:r>
-        <w:rPr>
-          <w:rFonts w:ascii="Courier New" w:cs="Courier New" w:eastAsia="Courier New" w:hAnsi="Courier New"/>
-          <w:color w:val="003F7F"/>
-          <w:sz w:val="20"/>
-          <w:szCs w:val="20"/>
-        </w:rPr>
-        <w:t xml:space="preserve">blockerWeeks: []</w:t>
-      </w:r>
-      <w:r>
-        <w:rPr>
-          <w:rFonts w:ascii="Arial" w:cs="Arial" w:eastAsia="Arial" w:hAnsi="Arial"/>
-          <w:color w:val="1A1A1A"/>
-          <w:sz w:val="22"/>
-          <w:szCs w:val="22"/>
-        </w:rPr>
-        <w:t xml:space="preserve"> und </w:t>
-      </w:r>
-      <w:r>
-        <w:rPr>
-          <w:rFonts w:ascii="Courier New" w:cs="Courier New" w:eastAsia="Courier New" w:hAnsi="Courier New"/>
-          <w:color w:val="003F7F"/>
-          <w:sz w:val="20"/>
-          <w:szCs w:val="20"/>
-        </w:rPr>
-        <w:t xml:space="preserve">zeremonien: []</w:t>
-      </w:r>
-      <w:r>
-        <w:rPr>
-          <w:rFonts w:ascii="Arial" w:cs="Arial" w:eastAsia="Arial" w:hAnsi="Arial"/>
-          <w:color w:val="1A1A1A"/>
-          <w:sz w:val="22"/>
-          <w:szCs w:val="22"/>
-        </w:rPr>
-        <w:t xml:space="preserve"> werden ergänzt). Beim ersten Migrationslauf wird das ARTFlow-Demo-PI «PI26-2» einmalig entfernt — neu angelegte PIs mit demselben Namen bleiben erhalten.</w:t>
-      </w:r>
-    </w:p>
-    <w:p>
-      <w:pPr>
-        <w:pStyle w:val="ListParagraph"/>
-        <w:numPr>
-          <w:ilvl w:val="0"/>
-          <w:numId w:val="3"/>
-        </w:numPr>
-      </w:pPr>
-      <w:r>
-        <w:rPr>
-          <w:rFonts w:ascii="Arial" w:cs="Arial" w:eastAsia="Arial" w:hAnsi="Arial"/>
-          <w:b/>
-          <w:bCs/>
-          <w:color w:val="1A1A1A"/>
-          <w:sz w:val="22"/>
-          <w:szCs w:val="22"/>
-        </w:rPr>
-        <w:t xml:space="preserve">Rückwärtskompatibel:</w:t>
-      </w:r>
-      <w:r>
-        <w:rPr>
-          <w:rFonts w:ascii="Arial" w:cs="Arial" w:eastAsia="Arial" w:hAnsi="Arial"/>
-          <w:color w:val="1A1A1A"/>
-          <w:sz w:val="22"/>
-          <w:szCs w:val="22"/>
-        </w:rPr>
-        <w:t xml:space="preserve"> Ältere Backups laden korrekt mit Default-Werten</w:t>
-      </w:r>
-    </w:p>
-    <w:p>
-      <w:pPr>
-        <w:pBdr>
-          <w:bottom w:val="single" w:color="003F7F" w:sz="6" w:space="1"/>
-        </w:pBdr>
-        <w:spacing w:after="120" w:before="120"/>
-      </w:pPr>
-      <w:r>
-        <w:t xml:space="preserve"/>
-      </w:r>
-    </w:p>
-    <w:p>
-      <w:pPr>
-        <w:pStyle w:val="Heading2"/>
-        <w:spacing w:after="120" w:before="240"/>
-      </w:pPr>
-      <w:r>
-        <w:rPr>
-          <w:rFonts w:ascii="Arial" w:cs="Arial" w:eastAsia="Arial" w:hAnsi="Arial"/>
-          <w:b/>
-          <w:bCs/>
-          <w:color w:val="003F7F"/>
-          <w:sz w:val="30"/>
-          <w:szCs w:val="30"/>
-        </w:rPr>
-        <w:t xml:space="preserve">7. Admin-Bereich</w:t>
-      </w:r>
-    </w:p>
-    <w:p>
-      <w:pPr>
-        <w:spacing w:after="60" w:before="60"/>
-      </w:pPr>
-      <w:r>
-        <w:rPr>
-          <w:rFonts w:ascii="Arial" w:cs="Arial" w:eastAsia="Arial" w:hAnsi="Arial"/>
-          <w:b/>
-          <w:bCs/>
-          <w:color w:val="1A1A1A"/>
-          <w:sz w:val="22"/>
-          <w:szCs w:val="22"/>
-        </w:rPr>
-        <w:t xml:space="preserve">Zugang:</w:t>
-      </w:r>
-      <w:r>
-        <w:rPr>
-          <w:rFonts w:ascii="Arial" w:cs="Arial" w:eastAsia="Arial" w:hAnsi="Arial"/>
-          <w:color w:val="1A1A1A"/>
-          <w:sz w:val="22"/>
-          <w:szCs w:val="22"/>
-        </w:rPr>
-        <w:t xml:space="preserve"> Tab «Admin» → 6-stelliger Admin-Code eingeben → Bestätigen</w:t>
-      </w:r>
-    </w:p>
-    <w:p>
-      <w:pPr>
-        <w:spacing w:after="60" w:before="60"/>
-      </w:pPr>
-      <w:r>
-        <w:rPr>
-          <w:rFonts w:ascii="Arial" w:cs="Arial" w:eastAsia="Arial" w:hAnsi="Arial"/>
-          <w:color w:val="1A1A1A"/>
-          <w:sz w:val="22"/>
-          <w:szCs w:val="22"/>
-        </w:rPr>
-        <w:t xml:space="preserve">Der Admin-Bereich ist durch einen OTP-Style Code-Dialog geschützt. Der eingegebene Code wird für 15 Minuten im Browser zwischengespeichert (kein erneuter Login nötig bei Tab-Wechsel innerhalb dieser Zeit).</w:t>
-      </w:r>
-    </w:p>
-    <w:p>
-      <w:pPr>
-        <w:pStyle w:val="Heading3"/>
-        <w:spacing w:after="120" w:before="240"/>
-      </w:pPr>
-      <w:r>
-        <w:rPr>
-          <w:rFonts w:ascii="Arial" w:cs="Arial" w:eastAsia="Arial" w:hAnsi="Arial"/>
-          <w:b/>
-          <w:bCs/>
-          <w:color w:val="003F7F"/>
-          <w:sz w:val="26"/>
-          <w:szCs w:val="26"/>
-        </w:rPr>
-        <w:t xml:space="preserve">Zugang und Navigation</w:t>
+        <w:t xml:space="preserve">Überschreiben</w:t>
       </w:r>
     </w:p>
     <w:tbl>
@@ -10431,7 +9907,7 @@
                 <w:sz w:val="20"/>
                 <w:szCs w:val="20"/>
               </w:rPr>
-              <w:t xml:space="preserve">Beschreibung</w:t>
+              <w:t xml:space="preserve">Verhalten</w:t>
             </w:r>
           </w:p>
         </w:tc>
@@ -10463,7 +9939,7 @@
                 <w:sz w:val="22"/>
                 <w:szCs w:val="22"/>
               </w:rPr>
-              <w:t xml:space="preserve">Bestätigen</w:t>
+              <w:t xml:space="preserve">Anhängen</w:t>
             </w:r>
           </w:p>
         </w:tc>
@@ -10491,7 +9967,7 @@
                 <w:sz w:val="22"/>
                 <w:szCs w:val="22"/>
               </w:rPr>
-              <w:t xml:space="preserve">Code prüfen – bei Erfolg wird der Admin-Bereich geöffnet</w:t>
+              <w:t xml:space="preserve">Importierte PIs werden ergänzt. Bricht ab, wenn ein PI-Name bereits existiert (Duplikat-Schutz).</w:t>
             </w:r>
           </w:p>
         </w:tc>
@@ -10523,7 +9999,7 @@
                 <w:sz w:val="22"/>
                 <w:szCs w:val="22"/>
               </w:rPr>
-              <w:t xml:space="preserve">Abbrechen</w:t>
+              <w:t xml:space="preserve">Überschreiben</w:t>
             </w:r>
           </w:p>
         </w:tc>
@@ -10551,7 +10027,7 @@
                 <w:sz w:val="22"/>
                 <w:szCs w:val="22"/>
               </w:rPr>
-              <w:t xml:space="preserve">sessionStorage-Code sofort löschen, Dialog schliessen und zurück zum Planung-Tab navigieren</w:t>
+              <w:t xml:space="preserve">PIs gleichen Namens werden ersetzt. Andere bestehende PIs bleiben unangetastet. Iterationen, Blocker und Zeremonien des überschriebenen PIs gehen verloren.</w:t>
             </w:r>
           </w:p>
         </w:tc>
@@ -10559,11 +10035,7 @@
     </w:tbl>
     <w:p>
       <w:pPr>
-        <w:pBdr>
-          <w:left w:val="single" w:color="003F7F" w:sz="16" w:space="12"/>
-        </w:pBdr>
-        <w:spacing w:after="120" w:before="120"/>
-        <w:ind w:left="360"/>
+        <w:spacing w:after="60" w:before="60"/>
       </w:pPr>
       <w:r>
         <w:rPr>
@@ -10574,16 +10046,372 @@
           <w:sz w:val="22"/>
           <w:szCs w:val="22"/>
         </w:rPr>
-        <w:t xml:space="preserve">Hinweis:</w:t>
-      </w:r>
-      <w:r>
-        <w:rPr>
-          <w:rFonts w:ascii="Arial" w:cs="Arial" w:eastAsia="Arial" w:hAnsi="Arial"/>
-          <w:color w:val="1A1A1A"/>
-          <w:sz w:val="22"/>
-          <w:szCs w:val="22"/>
-        </w:rPr>
-        <w:t xml:space="preserve"> «Abbrechen» löscht den zwischengespeicherten Code sofort. Beim nächsten Öffnen des Admin-Tabs erscheint immer das leere Code-Eingabeformular — kein Auto-Login. Beim Train-Wechsel wird der Admin-Code-Cache ebenfalls automatisch geleert.</w:t>
+        <w:t xml:space="preserve">Validierungen beim Import:</w:t>
+      </w:r>
+    </w:p>
+    <w:p>
+      <w:pPr>
+        <w:pStyle w:val="ListParagraph"/>
+        <w:numPr>
+          <w:ilvl w:val="0"/>
+          <w:numId w:val="3"/>
+        </w:numPr>
+      </w:pPr>
+      <w:r>
+        <w:rPr>
+          <w:rFonts w:ascii="Arial" w:cs="Arial" w:eastAsia="Arial" w:hAnsi="Arial"/>
+          <w:color w:val="1A1A1A"/>
+          <w:sz w:val="22"/>
+          <w:szCs w:val="22"/>
+        </w:rPr>
+        <w:t xml:space="preserve">Sheet «PIs» muss vorhanden sein</w:t>
+      </w:r>
+    </w:p>
+    <w:p>
+      <w:pPr>
+        <w:pStyle w:val="ListParagraph"/>
+        <w:numPr>
+          <w:ilvl w:val="0"/>
+          <w:numId w:val="3"/>
+        </w:numPr>
+      </w:pPr>
+      <w:r>
+        <w:rPr>
+          <w:rFonts w:ascii="Arial" w:cs="Arial" w:eastAsia="Arial" w:hAnsi="Arial"/>
+          <w:color w:val="1A1A1A"/>
+          <w:sz w:val="22"/>
+          <w:szCs w:val="22"/>
+        </w:rPr>
+        <w:t xml:space="preserve">PI-Name eindeutig im Sheet</w:t>
+      </w:r>
+    </w:p>
+    <w:p>
+      <w:pPr>
+        <w:pStyle w:val="ListParagraph"/>
+        <w:numPr>
+          <w:ilvl w:val="0"/>
+          <w:numId w:val="3"/>
+        </w:numPr>
+      </w:pPr>
+      <w:r>
+        <w:rPr>
+          <w:rFonts w:ascii="Arial" w:cs="Arial" w:eastAsia="Arial" w:hAnsi="Arial"/>
+          <w:color w:val="1A1A1A"/>
+          <w:sz w:val="22"/>
+          <w:szCs w:val="22"/>
+        </w:rPr>
+        <w:t xml:space="preserve">Datumsformat YYYY-MM-DD</w:t>
+      </w:r>
+    </w:p>
+    <w:p>
+      <w:pPr>
+        <w:pStyle w:val="ListParagraph"/>
+        <w:numPr>
+          <w:ilvl w:val="0"/>
+          <w:numId w:val="3"/>
+        </w:numPr>
+      </w:pPr>
+      <w:r>
+        <w:rPr>
+          <w:rFonts w:ascii="Courier New" w:cs="Courier New" w:eastAsia="Courier New" w:hAnsi="Courier New"/>
+          <w:color w:val="003F7F"/>
+          <w:sz w:val="20"/>
+          <w:szCs w:val="20"/>
+        </w:rPr>
+        <w:t xml:space="preserve">iterationWeeks</w:t>
+      </w:r>
+      <w:r>
+        <w:rPr>
+          <w:rFonts w:ascii="Arial" w:cs="Arial" w:eastAsia="Arial" w:hAnsi="Arial"/>
+          <w:color w:val="1A1A1A"/>
+          <w:sz w:val="22"/>
+          <w:szCs w:val="22"/>
+        </w:rPr>
+        <w:t xml:space="preserve"> 1–6 (wenn gesetzt), </w:t>
+      </w:r>
+      <w:r>
+        <w:rPr>
+          <w:rFonts w:ascii="Courier New" w:cs="Courier New" w:eastAsia="Courier New" w:hAnsi="Courier New"/>
+          <w:color w:val="003F7F"/>
+          <w:sz w:val="20"/>
+          <w:szCs w:val="20"/>
+        </w:rPr>
+        <w:t xml:space="preserve">weeks</w:t>
+      </w:r>
+      <w:r>
+        <w:rPr>
+          <w:rFonts w:ascii="Arial" w:cs="Arial" w:eastAsia="Arial" w:hAnsi="Arial"/>
+          <w:color w:val="1A1A1A"/>
+          <w:sz w:val="22"/>
+          <w:szCs w:val="22"/>
+        </w:rPr>
+        <w:t xml:space="preserve"> (Blocker) 1–12, </w:t>
+      </w:r>
+      <w:r>
+        <w:rPr>
+          <w:rFonts w:ascii="Courier New" w:cs="Courier New" w:eastAsia="Courier New" w:hAnsi="Courier New"/>
+          <w:color w:val="003F7F"/>
+          <w:sz w:val="20"/>
+          <w:szCs w:val="20"/>
+        </w:rPr>
+        <w:t xml:space="preserve">durationMinutes</w:t>
+      </w:r>
+      <w:r>
+        <w:rPr>
+          <w:rFonts w:ascii="Arial" w:cs="Arial" w:eastAsia="Arial" w:hAnsi="Arial"/>
+          <w:color w:val="1A1A1A"/>
+          <w:sz w:val="22"/>
+          <w:szCs w:val="22"/>
+        </w:rPr>
+        <w:t xml:space="preserve"> 1–2880</w:t>
+      </w:r>
+    </w:p>
+    <w:p>
+      <w:pPr>
+        <w:pStyle w:val="ListParagraph"/>
+        <w:numPr>
+          <w:ilvl w:val="0"/>
+          <w:numId w:val="3"/>
+        </w:numPr>
+      </w:pPr>
+      <w:r>
+        <w:rPr>
+          <w:rFonts w:ascii="Courier New" w:cs="Courier New" w:eastAsia="Courier New" w:hAnsi="Courier New"/>
+          <w:color w:val="003F7F"/>
+          <w:sz w:val="20"/>
+          <w:szCs w:val="20"/>
+        </w:rPr>
+        <w:t xml:space="preserve">type</w:t>
+      </w:r>
+      <w:r>
+        <w:rPr>
+          <w:rFonts w:ascii="Arial" w:cs="Arial" w:eastAsia="Arial" w:hAnsi="Arial"/>
+          <w:color w:val="1A1A1A"/>
+          <w:sz w:val="22"/>
+          <w:szCs w:val="22"/>
+        </w:rPr>
+        <w:t xml:space="preserve"> (Zeremonien) aus erlaubter Liste (</w:t>
+      </w:r>
+      <w:r>
+        <w:rPr>
+          <w:rFonts w:ascii="Courier New" w:cs="Courier New" w:eastAsia="Courier New" w:hAnsi="Courier New"/>
+          <w:color w:val="003F7F"/>
+          <w:sz w:val="20"/>
+          <w:szCs w:val="20"/>
+        </w:rPr>
+        <w:t xml:space="preserve">PI_PLANNING</w:t>
+      </w:r>
+      <w:r>
+        <w:rPr>
+          <w:rFonts w:ascii="Arial" w:cs="Arial" w:eastAsia="Arial" w:hAnsi="Arial"/>
+          <w:color w:val="1A1A1A"/>
+          <w:sz w:val="22"/>
+          <w:szCs w:val="22"/>
+        </w:rPr>
+        <w:t xml:space="preserve">, </w:t>
+      </w:r>
+      <w:r>
+        <w:rPr>
+          <w:rFonts w:ascii="Courier New" w:cs="Courier New" w:eastAsia="Courier New" w:hAnsi="Courier New"/>
+          <w:color w:val="003F7F"/>
+          <w:sz w:val="20"/>
+          <w:szCs w:val="20"/>
+        </w:rPr>
+        <w:t xml:space="preserve">DRAFT_PLAN_REVIEW</w:t>
+      </w:r>
+      <w:r>
+        <w:rPr>
+          <w:rFonts w:ascii="Arial" w:cs="Arial" w:eastAsia="Arial" w:hAnsi="Arial"/>
+          <w:color w:val="1A1A1A"/>
+          <w:sz w:val="22"/>
+          <w:szCs w:val="22"/>
+        </w:rPr>
+        <w:t xml:space="preserve">, …)</w:t>
+      </w:r>
+    </w:p>
+    <w:p>
+      <w:pPr>
+        <w:pStyle w:val="ListParagraph"/>
+        <w:numPr>
+          <w:ilvl w:val="0"/>
+          <w:numId w:val="3"/>
+        </w:numPr>
+      </w:pPr>
+      <w:r>
+        <w:rPr>
+          <w:rFonts w:ascii="Arial" w:cs="Arial" w:eastAsia="Arial" w:hAnsi="Arial"/>
+          <w:color w:val="1A1A1A"/>
+          <w:sz w:val="22"/>
+          <w:szCs w:val="22"/>
+        </w:rPr>
+        <w:t xml:space="preserve">Querverweis-Integrität: </w:t>
+      </w:r>
+      <w:r>
+        <w:rPr>
+          <w:rFonts w:ascii="Courier New" w:cs="Courier New" w:eastAsia="Courier New" w:hAnsi="Courier New"/>
+          <w:color w:val="003F7F"/>
+          <w:sz w:val="20"/>
+          <w:szCs w:val="20"/>
+        </w:rPr>
+        <w:t xml:space="preserve">piName</w:t>
+      </w:r>
+      <w:r>
+        <w:rPr>
+          <w:rFonts w:ascii="Arial" w:cs="Arial" w:eastAsia="Arial" w:hAnsi="Arial"/>
+          <w:color w:val="1A1A1A"/>
+          <w:sz w:val="22"/>
+          <w:szCs w:val="22"/>
+        </w:rPr>
+        <w:t xml:space="preserve"> muss im Sheet «PIs» existieren, </w:t>
+      </w:r>
+      <w:r>
+        <w:rPr>
+          <w:rFonts w:ascii="Courier New" w:cs="Courier New" w:eastAsia="Courier New" w:hAnsi="Courier New"/>
+          <w:color w:val="003F7F"/>
+          <w:sz w:val="20"/>
+          <w:szCs w:val="20"/>
+        </w:rPr>
+        <w:t xml:space="preserve">afterIterName</w:t>
+      </w:r>
+      <w:r>
+        <w:rPr>
+          <w:rFonts w:ascii="Arial" w:cs="Arial" w:eastAsia="Arial" w:hAnsi="Arial"/>
+          <w:color w:val="1A1A1A"/>
+          <w:sz w:val="22"/>
+          <w:szCs w:val="22"/>
+        </w:rPr>
+        <w:t xml:space="preserve">/</w:t>
+      </w:r>
+      <w:r>
+        <w:rPr>
+          <w:rFonts w:ascii="Courier New" w:cs="Courier New" w:eastAsia="Courier New" w:hAnsi="Courier New"/>
+          <w:color w:val="003F7F"/>
+          <w:sz w:val="20"/>
+          <w:szCs w:val="20"/>
+        </w:rPr>
+        <w:t xml:space="preserve">iterName</w:t>
+      </w:r>
+      <w:r>
+        <w:rPr>
+          <w:rFonts w:ascii="Arial" w:cs="Arial" w:eastAsia="Arial" w:hAnsi="Arial"/>
+          <w:color w:val="1A1A1A"/>
+          <w:sz w:val="22"/>
+          <w:szCs w:val="22"/>
+        </w:rPr>
+        <w:t xml:space="preserve"> muss im jeweiligen PI vorkommen</w:t>
+      </w:r>
+    </w:p>
+    <w:p>
+      <w:pPr>
+        <w:spacing w:after="60" w:before="60"/>
+      </w:pPr>
+      <w:r>
+        <w:rPr>
+          <w:rFonts w:ascii="Arial" w:cs="Arial" w:eastAsia="Arial" w:hAnsi="Arial"/>
+          <w:b/>
+          <w:bCs/>
+          <w:color w:val="1A1A1A"/>
+          <w:sz w:val="22"/>
+          <w:szCs w:val="22"/>
+        </w:rPr>
+        <w:t xml:space="preserve">Round-Trip-Sicherheit Excel:</w:t>
+      </w:r>
+    </w:p>
+    <w:p>
+      <w:pPr>
+        <w:pStyle w:val="ListParagraph"/>
+        <w:numPr>
+          <w:ilvl w:val="0"/>
+          <w:numId w:val="3"/>
+        </w:numPr>
+      </w:pPr>
+      <w:r>
+        <w:rPr>
+          <w:rFonts w:ascii="Arial" w:cs="Arial" w:eastAsia="Arial" w:hAnsi="Arial"/>
+          <w:color w:val="1A1A1A"/>
+          <w:sz w:val="22"/>
+          <w:szCs w:val="22"/>
+        </w:rPr>
+        <w:t xml:space="preserve">Excel-Export → Excel-Import (Modus «Überschreiben»): vollständig — alle 4 Entity-Typen und ihre Querverweise erhalten</w:t>
+      </w:r>
+    </w:p>
+    <w:p>
+      <w:pPr>
+        <w:pStyle w:val="ListParagraph"/>
+        <w:numPr>
+          <w:ilvl w:val="0"/>
+          <w:numId w:val="3"/>
+        </w:numPr>
+      </w:pPr>
+      <w:r>
+        <w:rPr>
+          <w:rFonts w:ascii="Arial" w:cs="Arial" w:eastAsia="Arial" w:hAnsi="Arial"/>
+          <w:color w:val="1A1A1A"/>
+          <w:sz w:val="22"/>
+          <w:szCs w:val="22"/>
+        </w:rPr>
+        <w:t xml:space="preserve">Iterationen behalten ihre Namen (I1, I2, …), bekommen aber neue UUIDs (alte Allocations bleiben erhalten, weil Allocations am Mitarbeiter pro Datum hängen, nicht an Iter-IDs)</w:t>
+      </w:r>
+    </w:p>
+    <w:p>
+      <w:pPr>
+        <w:pStyle w:val="ListParagraph"/>
+        <w:numPr>
+          <w:ilvl w:val="0"/>
+          <w:numId w:val="3"/>
+        </w:numPr>
+      </w:pPr>
+      <w:r>
+        <w:rPr>
+          <w:rFonts w:ascii="Arial" w:cs="Arial" w:eastAsia="Arial" w:hAnsi="Arial"/>
+          <w:color w:val="1A1A1A"/>
+          <w:sz w:val="22"/>
+          <w:szCs w:val="22"/>
+        </w:rPr>
+        <w:t xml:space="preserve">Zeremonien werden anhand des </w:t>
+      </w:r>
+      <w:r>
+        <w:rPr>
+          <w:rFonts w:ascii="Courier New" w:cs="Courier New" w:eastAsia="Courier New" w:hAnsi="Courier New"/>
+          <w:color w:val="003F7F"/>
+          <w:sz w:val="20"/>
+          <w:szCs w:val="20"/>
+        </w:rPr>
+        <w:t xml:space="preserve">iterName</w:t>
+      </w:r>
+      <w:r>
+        <w:rPr>
+          <w:rFonts w:ascii="Arial" w:cs="Arial" w:eastAsia="Arial" w:hAnsi="Arial"/>
+          <w:color w:val="1A1A1A"/>
+          <w:sz w:val="22"/>
+          <w:szCs w:val="22"/>
+        </w:rPr>
+        <w:t xml:space="preserve"> neu mit der Iteration verknüpft</w:t>
+      </w:r>
+    </w:p>
+    <w:p>
+      <w:pPr>
+        <w:spacing w:after="60" w:before="60"/>
+      </w:pPr>
+      <w:r>
+        <w:rPr>
+          <w:rFonts w:ascii="Arial" w:cs="Arial" w:eastAsia="Arial" w:hAnsi="Arial"/>
+          <w:b/>
+          <w:bCs/>
+          <w:color w:val="1A1A1A"/>
+          <w:sz w:val="22"/>
+          <w:szCs w:val="22"/>
+        </w:rPr>
+        <w:t xml:space="preserve">Ein vollständiges Backup aller App-Daten</w:t>
+      </w:r>
+      <w:r>
+        <w:rPr>
+          <w:rFonts w:ascii="Arial" w:cs="Arial" w:eastAsia="Arial" w:hAnsi="Arial"/>
+          <w:color w:val="1A1A1A"/>
+          <w:sz w:val="22"/>
+          <w:szCs w:val="22"/>
+        </w:rPr>
+        <w:t xml:space="preserve"> (inklusive Mitarbeiter, Buchungen, Feiertage, etc.) erfolgt weiterhin via JSON-Backup (Einstellungen → Backup &amp; Restore). Excel-Workbook ist auf PI-Planung fokussiert.</w:t>
       </w:r>
     </w:p>
     <w:p>
@@ -10600,7 +10428,60 @@
           <w:sz w:val="26"/>
           <w:szCs w:val="26"/>
         </w:rPr>
-        <w:t xml:space="preserve">Aktueller Train</w:t>
+        <w:t xml:space="preserve">Feiertage / Schulferien / Blocker</w:t>
+      </w:r>
+    </w:p>
+    <w:p>
+      <w:pPr>
+        <w:pStyle w:val="ListParagraph"/>
+        <w:numPr>
+          <w:ilvl w:val="0"/>
+          <w:numId w:val="3"/>
+        </w:numPr>
+      </w:pPr>
+      <w:r>
+        <w:rPr>
+          <w:rFonts w:ascii="Arial" w:cs="Arial" w:eastAsia="Arial" w:hAnsi="Arial"/>
+          <w:color w:val="1A1A1A"/>
+          <w:sz w:val="22"/>
+          <w:szCs w:val="22"/>
+        </w:rPr>
+        <w:t xml:space="preserve">Je eigene Liste im Settings-Tab</w:t>
+      </w:r>
+    </w:p>
+    <w:p>
+      <w:pPr>
+        <w:pStyle w:val="ListParagraph"/>
+        <w:numPr>
+          <w:ilvl w:val="0"/>
+          <w:numId w:val="3"/>
+        </w:numPr>
+      </w:pPr>
+      <w:r>
+        <w:rPr>
+          <w:rFonts w:ascii="Arial" w:cs="Arial" w:eastAsia="Arial" w:hAnsi="Arial"/>
+          <w:color w:val="1A1A1A"/>
+          <w:sz w:val="22"/>
+          <w:szCs w:val="22"/>
+        </w:rPr>
+        <w:t xml:space="preserve">CSV-Import/Export</w:t>
+      </w:r>
+    </w:p>
+    <w:p>
+      <w:pPr>
+        <w:pStyle w:val="Heading3"/>
+        <w:spacing w:after="120" w:before="240"/>
+      </w:pPr>
+      <w:r>
+        <w:rPr>
+          <w:rFonts w:ascii="Arial" w:cs="Arial" w:eastAsia="Arial" w:hAnsi="Arial"/>
+          <w:b/>
+          <w:bCs/>
+          <w:color w:val="003F7F"/>
+          <w:sz w:val="26"/>
+          <w:szCs w:val="26"/>
+        </w:rPr>
+        <w:t xml:space="preserve">Team-Konfiguration</w:t>
       </w:r>
     </w:p>
     <w:p>
@@ -10610,11 +10491,423 @@
       <w:r>
         <w:rPr>
           <w:rFonts w:ascii="Arial" w:cs="Arial" w:eastAsia="Arial" w:hAnsi="Arial"/>
-          <w:color w:val="1A1A1A"/>
-          <w:sz w:val="22"/>
-          <w:szCs w:val="22"/>
-        </w:rPr>
-        <w:t xml:space="preserve">Zeigt ID, Name und Erstellungsdatum des aktiven Trains. Der Train-Name kann direkt umbenannt werden:</w:t>
+          <w:b/>
+          <w:bCs/>
+          <w:color w:val="1A1A1A"/>
+          <w:sz w:val="22"/>
+          <w:szCs w:val="22"/>
+        </w:rPr>
+        <w:t xml:space="preserve">Pfad:</w:t>
+      </w:r>
+      <w:r>
+        <w:rPr>
+          <w:rFonts w:ascii="Arial" w:cs="Arial" w:eastAsia="Arial" w:hAnsi="Arial"/>
+          <w:color w:val="1A1A1A"/>
+          <w:sz w:val="22"/>
+          <w:szCs w:val="22"/>
+        </w:rPr>
+        <w:t xml:space="preserve"> Einstellungen → Team-Konfiguration</w:t>
+      </w:r>
+    </w:p>
+    <w:p>
+      <w:pPr>
+        <w:spacing w:after="60" w:before="60"/>
+      </w:pPr>
+      <w:r>
+        <w:rPr>
+          <w:rFonts w:ascii="Arial" w:cs="Arial" w:eastAsia="Arial" w:hAnsi="Arial"/>
+          <w:color w:val="1A1A1A"/>
+          <w:sz w:val="22"/>
+          <w:szCs w:val="22"/>
+        </w:rPr>
+        <w:t xml:space="preserve">Konfiguriert Mindestbesetzung und Kapazitätsparameter pro Team. Einzige aktive Quelle der Wahrheit für Pikett/Betrieb-Lücken und SP-Berechnungen.</w:t>
+      </w:r>
+    </w:p>
+    <w:tbl>
+      <w:tblPr>
+        <w:tblW w:type="dxa" w:w="9360"/>
+        <w:tblBorders>
+          <w:top w:val="single" w:color="auto" w:sz="4"/>
+          <w:left w:val="single" w:color="auto" w:sz="4"/>
+          <w:bottom w:val="single" w:color="auto" w:sz="4"/>
+          <w:right w:val="single" w:color="auto" w:sz="4"/>
+          <w:insideH w:val="single" w:color="auto" w:sz="4"/>
+          <w:insideV w:val="single" w:color="auto" w:sz="4"/>
+        </w:tblBorders>
+      </w:tblPr>
+      <w:tblGrid>
+        <w:gridCol w:w="4680"/>
+        <w:gridCol w:w="4680"/>
+      </w:tblGrid>
+      <w:tr>
+        <w:tc>
+          <w:tcPr>
+            <w:tcW w:type="dxa" w:w="4680"/>
+            <w:tcBorders>
+              <w:top w:val="single" w:color="CCCCCC" w:sz="1"/>
+              <w:left w:val="single" w:color="CCCCCC" w:sz="1"/>
+              <w:bottom w:val="single" w:color="CCCCCC" w:sz="1"/>
+              <w:right w:val="single" w:color="CCCCCC" w:sz="1"/>
+            </w:tcBorders>
+            <w:shd w:fill="003F7F" w:val="clear"/>
+            <w:tcMar>
+              <w:top w:type="dxa" w:w="80"/>
+              <w:left w:type="dxa" w:w="120"/>
+              <w:bottom w:type="dxa" w:w="80"/>
+              <w:right w:type="dxa" w:w="120"/>
+            </w:tcMar>
+          </w:tcPr>
+          <w:p>
+            <w:r>
+              <w:rPr>
+                <w:rFonts w:ascii="Arial" w:cs="Arial" w:eastAsia="Arial" w:hAnsi="Arial"/>
+                <w:b/>
+                <w:bCs/>
+                <w:color w:val="FFFFFF"/>
+                <w:sz w:val="20"/>
+                <w:szCs w:val="20"/>
+              </w:rPr>
+              <w:t xml:space="preserve">Spalte</w:t>
+            </w:r>
+          </w:p>
+        </w:tc>
+        <w:tc>
+          <w:tcPr>
+            <w:tcW w:type="dxa" w:w="4680"/>
+            <w:tcBorders>
+              <w:top w:val="single" w:color="CCCCCC" w:sz="1"/>
+              <w:left w:val="single" w:color="CCCCCC" w:sz="1"/>
+              <w:bottom w:val="single" w:color="CCCCCC" w:sz="1"/>
+              <w:right w:val="single" w:color="CCCCCC" w:sz="1"/>
+            </w:tcBorders>
+            <w:shd w:fill="003F7F" w:val="clear"/>
+            <w:tcMar>
+              <w:top w:type="dxa" w:w="80"/>
+              <w:left w:type="dxa" w:w="120"/>
+              <w:bottom w:type="dxa" w:w="80"/>
+              <w:right w:type="dxa" w:w="120"/>
+            </w:tcMar>
+          </w:tcPr>
+          <w:p>
+            <w:r>
+              <w:rPr>
+                <w:rFonts w:ascii="Arial" w:cs="Arial" w:eastAsia="Arial" w:hAnsi="Arial"/>
+                <w:b/>
+                <w:bCs/>
+                <w:color w:val="FFFFFF"/>
+                <w:sz w:val="20"/>
+                <w:szCs w:val="20"/>
+              </w:rPr>
+              <w:t xml:space="preserve">Beschreibung</w:t>
+            </w:r>
+          </w:p>
+        </w:tc>
+      </w:tr>
+      <w:tr>
+        <w:tc>
+          <w:tcPr>
+            <w:tcW w:type="dxa" w:w="4680"/>
+            <w:tcBorders>
+              <w:top w:val="single" w:color="CCCCCC" w:sz="1"/>
+              <w:left w:val="single" w:color="CCCCCC" w:sz="1"/>
+              <w:bottom w:val="single" w:color="CCCCCC" w:sz="1"/>
+              <w:right w:val="single" w:color="CCCCCC" w:sz="1"/>
+            </w:tcBorders>
+            <w:tcMar>
+              <w:top w:type="dxa" w:w="80"/>
+              <w:left w:type="dxa" w:w="120"/>
+              <w:bottom w:type="dxa" w:w="80"/>
+              <w:right w:type="dxa" w:w="120"/>
+            </w:tcMar>
+          </w:tcPr>
+          <w:p>
+            <w:r>
+              <w:rPr>
+                <w:rFonts w:ascii="Arial" w:cs="Arial" w:eastAsia="Arial" w:hAnsi="Arial"/>
+                <w:color w:val="1A1A1A"/>
+                <w:sz w:val="22"/>
+                <w:szCs w:val="22"/>
+              </w:rPr>
+              <w:t xml:space="preserve">Team</w:t>
+            </w:r>
+          </w:p>
+        </w:tc>
+        <w:tc>
+          <w:tcPr>
+            <w:tcW w:type="dxa" w:w="4680"/>
+            <w:tcBorders>
+              <w:top w:val="single" w:color="CCCCCC" w:sz="1"/>
+              <w:left w:val="single" w:color="CCCCCC" w:sz="1"/>
+              <w:bottom w:val="single" w:color="CCCCCC" w:sz="1"/>
+              <w:right w:val="single" w:color="CCCCCC" w:sz="1"/>
+            </w:tcBorders>
+            <w:tcMar>
+              <w:top w:type="dxa" w:w="80"/>
+              <w:left w:type="dxa" w:w="120"/>
+              <w:bottom w:type="dxa" w:w="80"/>
+              <w:right w:type="dxa" w:w="120"/>
+            </w:tcMar>
+          </w:tcPr>
+          <w:p>
+            <w:r>
+              <w:rPr>
+                <w:rFonts w:ascii="Arial" w:cs="Arial" w:eastAsia="Arial" w:hAnsi="Arial"/>
+                <w:color w:val="1A1A1A"/>
+                <w:sz w:val="22"/>
+                <w:szCs w:val="22"/>
+              </w:rPr>
+              <w:t xml:space="preserve">Aus Mitarbeiterstamm abgeleitet – read-only</w:t>
+            </w:r>
+          </w:p>
+        </w:tc>
+      </w:tr>
+      <w:tr>
+        <w:tc>
+          <w:tcPr>
+            <w:tcW w:type="dxa" w:w="4680"/>
+            <w:tcBorders>
+              <w:top w:val="single" w:color="CCCCCC" w:sz="1"/>
+              <w:left w:val="single" w:color="CCCCCC" w:sz="1"/>
+              <w:bottom w:val="single" w:color="CCCCCC" w:sz="1"/>
+              <w:right w:val="single" w:color="CCCCCC" w:sz="1"/>
+            </w:tcBorders>
+            <w:tcMar>
+              <w:top w:type="dxa" w:w="80"/>
+              <w:left w:type="dxa" w:w="120"/>
+              <w:bottom w:type="dxa" w:w="80"/>
+              <w:right w:type="dxa" w:w="120"/>
+            </w:tcMar>
+          </w:tcPr>
+          <w:p>
+            <w:r>
+              <w:rPr>
+                <w:rFonts w:ascii="Arial" w:cs="Arial" w:eastAsia="Arial" w:hAnsi="Arial"/>
+                <w:color w:val="1A1A1A"/>
+                <w:sz w:val="22"/>
+                <w:szCs w:val="22"/>
+              </w:rPr>
+              <w:t xml:space="preserve">Min. Pikett</w:t>
+            </w:r>
+          </w:p>
+        </w:tc>
+        <w:tc>
+          <w:tcPr>
+            <w:tcW w:type="dxa" w:w="4680"/>
+            <w:tcBorders>
+              <w:top w:val="single" w:color="CCCCCC" w:sz="1"/>
+              <w:left w:val="single" w:color="CCCCCC" w:sz="1"/>
+              <w:bottom w:val="single" w:color="CCCCCC" w:sz="1"/>
+              <w:right w:val="single" w:color="CCCCCC" w:sz="1"/>
+            </w:tcBorders>
+            <w:tcMar>
+              <w:top w:type="dxa" w:w="80"/>
+              <w:left w:type="dxa" w:w="120"/>
+              <w:bottom w:type="dxa" w:w="80"/>
+              <w:right w:type="dxa" w:w="120"/>
+            </w:tcMar>
+          </w:tcPr>
+          <w:p>
+            <w:r>
+              <w:rPr>
+                <w:rFonts w:ascii="Arial" w:cs="Arial" w:eastAsia="Arial" w:hAnsi="Arial"/>
+                <w:color w:val="1A1A1A"/>
+                <w:sz w:val="22"/>
+                <w:szCs w:val="22"/>
+              </w:rPr>
+              <w:t xml:space="preserve">Mindestanzahl Personen mit Pikett täglich (inkl. WE + Feiertage)</w:t>
+            </w:r>
+          </w:p>
+        </w:tc>
+      </w:tr>
+      <w:tr>
+        <w:tc>
+          <w:tcPr>
+            <w:tcW w:type="dxa" w:w="4680"/>
+            <w:tcBorders>
+              <w:top w:val="single" w:color="CCCCCC" w:sz="1"/>
+              <w:left w:val="single" w:color="CCCCCC" w:sz="1"/>
+              <w:bottom w:val="single" w:color="CCCCCC" w:sz="1"/>
+              <w:right w:val="single" w:color="CCCCCC" w:sz="1"/>
+            </w:tcBorders>
+            <w:tcMar>
+              <w:top w:type="dxa" w:w="80"/>
+              <w:left w:type="dxa" w:w="120"/>
+              <w:bottom w:type="dxa" w:w="80"/>
+              <w:right w:type="dxa" w:w="120"/>
+            </w:tcMar>
+          </w:tcPr>
+          <w:p>
+            <w:r>
+              <w:rPr>
+                <w:rFonts w:ascii="Arial" w:cs="Arial" w:eastAsia="Arial" w:hAnsi="Arial"/>
+                <w:color w:val="1A1A1A"/>
+                <w:sz w:val="22"/>
+                <w:szCs w:val="22"/>
+              </w:rPr>
+              <w:t xml:space="preserve">Min. Betrieb</w:t>
+            </w:r>
+          </w:p>
+        </w:tc>
+        <w:tc>
+          <w:tcPr>
+            <w:tcW w:type="dxa" w:w="4680"/>
+            <w:tcBorders>
+              <w:top w:val="single" w:color="CCCCCC" w:sz="1"/>
+              <w:left w:val="single" w:color="CCCCCC" w:sz="1"/>
+              <w:bottom w:val="single" w:color="CCCCCC" w:sz="1"/>
+              <w:right w:val="single" w:color="CCCCCC" w:sz="1"/>
+            </w:tcBorders>
+            <w:tcMar>
+              <w:top w:type="dxa" w:w="80"/>
+              <w:left w:type="dxa" w:w="120"/>
+              <w:bottom w:type="dxa" w:w="80"/>
+              <w:right w:type="dxa" w:w="120"/>
+            </w:tcMar>
+          </w:tcPr>
+          <w:p>
+            <w:r>
+              <w:rPr>
+                <w:rFonts w:ascii="Arial" w:cs="Arial" w:eastAsia="Arial" w:hAnsi="Arial"/>
+                <w:color w:val="1A1A1A"/>
+                <w:sz w:val="22"/>
+                <w:szCs w:val="22"/>
+              </w:rPr>
+              <w:t xml:space="preserve">Mindestanzahl Personen mit Betrieb pro Arbeitstag (exkl. WE + Feiertage)</w:t>
+            </w:r>
+          </w:p>
+        </w:tc>
+      </w:tr>
+      <w:tr>
+        <w:tc>
+          <w:tcPr>
+            <w:tcW w:type="dxa" w:w="4680"/>
+            <w:tcBorders>
+              <w:top w:val="single" w:color="CCCCCC" w:sz="1"/>
+              <w:left w:val="single" w:color="CCCCCC" w:sz="1"/>
+              <w:bottom w:val="single" w:color="CCCCCC" w:sz="1"/>
+              <w:right w:val="single" w:color="CCCCCC" w:sz="1"/>
+            </w:tcBorders>
+            <w:tcMar>
+              <w:top w:type="dxa" w:w="80"/>
+              <w:left w:type="dxa" w:w="120"/>
+              <w:bottom w:type="dxa" w:w="80"/>
+              <w:right w:type="dxa" w:w="120"/>
+            </w:tcMar>
+          </w:tcPr>
+          <w:p>
+            <w:r>
+              <w:rPr>
+                <w:rFonts w:ascii="Arial" w:cs="Arial" w:eastAsia="Arial" w:hAnsi="Arial"/>
+                <w:color w:val="1A1A1A"/>
+                <w:sz w:val="22"/>
+                <w:szCs w:val="22"/>
+              </w:rPr>
+              <w:t xml:space="preserve">SP / Tag</w:t>
+            </w:r>
+          </w:p>
+        </w:tc>
+        <w:tc>
+          <w:tcPr>
+            <w:tcW w:type="dxa" w:w="4680"/>
+            <w:tcBorders>
+              <w:top w:val="single" w:color="CCCCCC" w:sz="1"/>
+              <w:left w:val="single" w:color="CCCCCC" w:sz="1"/>
+              <w:bottom w:val="single" w:color="CCCCCC" w:sz="1"/>
+              <w:right w:val="single" w:color="CCCCCC" w:sz="1"/>
+            </w:tcBorders>
+            <w:tcMar>
+              <w:top w:type="dxa" w:w="80"/>
+              <w:left w:type="dxa" w:w="120"/>
+              <w:bottom w:type="dxa" w:w="80"/>
+              <w:right w:type="dxa" w:w="120"/>
+            </w:tcMar>
+          </w:tcPr>
+          <w:p>
+            <w:r>
+              <w:rPr>
+                <w:rFonts w:ascii="Arial" w:cs="Arial" w:eastAsia="Arial" w:hAnsi="Arial"/>
+                <w:color w:val="1A1A1A"/>
+                <w:sz w:val="22"/>
+                <w:szCs w:val="22"/>
+              </w:rPr>
+              <w:t xml:space="preserve">Story Points pro Tag für dieses Team (Standard: 1)</w:t>
+            </w:r>
+          </w:p>
+        </w:tc>
+      </w:tr>
+      <w:tr>
+        <w:tc>
+          <w:tcPr>
+            <w:tcW w:type="dxa" w:w="4680"/>
+            <w:tcBorders>
+              <w:top w:val="single" w:color="CCCCCC" w:sz="1"/>
+              <w:left w:val="single" w:color="CCCCCC" w:sz="1"/>
+              <w:bottom w:val="single" w:color="CCCCCC" w:sz="1"/>
+              <w:right w:val="single" w:color="CCCCCC" w:sz="1"/>
+            </w:tcBorders>
+            <w:tcMar>
+              <w:top w:type="dxa" w:w="80"/>
+              <w:left w:type="dxa" w:w="120"/>
+              <w:bottom w:type="dxa" w:w="80"/>
+              <w:right w:type="dxa" w:w="120"/>
+            </w:tcMar>
+          </w:tcPr>
+          <w:p>
+            <w:r>
+              <w:rPr>
+                <w:rFonts w:ascii="Arial" w:cs="Arial" w:eastAsia="Arial" w:hAnsi="Arial"/>
+                <w:color w:val="1A1A1A"/>
+                <w:sz w:val="22"/>
+                <w:szCs w:val="22"/>
+              </w:rPr>
+              <w:t xml:space="preserve">Std / Jahr</w:t>
+            </w:r>
+          </w:p>
+        </w:tc>
+        <w:tc>
+          <w:tcPr>
+            <w:tcW w:type="dxa" w:w="4680"/>
+            <w:tcBorders>
+              <w:top w:val="single" w:color="CCCCCC" w:sz="1"/>
+              <w:left w:val="single" w:color="CCCCCC" w:sz="1"/>
+              <w:bottom w:val="single" w:color="CCCCCC" w:sz="1"/>
+              <w:right w:val="single" w:color="CCCCCC" w:sz="1"/>
+            </w:tcBorders>
+            <w:tcMar>
+              <w:top w:type="dxa" w:w="80"/>
+              <w:left w:type="dxa" w:w="120"/>
+              <w:bottom w:type="dxa" w:w="80"/>
+              <w:right w:type="dxa" w:w="120"/>
+            </w:tcMar>
+          </w:tcPr>
+          <w:p>
+            <w:r>
+              <w:rPr>
+                <w:rFonts w:ascii="Arial" w:cs="Arial" w:eastAsia="Arial" w:hAnsi="Arial"/>
+                <w:color w:val="1A1A1A"/>
+                <w:sz w:val="22"/>
+                <w:szCs w:val="22"/>
+              </w:rPr>
+              <w:t xml:space="preserve">Arbeitsstunden pro Jahr (Standard: 1600)</w:t>
+            </w:r>
+          </w:p>
+        </w:tc>
+      </w:tr>
+    </w:tbl>
+    <w:p>
+      <w:pPr>
+        <w:spacing w:after="60" w:before="60"/>
+      </w:pPr>
+      <w:r>
+        <w:rPr>
+          <w:rFonts w:ascii="Arial" w:cs="Arial" w:eastAsia="Arial" w:hAnsi="Arial"/>
+          <w:b/>
+          <w:bCs/>
+          <w:color w:val="1A1A1A"/>
+          <w:sz w:val="22"/>
+          <w:szCs w:val="22"/>
+        </w:rPr>
+        <w:t xml:space="preserve">Bedienung:</w:t>
       </w:r>
     </w:p>
     <w:p>
@@ -10632,7 +10925,7 @@
           <w:sz w:val="22"/>
           <w:szCs w:val="22"/>
         </w:rPr>
-        <w:t xml:space="preserve">«Umbenennen» klicken</w:t>
+        <w:t xml:space="preserve">Zahlenwert direkt im Feld editieren</w:t>
       </w:r>
     </w:p>
     <w:p>
@@ -10650,7 +10943,7 @@
           <w:sz w:val="22"/>
           <w:szCs w:val="22"/>
         </w:rPr>
-        <w:t xml:space="preserve">Neuen Namen eingeben</w:t>
+        <w:t xml:space="preserve">«Speichern» Button der Zeile klicken – wird sofort synchronisiert</w:t>
       </w:r>
     </w:p>
     <w:p>
@@ -10668,7 +10961,98 @@
           <w:sz w:val="22"/>
           <w:szCs w:val="22"/>
         </w:rPr>
-        <w:t xml:space="preserve">«Speichern» – Änderung wird sofort synchronisiert</w:t>
+        <w:t xml:space="preserve">CSV exportieren/importieren mit den Buttons oben</w:t>
+      </w:r>
+    </w:p>
+    <w:p>
+      <w:pPr>
+        <w:spacing w:after="60" w:before="60"/>
+      </w:pPr>
+      <w:r>
+        <w:rPr>
+          <w:rFonts w:ascii="Arial" w:cs="Arial" w:eastAsia="Arial" w:hAnsi="Arial"/>
+          <w:b/>
+          <w:bCs/>
+          <w:color w:val="1A1A1A"/>
+          <w:sz w:val="22"/>
+          <w:szCs w:val="22"/>
+        </w:rPr>
+        <w:t xml:space="preserve">CSV-Format:</w:t>
+      </w:r>
+    </w:p>
+    <w:p>
+      <w:pPr>
+        <w:shd w:fill="F5F5F5" w:val="clear"/>
+        <w:spacing w:after="0" w:before="0"/>
+      </w:pPr>
+      <w:r>
+        <w:rPr>
+          <w:rFonts w:ascii="Courier New" w:cs="Courier New" w:eastAsia="Courier New" w:hAnsi="Courier New"/>
+          <w:color w:val="1A1A1A"/>
+          <w:sz w:val="18"/>
+          <w:szCs w:val="18"/>
+        </w:rPr>
+        <w:t xml:space="preserve">teamName;minPikett;minBetrieb;storyPointsPerDay;hoursPerYear</w:t>
+      </w:r>
+    </w:p>
+    <w:p>
+      <w:pPr>
+        <w:shd w:fill="F5F5F5" w:val="clear"/>
+        <w:spacing w:after="0" w:before="0"/>
+      </w:pPr>
+      <w:r>
+        <w:rPr>
+          <w:rFonts w:ascii="Courier New" w:cs="Courier New" w:eastAsia="Courier New" w:hAnsi="Courier New"/>
+          <w:color w:val="1A1A1A"/>
+          <w:sz w:val="18"/>
+          <w:szCs w:val="18"/>
+        </w:rPr>
+        <w:t xml:space="preserve">PAF;1;2;1;1600</w:t>
+      </w:r>
+    </w:p>
+    <w:p>
+      <w:pPr>
+        <w:shd w:fill="F5F5F5" w:val="clear"/>
+        <w:spacing w:after="0" w:before="0"/>
+      </w:pPr>
+      <w:r>
+        <w:rPr>
+          <w:rFonts w:ascii="Courier New" w:cs="Courier New" w:eastAsia="Courier New" w:hAnsi="Courier New"/>
+          <w:color w:val="1A1A1A"/>
+          <w:sz w:val="18"/>
+          <w:szCs w:val="18"/>
+        </w:rPr>
+        <w:t xml:space="preserve">ACM;1;2;1;1600</w:t>
+      </w:r>
+    </w:p>
+    <w:p>
+      <w:pPr>
+        <w:shd w:fill="F5F5F5" w:val="clear"/>
+        <w:spacing w:after="0" w:before="0"/>
+      </w:pPr>
+      <w:r>
+        <w:rPr>
+          <w:rFonts w:ascii="Courier New" w:cs="Courier New" w:eastAsia="Courier New" w:hAnsi="Courier New"/>
+          <w:color w:val="1A1A1A"/>
+          <w:sz w:val="18"/>
+          <w:szCs w:val="18"/>
+        </w:rPr>
+        <w:t xml:space="preserve">NET;0;1;1;1600</w:t>
+      </w:r>
+    </w:p>
+    <w:p>
+      <w:pPr>
+        <w:shd w:fill="F5F5F5" w:val="clear"/>
+        <w:spacing w:after="0" w:before="0"/>
+      </w:pPr>
+      <w:r>
+        <w:rPr>
+          <w:rFonts w:ascii="Courier New" w:cs="Courier New" w:eastAsia="Courier New" w:hAnsi="Courier New"/>
+          <w:color w:val="1A1A1A"/>
+          <w:sz w:val="18"/>
+          <w:szCs w:val="18"/>
+        </w:rPr>
+        <w:t xml:space="preserve">CON;0;1;1;1600</w:t>
       </w:r>
     </w:p>
     <w:p>
@@ -10685,7 +11069,7 @@
           <w:sz w:val="26"/>
           <w:szCs w:val="26"/>
         </w:rPr>
-        <w:t xml:space="preserve">Alle Trains</w:t>
+        <w:t xml:space="preserve">Globale Parameter</w:t>
       </w:r>
     </w:p>
     <w:p>
@@ -10695,11 +11079,22 @@
       <w:r>
         <w:rPr>
           <w:rFonts w:ascii="Arial" w:cs="Arial" w:eastAsia="Arial" w:hAnsi="Arial"/>
-          <w:color w:val="1A1A1A"/>
-          <w:sz w:val="22"/>
-          <w:szCs w:val="22"/>
-        </w:rPr>
-        <w:t xml:space="preserve">Übersicht aller registrierten Trains mit folgenden Aktionen pro Zeile:</w:t>
+          <w:b/>
+          <w:bCs/>
+          <w:color w:val="1A1A1A"/>
+          <w:sz w:val="22"/>
+          <w:szCs w:val="22"/>
+        </w:rPr>
+        <w:t xml:space="preserve">Pfad:</w:t>
+      </w:r>
+      <w:r>
+        <w:rPr>
+          <w:rFonts w:ascii="Arial" w:cs="Arial" w:eastAsia="Arial" w:hAnsi="Arial"/>
+          <w:color w:val="1A1A1A"/>
+          <w:sz w:val="22"/>
+          <w:szCs w:val="22"/>
+        </w:rPr>
+        <w:t xml:space="preserve"> Einstellungen → Globale Parameter</w:t>
       </w:r>
     </w:p>
     <w:tbl>
@@ -10747,7 +11142,7 @@
                 <w:sz w:val="20"/>
                 <w:szCs w:val="20"/>
               </w:rPr>
-              <w:t xml:space="preserve">Aktion</w:t>
+              <w:t xml:space="preserve">Parameter</w:t>
             </w:r>
           </w:p>
         </w:tc>
@@ -10778,7 +11173,7 @@
                 <w:sz w:val="20"/>
                 <w:szCs w:val="20"/>
               </w:rPr>
-              <w:t xml:space="preserve">Verfügbarkeit</w:t>
+              <w:t xml:space="preserve">Standard</w:t>
             </w:r>
           </w:p>
         </w:tc>
@@ -10835,13 +11230,11 @@
             <w:r>
               <w:rPr>
                 <w:rFonts w:ascii="Arial" w:cs="Arial" w:eastAsia="Arial" w:hAnsi="Arial"/>
-                <w:b/>
-                <w:bCs/>
-                <w:color w:val="1A1A1A"/>
-                <w:sz w:val="22"/>
-                <w:szCs w:val="22"/>
-              </w:rPr>
-              <w:t xml:space="preserve">Wechseln</w:t>
+                <w:color w:val="1A1A1A"/>
+                <w:sz w:val="22"/>
+                <w:szCs w:val="22"/>
+              </w:rPr>
+              <w:t xml:space="preserve">SP pro Tag</w:t>
             </w:r>
           </w:p>
         </w:tc>
@@ -10869,7 +11262,7 @@
                 <w:sz w:val="22"/>
                 <w:szCs w:val="22"/>
               </w:rPr>
-              <w:t xml:space="preserve">Alle ausser aktivem Train</w:t>
+              <w:t xml:space="preserve">1.0</w:t>
             </w:r>
           </w:p>
         </w:tc>
@@ -10897,7 +11290,7 @@
                 <w:sz w:val="22"/>
                 <w:szCs w:val="22"/>
               </w:rPr>
-              <w:t xml:space="preserve">Zu diesem Train wechseln</w:t>
+              <w:t xml:space="preserve">Anzahl Story Points die ein Vollzeit-Mitarbeiter pro Arbeitstag leisten kann</w:t>
             </w:r>
           </w:p>
         </w:tc>
@@ -10923,13 +11316,11 @@
             <w:r>
               <w:rPr>
                 <w:rFonts w:ascii="Arial" w:cs="Arial" w:eastAsia="Arial" w:hAnsi="Arial"/>
-                <w:b/>
-                <w:bCs/>
-                <w:color w:val="1A1A1A"/>
-                <w:sz w:val="22"/>
-                <w:szCs w:val="22"/>
-              </w:rPr>
-              <w:t xml:space="preserve">Löschen</w:t>
+                <w:color w:val="1A1A1A"/>
+                <w:sz w:val="22"/>
+                <w:szCs w:val="22"/>
+              </w:rPr>
+              <w:t xml:space="preserve">Arbeitsstunden pro Jahr</w:t>
             </w:r>
           </w:p>
         </w:tc>
@@ -10957,25 +11348,7 @@
                 <w:sz w:val="22"/>
                 <w:szCs w:val="22"/>
               </w:rPr>
-              <w:t xml:space="preserve">Alle ausser </w:t>
-            </w:r>
-            <w:r>
-              <w:rPr>
-                <w:rFonts w:ascii="Courier New" w:cs="Courier New" w:eastAsia="Courier New" w:hAnsi="Courier New"/>
-                <w:color w:val="003F7F"/>
-                <w:sz w:val="20"/>
-                <w:szCs w:val="20"/>
-              </w:rPr>
-              <w:t xml:space="preserve">default</w:t>
-            </w:r>
-            <w:r>
-              <w:rPr>
-                <w:rFonts w:ascii="Arial" w:cs="Arial" w:eastAsia="Arial" w:hAnsi="Arial"/>
-                <w:color w:val="1A1A1A"/>
-                <w:sz w:val="22"/>
-                <w:szCs w:val="22"/>
-              </w:rPr>
-              <w:t xml:space="preserve"> und aktivem Train</w:t>
+              <w:t xml:space="preserve">1600</w:t>
             </w:r>
           </w:p>
         </w:tc>
@@ -11003,7 +11376,7 @@
                 <w:sz w:val="22"/>
                 <w:szCs w:val="22"/>
               </w:rPr>
-              <w:t xml:space="preserve">Train unwiderruflich löschen</w:t>
+              <w:t xml:space="preserve">Referenzwert für FTE-Umrechnung</w:t>
             </w:r>
           </w:p>
         </w:tc>
@@ -11011,9 +11384,21 @@
     </w:tbl>
     <w:p>
       <w:pPr>
-        <w:pStyle w:val="Heading4"/>
-        <w:spacing w:after="120" w:before="240"/>
-      </w:pPr>
+        <w:pBdr>
+          <w:left w:val="single" w:color="003F7F" w:sz="16" w:space="12"/>
+        </w:pBdr>
+        <w:spacing w:after="120" w:before="120"/>
+        <w:ind w:left="360"/>
+      </w:pPr>
+      <w:r>
+        <w:rPr>
+          <w:rFonts w:ascii="Arial" w:cs="Arial" w:eastAsia="Arial" w:hAnsi="Arial"/>
+          <w:color w:val="1A1A1A"/>
+          <w:sz w:val="22"/>
+          <w:szCs w:val="22"/>
+        </w:rPr>
+        <w:t xml:space="preserve">⚠️ </w:t>
+      </w:r>
       <w:r>
         <w:rPr>
           <w:rFonts w:ascii="Arial" w:cs="Arial" w:eastAsia="Arial" w:hAnsi="Arial"/>
@@ -11023,21 +11408,33 @@
           <w:sz w:val="22"/>
           <w:szCs w:val="22"/>
         </w:rPr>
-        <w:t xml:space="preserve">Neuen Train anlegen</w:t>
-      </w:r>
-    </w:p>
-    <w:p>
-      <w:pPr>
-        <w:spacing w:after="60" w:before="60"/>
-      </w:pPr>
-      <w:r>
-        <w:rPr>
-          <w:rFonts w:ascii="Arial" w:cs="Arial" w:eastAsia="Arial" w:hAnsi="Arial"/>
-          <w:color w:val="1A1A1A"/>
-          <w:sz w:val="22"/>
-          <w:szCs w:val="22"/>
-        </w:rPr>
-        <w:t xml:space="preserve">Über «Neuen Train anlegen» oben rechts:</w:t>
+        <w:t xml:space="preserve">Hinweis:</w:t>
+      </w:r>
+      <w:r>
+        <w:rPr>
+          <w:rFonts w:ascii="Arial" w:cs="Arial" w:eastAsia="Arial" w:hAnsi="Arial"/>
+          <w:color w:val="1A1A1A"/>
+          <w:sz w:val="22"/>
+          <w:szCs w:val="22"/>
+        </w:rPr>
+        <w:t xml:space="preserve"> Änderungen wirken sofort auf alle SP-Berechnungen der gesamten App.</w:t>
+      </w:r>
+    </w:p>
+    <w:p>
+      <w:pPr>
+        <w:pStyle w:val="Heading3"/>
+        <w:spacing w:after="120" w:before="240"/>
+      </w:pPr>
+      <w:r>
+        <w:rPr>
+          <w:rFonts w:ascii="Arial" w:cs="Arial" w:eastAsia="Arial" w:hAnsi="Arial"/>
+          <w:b/>
+          <w:bCs/>
+          <w:color w:val="003F7F"/>
+          <w:sz w:val="26"/>
+          <w:szCs w:val="26"/>
+        </w:rPr>
+        <w:t xml:space="preserve">Farbeinstellungen</w:t>
       </w:r>
     </w:p>
     <w:p>
@@ -11055,25 +11452,7 @@
           <w:sz w:val="22"/>
           <w:szCs w:val="22"/>
         </w:rPr>
-        <w:t xml:space="preserve">Train-ID (Kleinbuchstaben, z.B. </w:t>
-      </w:r>
-      <w:r>
-        <w:rPr>
-          <w:rFonts w:ascii="Courier New" w:cs="Courier New" w:eastAsia="Courier New" w:hAnsi="Courier New"/>
-          <w:color w:val="003F7F"/>
-          <w:sz w:val="20"/>
-          <w:szCs w:val="20"/>
-        </w:rPr>
-        <w:t xml:space="preserve">ps-net</w:t>
-      </w:r>
-      <w:r>
-        <w:rPr>
-          <w:rFonts w:ascii="Arial" w:cs="Arial" w:eastAsia="Arial" w:hAnsi="Arial"/>
-          <w:color w:val="1A1A1A"/>
-          <w:sz w:val="22"/>
-          <w:szCs w:val="22"/>
-        </w:rPr>
-        <w:t xml:space="preserve">)</w:t>
+        <w:t xml:space="preserve">Farben aller Buchungstypen anpassen</w:t>
       </w:r>
     </w:p>
     <w:p>
@@ -11091,7 +11470,24 @@
           <w:sz w:val="22"/>
           <w:szCs w:val="22"/>
         </w:rPr>
-        <w:t xml:space="preserve">Train-Name (Anzeigename)</w:t>
+        <w:t xml:space="preserve">Color-Picker, CSV-Export/Import, Reset auf Standard</w:t>
+      </w:r>
+    </w:p>
+    <w:p>
+      <w:pPr>
+        <w:pStyle w:val="Heading3"/>
+        <w:spacing w:after="120" w:before="240"/>
+      </w:pPr>
+      <w:r>
+        <w:rPr>
+          <w:rFonts w:ascii="Arial" w:cs="Arial" w:eastAsia="Arial" w:hAnsi="Arial"/>
+          <w:b/>
+          <w:bCs/>
+          <w:color w:val="003F7F"/>
+          <w:sz w:val="26"/>
+          <w:szCs w:val="26"/>
+        </w:rPr>
+        <w:t xml:space="preserve">Backup &amp; Restore</w:t>
       </w:r>
     </w:p>
     <w:p>
@@ -11105,28 +11501,652 @@
       <w:r>
         <w:rPr>
           <w:rFonts w:ascii="Arial" w:cs="Arial" w:eastAsia="Arial" w:hAnsi="Arial"/>
-          <w:color w:val="1A1A1A"/>
-          <w:sz w:val="22"/>
-          <w:szCs w:val="22"/>
-        </w:rPr>
-        <w:t xml:space="preserve">Admin-Code (min. 6 Zeichen)</w:t>
-      </w:r>
-    </w:p>
-    <w:p>
-      <w:pPr>
-        <w:pStyle w:val="Heading4"/>
-        <w:spacing w:after="120" w:before="240"/>
-      </w:pPr>
-      <w:r>
-        <w:rPr>
-          <w:rFonts w:ascii="Arial" w:cs="Arial" w:eastAsia="Arial" w:hAnsi="Arial"/>
           <w:b/>
           <w:bCs/>
           <w:color w:val="1A1A1A"/>
           <w:sz w:val="22"/>
           <w:szCs w:val="22"/>
         </w:rPr>
-        <w:t xml:space="preserve">Train löschen</w:t>
+        <w:t xml:space="preserve">Export:</w:t>
+      </w:r>
+      <w:r>
+        <w:rPr>
+          <w:rFonts w:ascii="Arial" w:cs="Arial" w:eastAsia="Arial" w:hAnsi="Arial"/>
+          <w:color w:val="1A1A1A"/>
+          <w:sz w:val="22"/>
+          <w:szCs w:val="22"/>
+        </w:rPr>
+        <w:t xml:space="preserve"> Vollständiger JSON-Export – enthält alle Daten inkl. </w:t>
+      </w:r>
+      <w:r>
+        <w:rPr>
+          <w:rFonts w:ascii="Courier New" w:cs="Courier New" w:eastAsia="Courier New" w:hAnsi="Courier New"/>
+          <w:color w:val="003F7F"/>
+          <w:sz w:val="20"/>
+          <w:szCs w:val="20"/>
+        </w:rPr>
+        <w:t xml:space="preserve">teamConfigs</w:t>
+      </w:r>
+      <w:r>
+        <w:rPr>
+          <w:rFonts w:ascii="Arial" w:cs="Arial" w:eastAsia="Arial" w:hAnsi="Arial"/>
+          <w:color w:val="1A1A1A"/>
+          <w:sz w:val="22"/>
+          <w:szCs w:val="22"/>
+        </w:rPr>
+        <w:t xml:space="preserve">, </w:t>
+      </w:r>
+      <w:r>
+        <w:rPr>
+          <w:rFonts w:ascii="Courier New" w:cs="Courier New" w:eastAsia="Courier New" w:hAnsi="Courier New"/>
+          <w:color w:val="003F7F"/>
+          <w:sz w:val="20"/>
+          <w:szCs w:val="20"/>
+        </w:rPr>
+        <w:t xml:space="preserve">globalConfig</w:t>
+      </w:r>
+      <w:r>
+        <w:rPr>
+          <w:rFonts w:ascii="Arial" w:cs="Arial" w:eastAsia="Arial" w:hAnsi="Arial"/>
+          <w:color w:val="1A1A1A"/>
+          <w:sz w:val="22"/>
+          <w:szCs w:val="22"/>
+        </w:rPr>
+        <w:t xml:space="preserve">, </w:t>
+      </w:r>
+      <w:r>
+        <w:rPr>
+          <w:rFonts w:ascii="Courier New" w:cs="Courier New" w:eastAsia="Courier New" w:hAnsi="Courier New"/>
+          <w:color w:val="003F7F"/>
+          <w:sz w:val="20"/>
+          <w:szCs w:val="20"/>
+        </w:rPr>
+        <w:t xml:space="preserve">piTeamTargets</w:t>
+      </w:r>
+      <w:r>
+        <w:rPr>
+          <w:rFonts w:ascii="Arial" w:cs="Arial" w:eastAsia="Arial" w:hAnsi="Arial"/>
+          <w:color w:val="1A1A1A"/>
+          <w:sz w:val="22"/>
+          <w:szCs w:val="22"/>
+        </w:rPr>
+        <w:t xml:space="preserve"> sowie pro PI </w:t>
+      </w:r>
+      <w:r>
+        <w:rPr>
+          <w:rFonts w:ascii="Courier New" w:cs="Courier New" w:eastAsia="Courier New" w:hAnsi="Courier New"/>
+          <w:color w:val="003F7F"/>
+          <w:sz w:val="20"/>
+          <w:szCs w:val="20"/>
+        </w:rPr>
+        <w:t xml:space="preserve">iterationWeeks</w:t>
+      </w:r>
+      <w:r>
+        <w:rPr>
+          <w:rFonts w:ascii="Arial" w:cs="Arial" w:eastAsia="Arial" w:hAnsi="Arial"/>
+          <w:color w:val="1A1A1A"/>
+          <w:sz w:val="22"/>
+          <w:szCs w:val="22"/>
+        </w:rPr>
+        <w:t xml:space="preserve">, </w:t>
+      </w:r>
+      <w:r>
+        <w:rPr>
+          <w:rFonts w:ascii="Courier New" w:cs="Courier New" w:eastAsia="Courier New" w:hAnsi="Courier New"/>
+          <w:color w:val="003F7F"/>
+          <w:sz w:val="20"/>
+          <w:szCs w:val="20"/>
+        </w:rPr>
+        <w:t xml:space="preserve">blockerWeeks</w:t>
+      </w:r>
+      <w:r>
+        <w:rPr>
+          <w:rFonts w:ascii="Arial" w:cs="Arial" w:eastAsia="Arial" w:hAnsi="Arial"/>
+          <w:color w:val="1A1A1A"/>
+          <w:sz w:val="22"/>
+          <w:szCs w:val="22"/>
+        </w:rPr>
+        <w:t xml:space="preserve">, </w:t>
+      </w:r>
+      <w:r>
+        <w:rPr>
+          <w:rFonts w:ascii="Courier New" w:cs="Courier New" w:eastAsia="Courier New" w:hAnsi="Courier New"/>
+          <w:color w:val="003F7F"/>
+          <w:sz w:val="20"/>
+          <w:szCs w:val="20"/>
+        </w:rPr>
+        <w:t xml:space="preserve">zeremonien</w:t>
+      </w:r>
+      <w:r>
+        <w:rPr>
+          <w:rFonts w:ascii="Arial" w:cs="Arial" w:eastAsia="Arial" w:hAnsi="Arial"/>
+          <w:color w:val="1A1A1A"/>
+          <w:sz w:val="22"/>
+          <w:szCs w:val="22"/>
+        </w:rPr>
+        <w:t xml:space="preserve"> (Schema 1.5).</w:t>
+      </w:r>
+    </w:p>
+    <w:p>
+      <w:pPr>
+        <w:pStyle w:val="ListParagraph"/>
+        <w:numPr>
+          <w:ilvl w:val="0"/>
+          <w:numId w:val="3"/>
+        </w:numPr>
+      </w:pPr>
+      <w:r>
+        <w:rPr>
+          <w:rFonts w:ascii="Arial" w:cs="Arial" w:eastAsia="Arial" w:hAnsi="Arial"/>
+          <w:b/>
+          <w:bCs/>
+          <w:color w:val="1A1A1A"/>
+          <w:sz w:val="22"/>
+          <w:szCs w:val="22"/>
+        </w:rPr>
+        <w:t xml:space="preserve">Import:</w:t>
+      </w:r>
+      <w:r>
+        <w:rPr>
+          <w:rFonts w:ascii="Arial" w:cs="Arial" w:eastAsia="Arial" w:hAnsi="Arial"/>
+          <w:color w:val="1A1A1A"/>
+          <w:sz w:val="22"/>
+          <w:szCs w:val="22"/>
+        </w:rPr>
+        <w:t xml:space="preserve"> JSON-Datei laden (überschreibt aktuelle Daten nach Bestätigung)</w:t>
+      </w:r>
+    </w:p>
+    <w:p>
+      <w:pPr>
+        <w:pStyle w:val="ListParagraph"/>
+        <w:numPr>
+          <w:ilvl w:val="0"/>
+          <w:numId w:val="3"/>
+        </w:numPr>
+      </w:pPr>
+      <w:r>
+        <w:rPr>
+          <w:rFonts w:ascii="Arial" w:cs="Arial" w:eastAsia="Arial" w:hAnsi="Arial"/>
+          <w:b/>
+          <w:bCs/>
+          <w:color w:val="1A1A1A"/>
+          <w:sz w:val="22"/>
+          <w:szCs w:val="22"/>
+        </w:rPr>
+        <w:t xml:space="preserve">Schema-Versionierung:</w:t>
+      </w:r>
+      <w:r>
+        <w:rPr>
+          <w:rFonts w:ascii="Arial" w:cs="Arial" w:eastAsia="Arial" w:hAnsi="Arial"/>
+          <w:color w:val="1A1A1A"/>
+          <w:sz w:val="22"/>
+          <w:szCs w:val="22"/>
+        </w:rPr>
+        <w:t xml:space="preserve"> </w:t>
+      </w:r>
+      <w:r>
+        <w:rPr>
+          <w:rFonts w:ascii="Courier New" w:cs="Courier New" w:eastAsia="Courier New" w:hAnsi="Courier New"/>
+          <w:color w:val="003F7F"/>
+          <w:sz w:val="20"/>
+          <w:szCs w:val="20"/>
+        </w:rPr>
+        <w:t xml:space="preserve">BACKUP_FORMAT_VERSION = 1.5</w:t>
+      </w:r>
+      <w:r>
+        <w:rPr>
+          <w:rFonts w:ascii="Arial" w:cs="Arial" w:eastAsia="Arial" w:hAnsi="Arial"/>
+          <w:color w:val="1A1A1A"/>
+          <w:sz w:val="22"/>
+          <w:szCs w:val="22"/>
+        </w:rPr>
+        <w:t xml:space="preserve"> (Feature 29). Backups im Format </w:t>
+      </w:r>
+      <w:r>
+        <w:rPr>
+          <w:rFonts w:ascii="Courier New" w:cs="Courier New" w:eastAsia="Courier New" w:hAnsi="Courier New"/>
+          <w:color w:val="003F7F"/>
+          <w:sz w:val="20"/>
+          <w:szCs w:val="20"/>
+        </w:rPr>
+        <w:t xml:space="preserve">1.0</w:t>
+      </w:r>
+      <w:r>
+        <w:rPr>
+          <w:rFonts w:ascii="Arial" w:cs="Arial" w:eastAsia="Arial" w:hAnsi="Arial"/>
+          <w:color w:val="1A1A1A"/>
+          <w:sz w:val="22"/>
+          <w:szCs w:val="22"/>
+        </w:rPr>
+        <w:t xml:space="preserve"> werden beim Import automatisch auf </w:t>
+      </w:r>
+      <w:r>
+        <w:rPr>
+          <w:rFonts w:ascii="Courier New" w:cs="Courier New" w:eastAsia="Courier New" w:hAnsi="Courier New"/>
+          <w:color w:val="003F7F"/>
+          <w:sz w:val="20"/>
+          <w:szCs w:val="20"/>
+        </w:rPr>
+        <w:t xml:space="preserve">1.5</w:t>
+      </w:r>
+      <w:r>
+        <w:rPr>
+          <w:rFonts w:ascii="Arial" w:cs="Arial" w:eastAsia="Arial" w:hAnsi="Arial"/>
+          <w:color w:val="1A1A1A"/>
+          <w:sz w:val="22"/>
+          <w:szCs w:val="22"/>
+        </w:rPr>
+        <w:t xml:space="preserve"> migriert (leere Arrays </w:t>
+      </w:r>
+      <w:r>
+        <w:rPr>
+          <w:rFonts w:ascii="Courier New" w:cs="Courier New" w:eastAsia="Courier New" w:hAnsi="Courier New"/>
+          <w:color w:val="003F7F"/>
+          <w:sz w:val="20"/>
+          <w:szCs w:val="20"/>
+        </w:rPr>
+        <w:t xml:space="preserve">blockerWeeks: []</w:t>
+      </w:r>
+      <w:r>
+        <w:rPr>
+          <w:rFonts w:ascii="Arial" w:cs="Arial" w:eastAsia="Arial" w:hAnsi="Arial"/>
+          <w:color w:val="1A1A1A"/>
+          <w:sz w:val="22"/>
+          <w:szCs w:val="22"/>
+        </w:rPr>
+        <w:t xml:space="preserve"> und </w:t>
+      </w:r>
+      <w:r>
+        <w:rPr>
+          <w:rFonts w:ascii="Courier New" w:cs="Courier New" w:eastAsia="Courier New" w:hAnsi="Courier New"/>
+          <w:color w:val="003F7F"/>
+          <w:sz w:val="20"/>
+          <w:szCs w:val="20"/>
+        </w:rPr>
+        <w:t xml:space="preserve">zeremonien: []</w:t>
+      </w:r>
+      <w:r>
+        <w:rPr>
+          <w:rFonts w:ascii="Arial" w:cs="Arial" w:eastAsia="Arial" w:hAnsi="Arial"/>
+          <w:color w:val="1A1A1A"/>
+          <w:sz w:val="22"/>
+          <w:szCs w:val="22"/>
+        </w:rPr>
+        <w:t xml:space="preserve"> werden ergänzt). Beim ersten Migrationslauf wird das ARTFlow-Demo-PI «PI26-2» einmalig entfernt — neu angelegte PIs mit demselben Namen bleiben erhalten.</w:t>
+      </w:r>
+    </w:p>
+    <w:p>
+      <w:pPr>
+        <w:pStyle w:val="ListParagraph"/>
+        <w:numPr>
+          <w:ilvl w:val="0"/>
+          <w:numId w:val="3"/>
+        </w:numPr>
+      </w:pPr>
+      <w:r>
+        <w:rPr>
+          <w:rFonts w:ascii="Arial" w:cs="Arial" w:eastAsia="Arial" w:hAnsi="Arial"/>
+          <w:b/>
+          <w:bCs/>
+          <w:color w:val="1A1A1A"/>
+          <w:sz w:val="22"/>
+          <w:szCs w:val="22"/>
+        </w:rPr>
+        <w:t xml:space="preserve">Rückwärtskompatibel:</w:t>
+      </w:r>
+      <w:r>
+        <w:rPr>
+          <w:rFonts w:ascii="Arial" w:cs="Arial" w:eastAsia="Arial" w:hAnsi="Arial"/>
+          <w:color w:val="1A1A1A"/>
+          <w:sz w:val="22"/>
+          <w:szCs w:val="22"/>
+        </w:rPr>
+        <w:t xml:space="preserve"> Ältere Backups laden korrekt mit Default-Werten</w:t>
+      </w:r>
+    </w:p>
+    <w:p>
+      <w:pPr>
+        <w:pBdr>
+          <w:bottom w:val="single" w:color="003F7F" w:sz="6" w:space="1"/>
+        </w:pBdr>
+        <w:spacing w:after="120" w:before="120"/>
+      </w:pPr>
+      <w:r>
+        <w:t xml:space="preserve"/>
+      </w:r>
+    </w:p>
+    <w:p>
+      <w:pPr>
+        <w:pStyle w:val="Heading2"/>
+        <w:spacing w:after="120" w:before="240"/>
+      </w:pPr>
+      <w:r>
+        <w:rPr>
+          <w:rFonts w:ascii="Arial" w:cs="Arial" w:eastAsia="Arial" w:hAnsi="Arial"/>
+          <w:b/>
+          <w:bCs/>
+          <w:color w:val="003F7F"/>
+          <w:sz w:val="30"/>
+          <w:szCs w:val="30"/>
+        </w:rPr>
+        <w:t xml:space="preserve">7. Admin-Bereich</w:t>
+      </w:r>
+    </w:p>
+    <w:p>
+      <w:pPr>
+        <w:spacing w:after="60" w:before="60"/>
+      </w:pPr>
+      <w:r>
+        <w:rPr>
+          <w:rFonts w:ascii="Arial" w:cs="Arial" w:eastAsia="Arial" w:hAnsi="Arial"/>
+          <w:b/>
+          <w:bCs/>
+          <w:color w:val="1A1A1A"/>
+          <w:sz w:val="22"/>
+          <w:szCs w:val="22"/>
+        </w:rPr>
+        <w:t xml:space="preserve">Zugang:</w:t>
+      </w:r>
+      <w:r>
+        <w:rPr>
+          <w:rFonts w:ascii="Arial" w:cs="Arial" w:eastAsia="Arial" w:hAnsi="Arial"/>
+          <w:color w:val="1A1A1A"/>
+          <w:sz w:val="22"/>
+          <w:szCs w:val="22"/>
+        </w:rPr>
+        <w:t xml:space="preserve"> Tab «Admin» → 6-stelliger Admin-Code eingeben → Bestätigen</w:t>
+      </w:r>
+    </w:p>
+    <w:p>
+      <w:pPr>
+        <w:spacing w:after="60" w:before="60"/>
+      </w:pPr>
+      <w:r>
+        <w:rPr>
+          <w:rFonts w:ascii="Arial" w:cs="Arial" w:eastAsia="Arial" w:hAnsi="Arial"/>
+          <w:color w:val="1A1A1A"/>
+          <w:sz w:val="22"/>
+          <w:szCs w:val="22"/>
+        </w:rPr>
+        <w:t xml:space="preserve">Der Admin-Bereich ist durch einen OTP-Style Code-Dialog geschützt. Der eingegebene Code wird für 15 Minuten im Browser zwischengespeichert (kein erneuter Login nötig bei Tab-Wechsel innerhalb dieser Zeit).</w:t>
+      </w:r>
+    </w:p>
+    <w:p>
+      <w:pPr>
+        <w:pStyle w:val="Heading3"/>
+        <w:spacing w:after="120" w:before="240"/>
+      </w:pPr>
+      <w:r>
+        <w:rPr>
+          <w:rFonts w:ascii="Arial" w:cs="Arial" w:eastAsia="Arial" w:hAnsi="Arial"/>
+          <w:b/>
+          <w:bCs/>
+          <w:color w:val="003F7F"/>
+          <w:sz w:val="26"/>
+          <w:szCs w:val="26"/>
+        </w:rPr>
+        <w:t xml:space="preserve">Zugang und Navigation</w:t>
+      </w:r>
+    </w:p>
+    <w:tbl>
+      <w:tblPr>
+        <w:tblW w:type="dxa" w:w="9360"/>
+        <w:tblBorders>
+          <w:top w:val="single" w:color="auto" w:sz="4"/>
+          <w:left w:val="single" w:color="auto" w:sz="4"/>
+          <w:bottom w:val="single" w:color="auto" w:sz="4"/>
+          <w:right w:val="single" w:color="auto" w:sz="4"/>
+          <w:insideH w:val="single" w:color="auto" w:sz="4"/>
+          <w:insideV w:val="single" w:color="auto" w:sz="4"/>
+        </w:tblBorders>
+      </w:tblPr>
+      <w:tblGrid>
+        <w:gridCol w:w="4680"/>
+        <w:gridCol w:w="4680"/>
+      </w:tblGrid>
+      <w:tr>
+        <w:tc>
+          <w:tcPr>
+            <w:tcW w:type="dxa" w:w="4680"/>
+            <w:tcBorders>
+              <w:top w:val="single" w:color="CCCCCC" w:sz="1"/>
+              <w:left w:val="single" w:color="CCCCCC" w:sz="1"/>
+              <w:bottom w:val="single" w:color="CCCCCC" w:sz="1"/>
+              <w:right w:val="single" w:color="CCCCCC" w:sz="1"/>
+            </w:tcBorders>
+            <w:shd w:fill="003F7F" w:val="clear"/>
+            <w:tcMar>
+              <w:top w:type="dxa" w:w="80"/>
+              <w:left w:type="dxa" w:w="120"/>
+              <w:bottom w:type="dxa" w:w="80"/>
+              <w:right w:type="dxa" w:w="120"/>
+            </w:tcMar>
+          </w:tcPr>
+          <w:p>
+            <w:r>
+              <w:rPr>
+                <w:rFonts w:ascii="Arial" w:cs="Arial" w:eastAsia="Arial" w:hAnsi="Arial"/>
+                <w:b/>
+                <w:bCs/>
+                <w:color w:val="FFFFFF"/>
+                <w:sz w:val="20"/>
+                <w:szCs w:val="20"/>
+              </w:rPr>
+              <w:t xml:space="preserve">Aktion</w:t>
+            </w:r>
+          </w:p>
+        </w:tc>
+        <w:tc>
+          <w:tcPr>
+            <w:tcW w:type="dxa" w:w="4680"/>
+            <w:tcBorders>
+              <w:top w:val="single" w:color="CCCCCC" w:sz="1"/>
+              <w:left w:val="single" w:color="CCCCCC" w:sz="1"/>
+              <w:bottom w:val="single" w:color="CCCCCC" w:sz="1"/>
+              <w:right w:val="single" w:color="CCCCCC" w:sz="1"/>
+            </w:tcBorders>
+            <w:shd w:fill="003F7F" w:val="clear"/>
+            <w:tcMar>
+              <w:top w:type="dxa" w:w="80"/>
+              <w:left w:type="dxa" w:w="120"/>
+              <w:bottom w:type="dxa" w:w="80"/>
+              <w:right w:type="dxa" w:w="120"/>
+            </w:tcMar>
+          </w:tcPr>
+          <w:p>
+            <w:r>
+              <w:rPr>
+                <w:rFonts w:ascii="Arial" w:cs="Arial" w:eastAsia="Arial" w:hAnsi="Arial"/>
+                <w:b/>
+                <w:bCs/>
+                <w:color w:val="FFFFFF"/>
+                <w:sz w:val="20"/>
+                <w:szCs w:val="20"/>
+              </w:rPr>
+              <w:t xml:space="preserve">Beschreibung</w:t>
+            </w:r>
+          </w:p>
+        </w:tc>
+      </w:tr>
+      <w:tr>
+        <w:tc>
+          <w:tcPr>
+            <w:tcW w:type="dxa" w:w="4680"/>
+            <w:tcBorders>
+              <w:top w:val="single" w:color="CCCCCC" w:sz="1"/>
+              <w:left w:val="single" w:color="CCCCCC" w:sz="1"/>
+              <w:bottom w:val="single" w:color="CCCCCC" w:sz="1"/>
+              <w:right w:val="single" w:color="CCCCCC" w:sz="1"/>
+            </w:tcBorders>
+            <w:tcMar>
+              <w:top w:type="dxa" w:w="80"/>
+              <w:left w:type="dxa" w:w="120"/>
+              <w:bottom w:type="dxa" w:w="80"/>
+              <w:right w:type="dxa" w:w="120"/>
+            </w:tcMar>
+          </w:tcPr>
+          <w:p>
+            <w:r>
+              <w:rPr>
+                <w:rFonts w:ascii="Arial" w:cs="Arial" w:eastAsia="Arial" w:hAnsi="Arial"/>
+                <w:b/>
+                <w:bCs/>
+                <w:color w:val="1A1A1A"/>
+                <w:sz w:val="22"/>
+                <w:szCs w:val="22"/>
+              </w:rPr>
+              <w:t xml:space="preserve">Bestätigen</w:t>
+            </w:r>
+          </w:p>
+        </w:tc>
+        <w:tc>
+          <w:tcPr>
+            <w:tcW w:type="dxa" w:w="4680"/>
+            <w:tcBorders>
+              <w:top w:val="single" w:color="CCCCCC" w:sz="1"/>
+              <w:left w:val="single" w:color="CCCCCC" w:sz="1"/>
+              <w:bottom w:val="single" w:color="CCCCCC" w:sz="1"/>
+              <w:right w:val="single" w:color="CCCCCC" w:sz="1"/>
+            </w:tcBorders>
+            <w:tcMar>
+              <w:top w:type="dxa" w:w="80"/>
+              <w:left w:type="dxa" w:w="120"/>
+              <w:bottom w:type="dxa" w:w="80"/>
+              <w:right w:type="dxa" w:w="120"/>
+            </w:tcMar>
+          </w:tcPr>
+          <w:p>
+            <w:r>
+              <w:rPr>
+                <w:rFonts w:ascii="Arial" w:cs="Arial" w:eastAsia="Arial" w:hAnsi="Arial"/>
+                <w:color w:val="1A1A1A"/>
+                <w:sz w:val="22"/>
+                <w:szCs w:val="22"/>
+              </w:rPr>
+              <w:t xml:space="preserve">Code prüfen – bei Erfolg wird der Admin-Bereich geöffnet</w:t>
+            </w:r>
+          </w:p>
+        </w:tc>
+      </w:tr>
+      <w:tr>
+        <w:tc>
+          <w:tcPr>
+            <w:tcW w:type="dxa" w:w="4680"/>
+            <w:tcBorders>
+              <w:top w:val="single" w:color="CCCCCC" w:sz="1"/>
+              <w:left w:val="single" w:color="CCCCCC" w:sz="1"/>
+              <w:bottom w:val="single" w:color="CCCCCC" w:sz="1"/>
+              <w:right w:val="single" w:color="CCCCCC" w:sz="1"/>
+            </w:tcBorders>
+            <w:tcMar>
+              <w:top w:type="dxa" w:w="80"/>
+              <w:left w:type="dxa" w:w="120"/>
+              <w:bottom w:type="dxa" w:w="80"/>
+              <w:right w:type="dxa" w:w="120"/>
+            </w:tcMar>
+          </w:tcPr>
+          <w:p>
+            <w:r>
+              <w:rPr>
+                <w:rFonts w:ascii="Arial" w:cs="Arial" w:eastAsia="Arial" w:hAnsi="Arial"/>
+                <w:b/>
+                <w:bCs/>
+                <w:color w:val="1A1A1A"/>
+                <w:sz w:val="22"/>
+                <w:szCs w:val="22"/>
+              </w:rPr>
+              <w:t xml:space="preserve">Abbrechen</w:t>
+            </w:r>
+          </w:p>
+        </w:tc>
+        <w:tc>
+          <w:tcPr>
+            <w:tcW w:type="dxa" w:w="4680"/>
+            <w:tcBorders>
+              <w:top w:val="single" w:color="CCCCCC" w:sz="1"/>
+              <w:left w:val="single" w:color="CCCCCC" w:sz="1"/>
+              <w:bottom w:val="single" w:color="CCCCCC" w:sz="1"/>
+              <w:right w:val="single" w:color="CCCCCC" w:sz="1"/>
+            </w:tcBorders>
+            <w:tcMar>
+              <w:top w:type="dxa" w:w="80"/>
+              <w:left w:type="dxa" w:w="120"/>
+              <w:bottom w:type="dxa" w:w="80"/>
+              <w:right w:type="dxa" w:w="120"/>
+            </w:tcMar>
+          </w:tcPr>
+          <w:p>
+            <w:r>
+              <w:rPr>
+                <w:rFonts w:ascii="Arial" w:cs="Arial" w:eastAsia="Arial" w:hAnsi="Arial"/>
+                <w:color w:val="1A1A1A"/>
+                <w:sz w:val="22"/>
+                <w:szCs w:val="22"/>
+              </w:rPr>
+              <w:t xml:space="preserve">sessionStorage-Code sofort löschen, Dialog schliessen und zurück zum Planung-Tab navigieren</w:t>
+            </w:r>
+          </w:p>
+        </w:tc>
+      </w:tr>
+    </w:tbl>
+    <w:p>
+      <w:pPr>
+        <w:pBdr>
+          <w:left w:val="single" w:color="003F7F" w:sz="16" w:space="12"/>
+        </w:pBdr>
+        <w:spacing w:after="120" w:before="120"/>
+        <w:ind w:left="360"/>
+      </w:pPr>
+      <w:r>
+        <w:rPr>
+          <w:rFonts w:ascii="Arial" w:cs="Arial" w:eastAsia="Arial" w:hAnsi="Arial"/>
+          <w:b/>
+          <w:bCs/>
+          <w:color w:val="1A1A1A"/>
+          <w:sz w:val="22"/>
+          <w:szCs w:val="22"/>
+        </w:rPr>
+        <w:t xml:space="preserve">Hinweis:</w:t>
+      </w:r>
+      <w:r>
+        <w:rPr>
+          <w:rFonts w:ascii="Arial" w:cs="Arial" w:eastAsia="Arial" w:hAnsi="Arial"/>
+          <w:color w:val="1A1A1A"/>
+          <w:sz w:val="22"/>
+          <w:szCs w:val="22"/>
+        </w:rPr>
+        <w:t xml:space="preserve"> «Abbrechen» löscht den zwischengespeicherten Code sofort. Beim nächsten Öffnen des Admin-Tabs erscheint immer das leere Code-Eingabeformular — kein Auto-Login. Beim Train-Wechsel wird der Admin-Code-Cache ebenfalls automatisch geleert.</w:t>
+      </w:r>
+    </w:p>
+    <w:p>
+      <w:pPr>
+        <w:pStyle w:val="Heading3"/>
+        <w:spacing w:after="120" w:before="240"/>
+      </w:pPr>
+      <w:r>
+        <w:rPr>
+          <w:rFonts w:ascii="Arial" w:cs="Arial" w:eastAsia="Arial" w:hAnsi="Arial"/>
+          <w:b/>
+          <w:bCs/>
+          <w:color w:val="003F7F"/>
+          <w:sz w:val="26"/>
+          <w:szCs w:val="26"/>
+        </w:rPr>
+        <w:t xml:space="preserve">Aktueller Train</w:t>
+      </w:r>
+    </w:p>
+    <w:p>
+      <w:pPr>
+        <w:spacing w:after="60" w:before="60"/>
+      </w:pPr>
+      <w:r>
+        <w:rPr>
+          <w:rFonts w:ascii="Arial" w:cs="Arial" w:eastAsia="Arial" w:hAnsi="Arial"/>
+          <w:color w:val="1A1A1A"/>
+          <w:sz w:val="22"/>
+          <w:szCs w:val="22"/>
+        </w:rPr>
+        <w:t xml:space="preserve">Zeigt ID, Name und Erstellungsdatum des aktiven Trains. Der Train-Name kann direkt umbenannt werden:</w:t>
       </w:r>
     </w:p>
     <w:p>
@@ -11144,7 +12164,7 @@
           <w:sz w:val="22"/>
           <w:szCs w:val="22"/>
         </w:rPr>
-        <w:t xml:space="preserve">«Löschen»-Button (Mülleimer-Icon) in der Zeile des gewünschten Trains klicken</w:t>
+        <w:t xml:space="preserve">«Umbenennen» klicken</w:t>
       </w:r>
     </w:p>
     <w:p>
@@ -11162,7 +12182,7 @@
           <w:sz w:val="22"/>
           <w:szCs w:val="22"/>
         </w:rPr>
-        <w:t xml:space="preserve">Inline-Bestätigungsformular erscheint direkt unter der Zeile</w:t>
+        <w:t xml:space="preserve">Neuen Namen eingeben</w:t>
       </w:r>
     </w:p>
     <w:p>
@@ -11180,186 +12200,7 @@
           <w:sz w:val="22"/>
           <w:szCs w:val="22"/>
         </w:rPr>
-        <w:t xml:space="preserve">Admin-Code des </w:t>
-      </w:r>
-      <w:r>
-        <w:rPr>
-          <w:rFonts w:ascii="Arial" w:cs="Arial" w:eastAsia="Arial" w:hAnsi="Arial"/>
-          <w:b/>
-          <w:bCs/>
-          <w:color w:val="1A1A1A"/>
-          <w:sz w:val="22"/>
-          <w:szCs w:val="22"/>
-        </w:rPr>
-        <w:t xml:space="preserve">aktuellen Trains</w:t>
-      </w:r>
-      <w:r>
-        <w:rPr>
-          <w:rFonts w:ascii="Arial" w:cs="Arial" w:eastAsia="Arial" w:hAnsi="Arial"/>
-          <w:color w:val="1A1A1A"/>
-          <w:sz w:val="22"/>
-          <w:szCs w:val="22"/>
-        </w:rPr>
-        <w:t xml:space="preserve"> eingeben</w:t>
-      </w:r>
-    </w:p>
-    <w:p>
-      <w:pPr>
-        <w:pStyle w:val="ListParagraph"/>
-        <w:numPr>
-          <w:ilvl w:val="0"/>
-          <w:numId w:val="2"/>
-        </w:numPr>
-      </w:pPr>
-      <w:r>
-        <w:rPr>
-          <w:rFonts w:ascii="Arial" w:cs="Arial" w:eastAsia="Arial" w:hAnsi="Arial"/>
-          <w:color w:val="1A1A1A"/>
-          <w:sz w:val="22"/>
-          <w:szCs w:val="22"/>
-        </w:rPr>
-        <w:t xml:space="preserve">«Bestätigen» klicken</w:t>
-      </w:r>
-    </w:p>
-    <w:p>
-      <w:pPr>
-        <w:pStyle w:val="ListParagraph"/>
-        <w:numPr>
-          <w:ilvl w:val="0"/>
-          <w:numId w:val="2"/>
-        </w:numPr>
-      </w:pPr>
-      <w:r>
-        <w:rPr>
-          <w:rFonts w:ascii="Arial" w:cs="Arial" w:eastAsia="Arial" w:hAnsi="Arial"/>
-          <w:color w:val="1A1A1A"/>
-          <w:sz w:val="22"/>
-          <w:szCs w:val="22"/>
-        </w:rPr>
-        <w:t xml:space="preserve">Train wird aus der Registry entfernt und seine State-Datei gelöscht</w:t>
-      </w:r>
-    </w:p>
-    <w:p>
-      <w:pPr>
-        <w:pBdr>
-          <w:left w:val="single" w:color="003F7F" w:sz="16" w:space="12"/>
-        </w:pBdr>
-        <w:spacing w:after="120" w:before="120"/>
-        <w:ind w:left="360"/>
-      </w:pPr>
-      <w:r>
-        <w:rPr>
-          <w:rFonts w:ascii="Arial" w:cs="Arial" w:eastAsia="Arial" w:hAnsi="Arial"/>
-          <w:color w:val="1A1A1A"/>
-          <w:sz w:val="22"/>
-          <w:szCs w:val="22"/>
-        </w:rPr>
-        <w:t xml:space="preserve">⚠️ </w:t>
-      </w:r>
-      <w:r>
-        <w:rPr>
-          <w:rFonts w:ascii="Arial" w:cs="Arial" w:eastAsia="Arial" w:hAnsi="Arial"/>
-          <w:b/>
-          <w:bCs/>
-          <w:color w:val="1A1A1A"/>
-          <w:sz w:val="22"/>
-          <w:szCs w:val="22"/>
-        </w:rPr>
-        <w:t xml:space="preserve">Achtung:</w:t>
-      </w:r>
-      <w:r>
-        <w:rPr>
-          <w:rFonts w:ascii="Arial" w:cs="Arial" w:eastAsia="Arial" w:hAnsi="Arial"/>
-          <w:color w:val="1A1A1A"/>
-          <w:sz w:val="22"/>
-          <w:szCs w:val="22"/>
-        </w:rPr>
-        <w:t xml:space="preserve"> Das Löschen eines Trains ist </w:t>
-      </w:r>
-      <w:r>
-        <w:rPr>
-          <w:rFonts w:ascii="Arial" w:cs="Arial" w:eastAsia="Arial" w:hAnsi="Arial"/>
-          <w:b/>
-          <w:bCs/>
-          <w:color w:val="1A1A1A"/>
-          <w:sz w:val="22"/>
-          <w:szCs w:val="22"/>
-        </w:rPr>
-        <w:t xml:space="preserve">nicht rückgängig zu machen</w:t>
-      </w:r>
-      <w:r>
-        <w:rPr>
-          <w:rFonts w:ascii="Arial" w:cs="Arial" w:eastAsia="Arial" w:hAnsi="Arial"/>
-          <w:color w:val="1A1A1A"/>
-          <w:sz w:val="22"/>
-          <w:szCs w:val="22"/>
-        </w:rPr>
-        <w:t xml:space="preserve">. Alle Planungsdaten dieses Trains gehen verloren. Vorher ein Backup des Trains erstellen (als dessen Admin einloggen → Einstellungen → Backup &amp; Restore).</w:t>
-      </w:r>
-    </w:p>
-    <w:p>
-      <w:pPr>
-        <w:pBdr>
-          <w:left w:val="single" w:color="003F7F" w:sz="16" w:space="12"/>
-        </w:pBdr>
-        <w:spacing w:after="120" w:before="120"/>
-        <w:ind w:left="360"/>
-      </w:pPr>
-      <w:r>
-        <w:rPr>
-          <w:rFonts w:ascii="Arial" w:cs="Arial" w:eastAsia="Arial" w:hAnsi="Arial"/>
-          <w:b/>
-          <w:bCs/>
-          <w:color w:val="1A1A1A"/>
-          <w:sz w:val="22"/>
-          <w:szCs w:val="22"/>
-        </w:rPr>
-        <w:t xml:space="preserve">Schutz:</w:t>
-      </w:r>
-      <w:r>
-        <w:rPr>
-          <w:rFonts w:ascii="Arial" w:cs="Arial" w:eastAsia="Arial" w:hAnsi="Arial"/>
-          <w:color w:val="1A1A1A"/>
-          <w:sz w:val="22"/>
-          <w:szCs w:val="22"/>
-        </w:rPr>
-        <w:t xml:space="preserve"> Der </w:t>
-      </w:r>
-      <w:r>
-        <w:rPr>
-          <w:rFonts w:ascii="Courier New" w:cs="Courier New" w:eastAsia="Courier New" w:hAnsi="Courier New"/>
-          <w:color w:val="003F7F"/>
-          <w:sz w:val="20"/>
-          <w:szCs w:val="20"/>
-        </w:rPr>
-        <w:t xml:space="preserve">default</w:t>
-      </w:r>
-      <w:r>
-        <w:rPr>
-          <w:rFonts w:ascii="Arial" w:cs="Arial" w:eastAsia="Arial" w:hAnsi="Arial"/>
-          <w:color w:val="1A1A1A"/>
-          <w:sz w:val="22"/>
-          <w:szCs w:val="22"/>
-        </w:rPr>
-        <w:t xml:space="preserve">-Train und der aktuell aktive Train können nicht gelöscht werden. Der «Löschen»-Button erscheint nur bei Trains, die weder </w:t>
-      </w:r>
-      <w:r>
-        <w:rPr>
-          <w:rFonts w:ascii="Courier New" w:cs="Courier New" w:eastAsia="Courier New" w:hAnsi="Courier New"/>
-          <w:color w:val="003F7F"/>
-          <w:sz w:val="20"/>
-          <w:szCs w:val="20"/>
-        </w:rPr>
-        <w:t xml:space="preserve">default</w:t>
-      </w:r>
-      <w:r>
-        <w:rPr>
-          <w:rFonts w:ascii="Arial" w:cs="Arial" w:eastAsia="Arial" w:hAnsi="Arial"/>
-          <w:color w:val="1A1A1A"/>
-          <w:sz w:val="22"/>
-          <w:szCs w:val="22"/>
-        </w:rPr>
-        <w:t xml:space="preserve"> noch aktiv sind.</w:t>
+        <w:t xml:space="preserve">«Speichern» – Änderung wird sofort synchronisiert</w:t>
       </w:r>
     </w:p>
     <w:p>
@@ -11376,62 +12217,7 @@
           <w:sz w:val="26"/>
           <w:szCs w:val="26"/>
         </w:rPr>
-        <w:t xml:space="preserve">Gefährliche Aktionen</w:t>
-      </w:r>
-    </w:p>
-    <w:p>
-      <w:pPr>
-        <w:pBdr>
-          <w:left w:val="single" w:color="003F7F" w:sz="16" w:space="12"/>
-        </w:pBdr>
-        <w:spacing w:after="120" w:before="120"/>
-        <w:ind w:left="360"/>
-      </w:pPr>
-      <w:r>
-        <w:rPr>
-          <w:rFonts w:ascii="Arial" w:cs="Arial" w:eastAsia="Arial" w:hAnsi="Arial"/>
-          <w:color w:val="1A1A1A"/>
-          <w:sz w:val="22"/>
-          <w:szCs w:val="22"/>
-        </w:rPr>
-        <w:t xml:space="preserve">⚠️ Diese Aktionen sind </w:t>
-      </w:r>
-      <w:r>
-        <w:rPr>
-          <w:rFonts w:ascii="Arial" w:cs="Arial" w:eastAsia="Arial" w:hAnsi="Arial"/>
-          <w:b/>
-          <w:bCs/>
-          <w:color w:val="1A1A1A"/>
-          <w:sz w:val="22"/>
-          <w:szCs w:val="22"/>
-        </w:rPr>
-        <w:t xml:space="preserve">nicht rückgängig zu machen</w:t>
-      </w:r>
-      <w:r>
-        <w:rPr>
-          <w:rFonts w:ascii="Arial" w:cs="Arial" w:eastAsia="Arial" w:hAnsi="Arial"/>
-          <w:color w:val="1A1A1A"/>
-          <w:sz w:val="22"/>
-          <w:szCs w:val="22"/>
-        </w:rPr>
-        <w:t xml:space="preserve">. Vor der Ausführung ein Backup erstellen (Einstellungen → Backup &amp; Restore).</w:t>
-      </w:r>
-    </w:p>
-    <w:p>
-      <w:pPr>
-        <w:pStyle w:val="Heading4"/>
-        <w:spacing w:after="120" w:before="240"/>
-      </w:pPr>
-      <w:r>
-        <w:rPr>
-          <w:rFonts w:ascii="Arial" w:cs="Arial" w:eastAsia="Arial" w:hAnsi="Arial"/>
-          <w:b/>
-          <w:bCs/>
-          <w:color w:val="1A1A1A"/>
-          <w:sz w:val="22"/>
-          <w:szCs w:val="22"/>
-        </w:rPr>
-        <w:t xml:space="preserve">Alle Daten löschen</w:t>
+        <w:t xml:space="preserve">Alle Trains</w:t>
       </w:r>
     </w:p>
     <w:p>
@@ -11445,542 +12231,7 @@
           <w:sz w:val="22"/>
           <w:szCs w:val="22"/>
         </w:rPr>
-        <w:t xml:space="preserve">Setzt den gesamten Planungsstand (Mitarbeiter, Buchungen, PI-Planung) auf den Ausgangszustand zurück.</w:t>
-      </w:r>
-    </w:p>
-    <w:p>
-      <w:pPr>
-        <w:pStyle w:val="ListParagraph"/>
-        <w:numPr>
-          <w:ilvl w:val="0"/>
-          <w:numId w:val="2"/>
-        </w:numPr>
-      </w:pPr>
-      <w:r>
-        <w:rPr>
-          <w:rFonts w:ascii="Arial" w:cs="Arial" w:eastAsia="Arial" w:hAnsi="Arial"/>
-          <w:color w:val="1A1A1A"/>
-          <w:sz w:val="22"/>
-          <w:szCs w:val="22"/>
-        </w:rPr>
-        <w:t xml:space="preserve">«LÖSCHEN» in das Bestätigungsfeld eingeben</w:t>
-      </w:r>
-    </w:p>
-    <w:p>
-      <w:pPr>
-        <w:pStyle w:val="ListParagraph"/>
-        <w:numPr>
-          <w:ilvl w:val="0"/>
-          <w:numId w:val="2"/>
-        </w:numPr>
-      </w:pPr>
-      <w:r>
-        <w:rPr>
-          <w:rFonts w:ascii="Arial" w:cs="Arial" w:eastAsia="Arial" w:hAnsi="Arial"/>
-          <w:color w:val="1A1A1A"/>
-          <w:sz w:val="22"/>
-          <w:szCs w:val="22"/>
-        </w:rPr>
-        <w:t xml:space="preserve">«Alle Daten löschen» klicken</w:t>
-      </w:r>
-    </w:p>
-    <w:p>
-      <w:pPr>
-        <w:pStyle w:val="ListParagraph"/>
-        <w:numPr>
-          <w:ilvl w:val="0"/>
-          <w:numId w:val="2"/>
-        </w:numPr>
-      </w:pPr>
-      <w:r>
-        <w:rPr>
-          <w:rFonts w:ascii="Arial" w:cs="Arial" w:eastAsia="Arial" w:hAnsi="Arial"/>
-          <w:color w:val="1A1A1A"/>
-          <w:sz w:val="22"/>
-          <w:szCs w:val="22"/>
-        </w:rPr>
-        <w:t xml:space="preserve">Admin-Code erneut eingeben zur finalen Bestätigung</w:t>
-      </w:r>
-    </w:p>
-    <w:p>
-      <w:pPr>
-        <w:pStyle w:val="ListParagraph"/>
-        <w:numPr>
-          <w:ilvl w:val="0"/>
-          <w:numId w:val="2"/>
-        </w:numPr>
-      </w:pPr>
-      <w:r>
-        <w:rPr>
-          <w:rFonts w:ascii="Arial" w:cs="Arial" w:eastAsia="Arial" w:hAnsi="Arial"/>
-          <w:color w:val="1A1A1A"/>
-          <w:sz w:val="22"/>
-          <w:szCs w:val="22"/>
-        </w:rPr>
-        <w:t xml:space="preserve">Seite wird nach erfolgreichem Reset neu geladen</w:t>
-      </w:r>
-    </w:p>
-    <w:p>
-      <w:pPr>
-        <w:pStyle w:val="Heading4"/>
-        <w:spacing w:after="120" w:before="240"/>
-      </w:pPr>
-      <w:r>
-        <w:rPr>
-          <w:rFonts w:ascii="Arial" w:cs="Arial" w:eastAsia="Arial" w:hAnsi="Arial"/>
-          <w:b/>
-          <w:bCs/>
-          <w:color w:val="1A1A1A"/>
-          <w:sz w:val="22"/>
-          <w:szCs w:val="22"/>
-        </w:rPr>
-        <w:t xml:space="preserve">Admin-Code ändern</w:t>
-      </w:r>
-    </w:p>
-    <w:p>
-      <w:pPr>
-        <w:pStyle w:val="ListParagraph"/>
-        <w:numPr>
-          <w:ilvl w:val="0"/>
-          <w:numId w:val="2"/>
-        </w:numPr>
-      </w:pPr>
-      <w:r>
-        <w:rPr>
-          <w:rFonts w:ascii="Arial" w:cs="Arial" w:eastAsia="Arial" w:hAnsi="Arial"/>
-          <w:color w:val="1A1A1A"/>
-          <w:sz w:val="22"/>
-          <w:szCs w:val="22"/>
-        </w:rPr>
-        <w:t xml:space="preserve">«Code ändern» klicken</w:t>
-      </w:r>
-    </w:p>
-    <w:p>
-      <w:pPr>
-        <w:pStyle w:val="ListParagraph"/>
-        <w:numPr>
-          <w:ilvl w:val="0"/>
-          <w:numId w:val="2"/>
-        </w:numPr>
-      </w:pPr>
-      <w:r>
-        <w:rPr>
-          <w:rFonts w:ascii="Arial" w:cs="Arial" w:eastAsia="Arial" w:hAnsi="Arial"/>
-          <w:color w:val="1A1A1A"/>
-          <w:sz w:val="22"/>
-          <w:szCs w:val="22"/>
-        </w:rPr>
-        <w:t xml:space="preserve">Neuen Code zweimal eingeben (min. 6 Zeichen)</w:t>
-      </w:r>
-    </w:p>
-    <w:p>
-      <w:pPr>
-        <w:pStyle w:val="ListParagraph"/>
-        <w:numPr>
-          <w:ilvl w:val="0"/>
-          <w:numId w:val="2"/>
-        </w:numPr>
-      </w:pPr>
-      <w:r>
-        <w:rPr>
-          <w:rFonts w:ascii="Arial" w:cs="Arial" w:eastAsia="Arial" w:hAnsi="Arial"/>
-          <w:color w:val="1A1A1A"/>
-          <w:sz w:val="22"/>
-          <w:szCs w:val="22"/>
-        </w:rPr>
-        <w:t xml:space="preserve">«Weiter» – aktuellen Code zur Bestätigung eingeben</w:t>
-      </w:r>
-    </w:p>
-    <w:p>
-      <w:pPr>
-        <w:pStyle w:val="ListParagraph"/>
-        <w:numPr>
-          <w:ilvl w:val="0"/>
-          <w:numId w:val="2"/>
-        </w:numPr>
-      </w:pPr>
-      <w:r>
-        <w:rPr>
-          <w:rFonts w:ascii="Arial" w:cs="Arial" w:eastAsia="Arial" w:hAnsi="Arial"/>
-          <w:color w:val="1A1A1A"/>
-          <w:sz w:val="22"/>
-          <w:szCs w:val="22"/>
-        </w:rPr>
-        <w:t xml:space="preserve">Bei Erfolg: Code ist sofort aktiv, sessionStorage wird geleert</w:t>
-      </w:r>
-    </w:p>
-    <w:p>
-      <w:pPr>
-        <w:pBdr>
-          <w:bottom w:val="single" w:color="003F7F" w:sz="6" w:space="1"/>
-        </w:pBdr>
-        <w:spacing w:after="120" w:before="120"/>
-      </w:pPr>
-      <w:r>
-        <w:t xml:space="preserve"/>
-      </w:r>
-    </w:p>
-    <w:p>
-      <w:pPr>
-        <w:pStyle w:val="Heading2"/>
-        <w:spacing w:after="120" w:before="240"/>
-      </w:pPr>
-      <w:r>
-        <w:rPr>
-          <w:rFonts w:ascii="Arial" w:cs="Arial" w:eastAsia="Arial" w:hAnsi="Arial"/>
-          <w:b/>
-          <w:bCs/>
-          <w:color w:val="003F7F"/>
-          <w:sz w:val="30"/>
-          <w:szCs w:val="30"/>
-        </w:rPr>
-        <w:t xml:space="preserve">8. Tipps &amp; Häufige Fragen</w:t>
-      </w:r>
-    </w:p>
-    <w:p>
-      <w:pPr>
-        <w:spacing w:after="60" w:before="60"/>
-      </w:pPr>
-      <w:r>
-        <w:rPr>
-          <w:rFonts w:ascii="Arial" w:cs="Arial" w:eastAsia="Arial" w:hAnsi="Arial"/>
-          <w:b/>
-          <w:bCs/>
-          <w:color w:val="1A1A1A"/>
-          <w:sz w:val="22"/>
-          <w:szCs w:val="22"/>
-        </w:rPr>
-        <w:t xml:space="preserve">F: Wo finde ich den PDF-Export für das PI Dashboard?</w:t>
-      </w:r>
-    </w:p>
-    <w:p>
-      <w:pPr>
-        <w:spacing w:after="60" w:before="60"/>
-      </w:pPr>
-      <w:r>
-        <w:rPr>
-          <w:rFonts w:ascii="Arial" w:cs="Arial" w:eastAsia="Arial" w:hAnsi="Arial"/>
-          <w:color w:val="1A1A1A"/>
-          <w:sz w:val="22"/>
-          <w:szCs w:val="22"/>
-        </w:rPr>
-        <w:t xml:space="preserve">A: Tab «PI Dashboard» → oben rechts «PDF» oder «PNG» Button. Der Export enthält alle sichtbaren Tabellen mit Bundeslogo-Header.</w:t>
-      </w:r>
-    </w:p>
-    <w:p>
-      <w:pPr>
-        <w:spacing w:after="60" w:before="60"/>
-      </w:pPr>
-      <w:r>
-        <w:rPr>
-          <w:rFonts w:ascii="Arial" w:cs="Arial" w:eastAsia="Arial" w:hAnsi="Arial"/>
-          <w:b/>
-          <w:bCs/>
-          <w:color w:val="1A1A1A"/>
-          <w:sz w:val="22"/>
-          <w:szCs w:val="22"/>
-        </w:rPr>
-        <w:t xml:space="preserve">F: Wie lösche ich alle Buchungen aller Mitarbeiter?</w:t>
-      </w:r>
-    </w:p>
-    <w:p>
-      <w:pPr>
-        <w:spacing w:after="60" w:before="60"/>
-      </w:pPr>
-      <w:r>
-        <w:rPr>
-          <w:rFonts w:ascii="Arial" w:cs="Arial" w:eastAsia="Arial" w:hAnsi="Arial"/>
-          <w:color w:val="1A1A1A"/>
-          <w:sz w:val="22"/>
-          <w:szCs w:val="22"/>
-        </w:rPr>
-        <w:t xml:space="preserve">A: Tab «Admin» → Admin-Code eingeben → «Alle Daten löschen». Alternativ: Im Planung-Tab kann der ✕-Hover-Button pro Mitarbeiter dessen Buchungen einzeln löschen.</w:t>
-      </w:r>
-    </w:p>
-    <w:p>
-      <w:pPr>
-        <w:spacing w:after="60" w:before="60"/>
-      </w:pPr>
-      <w:r>
-        <w:rPr>
-          <w:rFonts w:ascii="Arial" w:cs="Arial" w:eastAsia="Arial" w:hAnsi="Arial"/>
-          <w:b/>
-          <w:bCs/>
-          <w:color w:val="1A1A1A"/>
-          <w:sz w:val="22"/>
-          <w:szCs w:val="22"/>
-        </w:rPr>
-        <w:t xml:space="preserve">F: Wie lösche ich einen Train komplett?</w:t>
-      </w:r>
-    </w:p>
-    <w:p>
-      <w:pPr>
-        <w:spacing w:after="60" w:before="60"/>
-      </w:pPr>
-      <w:r>
-        <w:rPr>
-          <w:rFonts w:ascii="Arial" w:cs="Arial" w:eastAsia="Arial" w:hAnsi="Arial"/>
-          <w:color w:val="1A1A1A"/>
-          <w:sz w:val="22"/>
-          <w:szCs w:val="22"/>
-        </w:rPr>
-        <w:t xml:space="preserve">A: Tab «Admin» → Admin-Code eingeben → Sektion «Alle Trains» → «Löschen»-Button beim gewünschten Train → Admin-Code bestätigen. Der </w:t>
-      </w:r>
-      <w:r>
-        <w:rPr>
-          <w:rFonts w:ascii="Courier New" w:cs="Courier New" w:eastAsia="Courier New" w:hAnsi="Courier New"/>
-          <w:color w:val="003F7F"/>
-          <w:sz w:val="20"/>
-          <w:szCs w:val="20"/>
-        </w:rPr>
-        <w:t xml:space="preserve">default</w:t>
-      </w:r>
-      <w:r>
-        <w:rPr>
-          <w:rFonts w:ascii="Arial" w:cs="Arial" w:eastAsia="Arial" w:hAnsi="Arial"/>
-          <w:color w:val="1A1A1A"/>
-          <w:sz w:val="22"/>
-          <w:szCs w:val="22"/>
-        </w:rPr>
-        <w:t xml:space="preserve">-Train und der aktuell aktive Train sind geschützt und können nicht gelöscht werden.</w:t>
-      </w:r>
-    </w:p>
-    <w:p>
-      <w:pPr>
-        <w:spacing w:after="60" w:before="60"/>
-      </w:pPr>
-      <w:r>
-        <w:rPr>
-          <w:rFonts w:ascii="Arial" w:cs="Arial" w:eastAsia="Arial" w:hAnsi="Arial"/>
-          <w:b/>
-          <w:bCs/>
-          <w:color w:val="1A1A1A"/>
-          <w:sz w:val="22"/>
-          <w:szCs w:val="22"/>
-        </w:rPr>
-        <w:t xml:space="preserve">F: Die SP-in-Jira-Werte sind nach Server-Neustart weg.</w:t>
-      </w:r>
-    </w:p>
-    <w:p>
-      <w:pPr>
-        <w:spacing w:after="60" w:before="60"/>
-      </w:pPr>
-      <w:r>
-        <w:rPr>
-          <w:rFonts w:ascii="Arial" w:cs="Arial" w:eastAsia="Arial" w:hAnsi="Arial"/>
-          <w:color w:val="1A1A1A"/>
-          <w:sz w:val="22"/>
-          <w:szCs w:val="22"/>
-        </w:rPr>
-        <w:t xml:space="preserve">A: SP-in-Jira-Werte werden im Server-State gespeichert. Bei Server-Neustart werden sie aus dem letzten JSON-Backup wiederhergestellt. Empfehlung: Regelmässig Backup erstellen (Einstellungen → Backup &amp; Restore).</w:t>
-      </w:r>
-    </w:p>
-    <w:p>
-      <w:pPr>
-        <w:spacing w:after="60" w:before="60"/>
-      </w:pPr>
-      <w:r>
-        <w:rPr>
-          <w:rFonts w:ascii="Arial" w:cs="Arial" w:eastAsia="Arial" w:hAnsi="Arial"/>
-          <w:b/>
-          <w:bCs/>
-          <w:color w:val="1A1A1A"/>
-          <w:sz w:val="22"/>
-          <w:szCs w:val="22"/>
-        </w:rPr>
-        <w:t xml:space="preserve">F: Sehen andere Benutzer meine SP-in-Jira-Eingaben?</w:t>
-      </w:r>
-    </w:p>
-    <w:p>
-      <w:pPr>
-        <w:spacing w:after="60" w:before="60"/>
-      </w:pPr>
-      <w:r>
-        <w:rPr>
-          <w:rFonts w:ascii="Arial" w:cs="Arial" w:eastAsia="Arial" w:hAnsi="Arial"/>
-          <w:color w:val="1A1A1A"/>
-          <w:sz w:val="22"/>
-          <w:szCs w:val="22"/>
-        </w:rPr>
-        <w:t xml:space="preserve">A: Ja. Die Werte werden via Socket.io synchronisiert und sind für alle verbundenen Benutzer sofort sichtbar.</w:t>
-      </w:r>
-    </w:p>
-    <w:p>
-      <w:pPr>
-        <w:spacing w:after="60" w:before="60"/>
-      </w:pPr>
-      <w:r>
-        <w:rPr>
-          <w:rFonts w:ascii="Arial" w:cs="Arial" w:eastAsia="Arial" w:hAnsi="Arial"/>
-          <w:b/>
-          <w:bCs/>
-          <w:color w:val="1A1A1A"/>
-          <w:sz w:val="22"/>
-          <w:szCs w:val="22"/>
-        </w:rPr>
-        <w:t xml:space="preserve">F: Warum unterscheiden sich "Berechnet SP" und "Verfügbar SP Netto"?</w:t>
-      </w:r>
-    </w:p>
-    <w:p>
-      <w:pPr>
-        <w:spacing w:after="60" w:before="60"/>
-      </w:pPr>
-      <w:r>
-        <w:rPr>
-          <w:rFonts w:ascii="Arial" w:cs="Arial" w:eastAsia="Arial" w:hAnsi="Arial"/>
-          <w:color w:val="1A1A1A"/>
-          <w:sz w:val="22"/>
-          <w:szCs w:val="22"/>
-        </w:rPr>
-        <w:t xml:space="preserve">A: Berechnet SP ist theoretisch (keine Buchungen berücksichtigt). Verfügbar SP Netto ist tagesgenau und zieht Ferien, Abwesenheiten etc. ab.</w:t>
-      </w:r>
-    </w:p>
-    <w:p>
-      <w:pPr>
-        <w:spacing w:after="60" w:before="60"/>
-      </w:pPr>
-      <w:r>
-        <w:rPr>
-          <w:rFonts w:ascii="Arial" w:cs="Arial" w:eastAsia="Arial" w:hAnsi="Arial"/>
-          <w:b/>
-          <w:bCs/>
-          <w:color w:val="1A1A1A"/>
-          <w:sz w:val="22"/>
-          <w:szCs w:val="22"/>
-        </w:rPr>
-        <w:t xml:space="preserve">F: Pikett-Lücken auch am Wochenende – ist das korrekt?</w:t>
-      </w:r>
-    </w:p>
-    <w:p>
-      <w:pPr>
-        <w:spacing w:after="60" w:before="60"/>
-      </w:pPr>
-      <w:r>
-        <w:rPr>
-          <w:rFonts w:ascii="Arial" w:cs="Arial" w:eastAsia="Arial" w:hAnsi="Arial"/>
-          <w:color w:val="1A1A1A"/>
-          <w:sz w:val="22"/>
-          <w:szCs w:val="22"/>
-        </w:rPr>
-        <w:t xml:space="preserve">A: Ja. Pikett-Dienst gilt 7 Tage/Woche inkl. Wochenenden und Feiertagen. Betrieb-Lücken werden nur an Arbeitstagen gemeldet.</w:t>
-      </w:r>
-    </w:p>
-    <w:p>
-      <w:pPr>
-        <w:spacing w:after="60" w:before="60"/>
-      </w:pPr>
-      <w:r>
-        <w:rPr>
-          <w:rFonts w:ascii="Arial" w:cs="Arial" w:eastAsia="Arial" w:hAnsi="Arial"/>
-          <w:b/>
-          <w:bCs/>
-          <w:color w:val="1A1A1A"/>
-          <w:sz w:val="22"/>
-          <w:szCs w:val="22"/>
-        </w:rPr>
-        <w:t xml:space="preserve">F: Zählt BP (Betrieb + Pikett) für beide Lückentypen?</w:t>
-      </w:r>
-    </w:p>
-    <w:p>
-      <w:pPr>
-        <w:spacing w:after="60" w:before="60"/>
-      </w:pPr>
-      <w:r>
-        <w:rPr>
-          <w:rFonts w:ascii="Arial" w:cs="Arial" w:eastAsia="Arial" w:hAnsi="Arial"/>
-          <w:color w:val="1A1A1A"/>
-          <w:sz w:val="22"/>
-          <w:szCs w:val="22"/>
-        </w:rPr>
-        <w:t xml:space="preserve">A: Ja. BP zählt gleichzeitig für Pikett-Abdeckung (7×24) und Betrieb-Abdeckung (Arbeitstage). An Tagen mit ausreichend BP gibt es weder Pikett- noch Betrieb-Lücken.</w:t>
-      </w:r>
-    </w:p>
-    <w:p>
-      <w:pPr>
-        <w:spacing w:after="60" w:before="60"/>
-      </w:pPr>
-      <w:r>
-        <w:rPr>
-          <w:rFonts w:ascii="Arial" w:cs="Arial" w:eastAsia="Arial" w:hAnsi="Arial"/>
-          <w:b/>
-          <w:bCs/>
-          <w:color w:val="1A1A1A"/>
-          <w:sz w:val="22"/>
-          <w:szCs w:val="22"/>
-        </w:rPr>
-        <w:t xml:space="preserve">F: Wie stelle ich die Mindestbesetzung pro Team ein?</w:t>
-      </w:r>
-    </w:p>
-    <w:p>
-      <w:pPr>
-        <w:spacing w:after="60" w:before="60"/>
-      </w:pPr>
-      <w:r>
-        <w:rPr>
-          <w:rFonts w:ascii="Arial" w:cs="Arial" w:eastAsia="Arial" w:hAnsi="Arial"/>
-          <w:color w:val="1A1A1A"/>
-          <w:sz w:val="22"/>
-          <w:szCs w:val="22"/>
-        </w:rPr>
-        <w:t xml:space="preserve">A: Einstellungen → Team-Konfiguration. Teams werden automatisch aus dem Mitarbeiterstamm abgeleitet. Werte direkt im Feld editieren und «Speichern» klicken.</w:t>
-      </w:r>
-    </w:p>
-    <w:p>
-      <w:pPr>
-        <w:spacing w:after="60" w:before="60"/>
-      </w:pPr>
-      <w:r>
-        <w:rPr>
-          <w:rFonts w:ascii="Arial" w:cs="Arial" w:eastAsia="Arial" w:hAnsi="Arial"/>
-          <w:b/>
-          <w:bCs/>
-          <w:color w:val="1A1A1A"/>
-          <w:sz w:val="22"/>
-          <w:szCs w:val="22"/>
-        </w:rPr>
-        <w:t xml:space="preserve">F: Was ist der Unterschied zwischen «Team-Konfiguration» und «Globale Parameter»?</w:t>
-      </w:r>
-    </w:p>
-    <w:p>
-      <w:pPr>
-        <w:spacing w:after="60" w:before="60"/>
-      </w:pPr>
-      <w:r>
-        <w:rPr>
-          <w:rFonts w:ascii="Arial" w:cs="Arial" w:eastAsia="Arial" w:hAnsi="Arial"/>
-          <w:color w:val="1A1A1A"/>
-          <w:sz w:val="22"/>
-          <w:szCs w:val="22"/>
-        </w:rPr>
-        <w:t xml:space="preserve">A: Team-Konfiguration gilt pro Team (Pikett/Betrieb/SP/Std). Globale Parameter sind App-weite Standardwerte als Referenz.</w:t>
-      </w:r>
-    </w:p>
-    <w:p>
-      <w:pPr>
-        <w:pBdr>
-          <w:bottom w:val="single" w:color="003F7F" w:sz="6" w:space="1"/>
-        </w:pBdr>
-        <w:spacing w:after="120" w:before="120"/>
-      </w:pPr>
-      <w:r>
-        <w:t xml:space="preserve"/>
-      </w:r>
-    </w:p>
-    <w:p>
-      <w:pPr>
-        <w:pStyle w:val="Heading2"/>
-        <w:spacing w:after="120" w:before="240"/>
-      </w:pPr>
-      <w:r>
-        <w:rPr>
-          <w:rFonts w:ascii="Arial" w:cs="Arial" w:eastAsia="Arial" w:hAnsi="Arial"/>
-          <w:b/>
-          <w:bCs/>
-          <w:color w:val="003F7F"/>
-          <w:sz w:val="30"/>
-          <w:szCs w:val="30"/>
-        </w:rPr>
-        <w:t xml:space="preserve">9. Versionshistorie</w:t>
+        <w:t xml:space="preserve">Übersicht aller registrierten Trains mit folgenden Aktionen pro Zeile:</w:t>
       </w:r>
     </w:p>
     <w:tbl>
@@ -12028,7 +12279,7 @@
                 <w:sz w:val="20"/>
                 <w:szCs w:val="20"/>
               </w:rPr>
-              <w:t xml:space="preserve">Version</w:t>
+              <w:t xml:space="preserve">Aktion</w:t>
             </w:r>
           </w:p>
         </w:tc>
@@ -12059,7 +12310,7 @@
                 <w:sz w:val="20"/>
                 <w:szCs w:val="20"/>
               </w:rPr>
-              <w:t xml:space="preserve">Datum</w:t>
+              <w:t xml:space="preserve">Verfügbarkeit</w:t>
             </w:r>
           </w:p>
         </w:tc>
@@ -12090,7 +12341,7 @@
                 <w:sz w:val="20"/>
                 <w:szCs w:val="20"/>
               </w:rPr>
-              <w:t xml:space="preserve">Änderungen</w:t>
+              <w:t xml:space="preserve">Beschreibung</w:t>
             </w:r>
           </w:p>
         </w:tc>
@@ -12116,11 +12367,13 @@
             <w:r>
               <w:rPr>
                 <w:rFonts w:ascii="Arial" w:cs="Arial" w:eastAsia="Arial" w:hAnsi="Arial"/>
-                <w:color w:val="1A1A1A"/>
-                <w:sz w:val="22"/>
-                <w:szCs w:val="22"/>
-              </w:rPr>
-              <w:t xml:space="preserve">1.0</w:t>
+                <w:b/>
+                <w:bCs/>
+                <w:color w:val="1A1A1A"/>
+                <w:sz w:val="22"/>
+                <w:szCs w:val="22"/>
+              </w:rPr>
+              <w:t xml:space="preserve">Wechseln</w:t>
             </w:r>
           </w:p>
         </w:tc>
@@ -12148,7 +12401,7 @@
                 <w:sz w:val="22"/>
                 <w:szCs w:val="22"/>
               </w:rPr>
-              <w:t xml:space="preserve">März 2026</w:t>
+              <w:t xml:space="preserve">Alle ausser aktivem Train</w:t>
             </w:r>
           </w:p>
         </w:tc>
@@ -12176,7 +12429,7 @@
                 <w:sz w:val="22"/>
                 <w:szCs w:val="22"/>
               </w:rPr>
-              <w:t xml:space="preserve">Erstveröffentlichung</w:t>
+              <w:t xml:space="preserve">Zu diesem Train wechseln</w:t>
             </w:r>
           </w:p>
         </w:tc>
@@ -12202,11 +12455,13 @@
             <w:r>
               <w:rPr>
                 <w:rFonts w:ascii="Arial" w:cs="Arial" w:eastAsia="Arial" w:hAnsi="Arial"/>
-                <w:color w:val="1A1A1A"/>
-                <w:sz w:val="22"/>
-                <w:szCs w:val="22"/>
-              </w:rPr>
-              <w:t xml:space="preserve">1.1</w:t>
+                <w:b/>
+                <w:bCs/>
+                <w:color w:val="1A1A1A"/>
+                <w:sz w:val="22"/>
+                <w:szCs w:val="22"/>
+              </w:rPr>
+              <w:t xml:space="preserve">Löschen</w:t>
             </w:r>
           </w:p>
         </w:tc>
@@ -12234,7 +12489,25 @@
                 <w:sz w:val="22"/>
                 <w:szCs w:val="22"/>
               </w:rPr>
-              <w:t xml:space="preserve">März 2026</w:t>
+              <w:t xml:space="preserve">Alle ausser </w:t>
+            </w:r>
+            <w:r>
+              <w:rPr>
+                <w:rFonts w:ascii="Courier New" w:cs="Courier New" w:eastAsia="Courier New" w:hAnsi="Courier New"/>
+                <w:color w:val="003F7F"/>
+                <w:sz w:val="20"/>
+                <w:szCs w:val="20"/>
+              </w:rPr>
+              <w:t xml:space="preserve">default</w:t>
+            </w:r>
+            <w:r>
+              <w:rPr>
+                <w:rFonts w:ascii="Arial" w:cs="Arial" w:eastAsia="Arial" w:hAnsi="Arial"/>
+                <w:color w:val="1A1A1A"/>
+                <w:sz w:val="22"/>
+                <w:szCs w:val="22"/>
+              </w:rPr>
+              <w:t xml:space="preserve"> und aktivem Train</w:t>
             </w:r>
           </w:p>
         </w:tc>
@@ -12262,7 +12535,1094 @@
                 <w:sz w:val="22"/>
                 <w:szCs w:val="22"/>
               </w:rPr>
-              <w:t xml:space="preserve">Farbeinstellungen, CD Bund</w:t>
+              <w:t xml:space="preserve">Train unwiderruflich löschen</w:t>
+            </w:r>
+          </w:p>
+        </w:tc>
+      </w:tr>
+    </w:tbl>
+    <w:p>
+      <w:pPr>
+        <w:pStyle w:val="Heading4"/>
+        <w:spacing w:after="120" w:before="240"/>
+      </w:pPr>
+      <w:r>
+        <w:rPr>
+          <w:rFonts w:ascii="Arial" w:cs="Arial" w:eastAsia="Arial" w:hAnsi="Arial"/>
+          <w:b/>
+          <w:bCs/>
+          <w:color w:val="1A1A1A"/>
+          <w:sz w:val="22"/>
+          <w:szCs w:val="22"/>
+        </w:rPr>
+        <w:t xml:space="preserve">Neuen Train anlegen</w:t>
+      </w:r>
+    </w:p>
+    <w:p>
+      <w:pPr>
+        <w:spacing w:after="60" w:before="60"/>
+      </w:pPr>
+      <w:r>
+        <w:rPr>
+          <w:rFonts w:ascii="Arial" w:cs="Arial" w:eastAsia="Arial" w:hAnsi="Arial"/>
+          <w:color w:val="1A1A1A"/>
+          <w:sz w:val="22"/>
+          <w:szCs w:val="22"/>
+        </w:rPr>
+        <w:t xml:space="preserve">Über «Neuen Train anlegen» oben rechts:</w:t>
+      </w:r>
+    </w:p>
+    <w:p>
+      <w:pPr>
+        <w:pStyle w:val="ListParagraph"/>
+        <w:numPr>
+          <w:ilvl w:val="0"/>
+          <w:numId w:val="3"/>
+        </w:numPr>
+      </w:pPr>
+      <w:r>
+        <w:rPr>
+          <w:rFonts w:ascii="Arial" w:cs="Arial" w:eastAsia="Arial" w:hAnsi="Arial"/>
+          <w:color w:val="1A1A1A"/>
+          <w:sz w:val="22"/>
+          <w:szCs w:val="22"/>
+        </w:rPr>
+        <w:t xml:space="preserve">Train-ID (Kleinbuchstaben, z.B. </w:t>
+      </w:r>
+      <w:r>
+        <w:rPr>
+          <w:rFonts w:ascii="Courier New" w:cs="Courier New" w:eastAsia="Courier New" w:hAnsi="Courier New"/>
+          <w:color w:val="003F7F"/>
+          <w:sz w:val="20"/>
+          <w:szCs w:val="20"/>
+        </w:rPr>
+        <w:t xml:space="preserve">ps-net</w:t>
+      </w:r>
+      <w:r>
+        <w:rPr>
+          <w:rFonts w:ascii="Arial" w:cs="Arial" w:eastAsia="Arial" w:hAnsi="Arial"/>
+          <w:color w:val="1A1A1A"/>
+          <w:sz w:val="22"/>
+          <w:szCs w:val="22"/>
+        </w:rPr>
+        <w:t xml:space="preserve">)</w:t>
+      </w:r>
+    </w:p>
+    <w:p>
+      <w:pPr>
+        <w:pStyle w:val="ListParagraph"/>
+        <w:numPr>
+          <w:ilvl w:val="0"/>
+          <w:numId w:val="3"/>
+        </w:numPr>
+      </w:pPr>
+      <w:r>
+        <w:rPr>
+          <w:rFonts w:ascii="Arial" w:cs="Arial" w:eastAsia="Arial" w:hAnsi="Arial"/>
+          <w:color w:val="1A1A1A"/>
+          <w:sz w:val="22"/>
+          <w:szCs w:val="22"/>
+        </w:rPr>
+        <w:t xml:space="preserve">Train-Name (Anzeigename)</w:t>
+      </w:r>
+    </w:p>
+    <w:p>
+      <w:pPr>
+        <w:pStyle w:val="ListParagraph"/>
+        <w:numPr>
+          <w:ilvl w:val="0"/>
+          <w:numId w:val="3"/>
+        </w:numPr>
+      </w:pPr>
+      <w:r>
+        <w:rPr>
+          <w:rFonts w:ascii="Arial" w:cs="Arial" w:eastAsia="Arial" w:hAnsi="Arial"/>
+          <w:color w:val="1A1A1A"/>
+          <w:sz w:val="22"/>
+          <w:szCs w:val="22"/>
+        </w:rPr>
+        <w:t xml:space="preserve">Admin-Code (min. 6 Zeichen)</w:t>
+      </w:r>
+    </w:p>
+    <w:p>
+      <w:pPr>
+        <w:pStyle w:val="Heading4"/>
+        <w:spacing w:after="120" w:before="240"/>
+      </w:pPr>
+      <w:r>
+        <w:rPr>
+          <w:rFonts w:ascii="Arial" w:cs="Arial" w:eastAsia="Arial" w:hAnsi="Arial"/>
+          <w:b/>
+          <w:bCs/>
+          <w:color w:val="1A1A1A"/>
+          <w:sz w:val="22"/>
+          <w:szCs w:val="22"/>
+        </w:rPr>
+        <w:t xml:space="preserve">Train löschen</w:t>
+      </w:r>
+    </w:p>
+    <w:p>
+      <w:pPr>
+        <w:pStyle w:val="ListParagraph"/>
+        <w:numPr>
+          <w:ilvl w:val="0"/>
+          <w:numId w:val="2"/>
+        </w:numPr>
+      </w:pPr>
+      <w:r>
+        <w:rPr>
+          <w:rFonts w:ascii="Arial" w:cs="Arial" w:eastAsia="Arial" w:hAnsi="Arial"/>
+          <w:color w:val="1A1A1A"/>
+          <w:sz w:val="22"/>
+          <w:szCs w:val="22"/>
+        </w:rPr>
+        <w:t xml:space="preserve">«Löschen»-Button (Mülleimer-Icon) in der Zeile des gewünschten Trains klicken</w:t>
+      </w:r>
+    </w:p>
+    <w:p>
+      <w:pPr>
+        <w:pStyle w:val="ListParagraph"/>
+        <w:numPr>
+          <w:ilvl w:val="0"/>
+          <w:numId w:val="2"/>
+        </w:numPr>
+      </w:pPr>
+      <w:r>
+        <w:rPr>
+          <w:rFonts w:ascii="Arial" w:cs="Arial" w:eastAsia="Arial" w:hAnsi="Arial"/>
+          <w:color w:val="1A1A1A"/>
+          <w:sz w:val="22"/>
+          <w:szCs w:val="22"/>
+        </w:rPr>
+        <w:t xml:space="preserve">Inline-Bestätigungsformular erscheint direkt unter der Zeile</w:t>
+      </w:r>
+    </w:p>
+    <w:p>
+      <w:pPr>
+        <w:pStyle w:val="ListParagraph"/>
+        <w:numPr>
+          <w:ilvl w:val="0"/>
+          <w:numId w:val="2"/>
+        </w:numPr>
+      </w:pPr>
+      <w:r>
+        <w:rPr>
+          <w:rFonts w:ascii="Arial" w:cs="Arial" w:eastAsia="Arial" w:hAnsi="Arial"/>
+          <w:color w:val="1A1A1A"/>
+          <w:sz w:val="22"/>
+          <w:szCs w:val="22"/>
+        </w:rPr>
+        <w:t xml:space="preserve">Admin-Code des </w:t>
+      </w:r>
+      <w:r>
+        <w:rPr>
+          <w:rFonts w:ascii="Arial" w:cs="Arial" w:eastAsia="Arial" w:hAnsi="Arial"/>
+          <w:b/>
+          <w:bCs/>
+          <w:color w:val="1A1A1A"/>
+          <w:sz w:val="22"/>
+          <w:szCs w:val="22"/>
+        </w:rPr>
+        <w:t xml:space="preserve">aktuellen Trains</w:t>
+      </w:r>
+      <w:r>
+        <w:rPr>
+          <w:rFonts w:ascii="Arial" w:cs="Arial" w:eastAsia="Arial" w:hAnsi="Arial"/>
+          <w:color w:val="1A1A1A"/>
+          <w:sz w:val="22"/>
+          <w:szCs w:val="22"/>
+        </w:rPr>
+        <w:t xml:space="preserve"> eingeben</w:t>
+      </w:r>
+    </w:p>
+    <w:p>
+      <w:pPr>
+        <w:pStyle w:val="ListParagraph"/>
+        <w:numPr>
+          <w:ilvl w:val="0"/>
+          <w:numId w:val="2"/>
+        </w:numPr>
+      </w:pPr>
+      <w:r>
+        <w:rPr>
+          <w:rFonts w:ascii="Arial" w:cs="Arial" w:eastAsia="Arial" w:hAnsi="Arial"/>
+          <w:color w:val="1A1A1A"/>
+          <w:sz w:val="22"/>
+          <w:szCs w:val="22"/>
+        </w:rPr>
+        <w:t xml:space="preserve">«Bestätigen» klicken</w:t>
+      </w:r>
+    </w:p>
+    <w:p>
+      <w:pPr>
+        <w:pStyle w:val="ListParagraph"/>
+        <w:numPr>
+          <w:ilvl w:val="0"/>
+          <w:numId w:val="2"/>
+        </w:numPr>
+      </w:pPr>
+      <w:r>
+        <w:rPr>
+          <w:rFonts w:ascii="Arial" w:cs="Arial" w:eastAsia="Arial" w:hAnsi="Arial"/>
+          <w:color w:val="1A1A1A"/>
+          <w:sz w:val="22"/>
+          <w:szCs w:val="22"/>
+        </w:rPr>
+        <w:t xml:space="preserve">Train wird aus der Registry entfernt und seine State-Datei gelöscht</w:t>
+      </w:r>
+    </w:p>
+    <w:p>
+      <w:pPr>
+        <w:pBdr>
+          <w:left w:val="single" w:color="003F7F" w:sz="16" w:space="12"/>
+        </w:pBdr>
+        <w:spacing w:after="120" w:before="120"/>
+        <w:ind w:left="360"/>
+      </w:pPr>
+      <w:r>
+        <w:rPr>
+          <w:rFonts w:ascii="Arial" w:cs="Arial" w:eastAsia="Arial" w:hAnsi="Arial"/>
+          <w:color w:val="1A1A1A"/>
+          <w:sz w:val="22"/>
+          <w:szCs w:val="22"/>
+        </w:rPr>
+        <w:t xml:space="preserve">⚠️ </w:t>
+      </w:r>
+      <w:r>
+        <w:rPr>
+          <w:rFonts w:ascii="Arial" w:cs="Arial" w:eastAsia="Arial" w:hAnsi="Arial"/>
+          <w:b/>
+          <w:bCs/>
+          <w:color w:val="1A1A1A"/>
+          <w:sz w:val="22"/>
+          <w:szCs w:val="22"/>
+        </w:rPr>
+        <w:t xml:space="preserve">Achtung:</w:t>
+      </w:r>
+      <w:r>
+        <w:rPr>
+          <w:rFonts w:ascii="Arial" w:cs="Arial" w:eastAsia="Arial" w:hAnsi="Arial"/>
+          <w:color w:val="1A1A1A"/>
+          <w:sz w:val="22"/>
+          <w:szCs w:val="22"/>
+        </w:rPr>
+        <w:t xml:space="preserve"> Das Löschen eines Trains ist </w:t>
+      </w:r>
+      <w:r>
+        <w:rPr>
+          <w:rFonts w:ascii="Arial" w:cs="Arial" w:eastAsia="Arial" w:hAnsi="Arial"/>
+          <w:b/>
+          <w:bCs/>
+          <w:color w:val="1A1A1A"/>
+          <w:sz w:val="22"/>
+          <w:szCs w:val="22"/>
+        </w:rPr>
+        <w:t xml:space="preserve">nicht rückgängig zu machen</w:t>
+      </w:r>
+      <w:r>
+        <w:rPr>
+          <w:rFonts w:ascii="Arial" w:cs="Arial" w:eastAsia="Arial" w:hAnsi="Arial"/>
+          <w:color w:val="1A1A1A"/>
+          <w:sz w:val="22"/>
+          <w:szCs w:val="22"/>
+        </w:rPr>
+        <w:t xml:space="preserve">. Alle Planungsdaten dieses Trains gehen verloren. Vorher ein Backup des Trains erstellen (als dessen Admin einloggen → Einstellungen → Backup &amp; Restore).</w:t>
+      </w:r>
+    </w:p>
+    <w:p>
+      <w:pPr>
+        <w:pBdr>
+          <w:left w:val="single" w:color="003F7F" w:sz="16" w:space="12"/>
+        </w:pBdr>
+        <w:spacing w:after="120" w:before="120"/>
+        <w:ind w:left="360"/>
+      </w:pPr>
+      <w:r>
+        <w:rPr>
+          <w:rFonts w:ascii="Arial" w:cs="Arial" w:eastAsia="Arial" w:hAnsi="Arial"/>
+          <w:b/>
+          <w:bCs/>
+          <w:color w:val="1A1A1A"/>
+          <w:sz w:val="22"/>
+          <w:szCs w:val="22"/>
+        </w:rPr>
+        <w:t xml:space="preserve">Schutz:</w:t>
+      </w:r>
+      <w:r>
+        <w:rPr>
+          <w:rFonts w:ascii="Arial" w:cs="Arial" w:eastAsia="Arial" w:hAnsi="Arial"/>
+          <w:color w:val="1A1A1A"/>
+          <w:sz w:val="22"/>
+          <w:szCs w:val="22"/>
+        </w:rPr>
+        <w:t xml:space="preserve"> Der </w:t>
+      </w:r>
+      <w:r>
+        <w:rPr>
+          <w:rFonts w:ascii="Courier New" w:cs="Courier New" w:eastAsia="Courier New" w:hAnsi="Courier New"/>
+          <w:color w:val="003F7F"/>
+          <w:sz w:val="20"/>
+          <w:szCs w:val="20"/>
+        </w:rPr>
+        <w:t xml:space="preserve">default</w:t>
+      </w:r>
+      <w:r>
+        <w:rPr>
+          <w:rFonts w:ascii="Arial" w:cs="Arial" w:eastAsia="Arial" w:hAnsi="Arial"/>
+          <w:color w:val="1A1A1A"/>
+          <w:sz w:val="22"/>
+          <w:szCs w:val="22"/>
+        </w:rPr>
+        <w:t xml:space="preserve">-Train und der aktuell aktive Train können nicht gelöscht werden. Der «Löschen»-Button erscheint nur bei Trains, die weder </w:t>
+      </w:r>
+      <w:r>
+        <w:rPr>
+          <w:rFonts w:ascii="Courier New" w:cs="Courier New" w:eastAsia="Courier New" w:hAnsi="Courier New"/>
+          <w:color w:val="003F7F"/>
+          <w:sz w:val="20"/>
+          <w:szCs w:val="20"/>
+        </w:rPr>
+        <w:t xml:space="preserve">default</w:t>
+      </w:r>
+      <w:r>
+        <w:rPr>
+          <w:rFonts w:ascii="Arial" w:cs="Arial" w:eastAsia="Arial" w:hAnsi="Arial"/>
+          <w:color w:val="1A1A1A"/>
+          <w:sz w:val="22"/>
+          <w:szCs w:val="22"/>
+        </w:rPr>
+        <w:t xml:space="preserve"> noch aktiv sind.</w:t>
+      </w:r>
+    </w:p>
+    <w:p>
+      <w:pPr>
+        <w:pStyle w:val="Heading3"/>
+        <w:spacing w:after="120" w:before="240"/>
+      </w:pPr>
+      <w:r>
+        <w:rPr>
+          <w:rFonts w:ascii="Arial" w:cs="Arial" w:eastAsia="Arial" w:hAnsi="Arial"/>
+          <w:b/>
+          <w:bCs/>
+          <w:color w:val="003F7F"/>
+          <w:sz w:val="26"/>
+          <w:szCs w:val="26"/>
+        </w:rPr>
+        <w:t xml:space="preserve">Gefährliche Aktionen</w:t>
+      </w:r>
+    </w:p>
+    <w:p>
+      <w:pPr>
+        <w:pBdr>
+          <w:left w:val="single" w:color="003F7F" w:sz="16" w:space="12"/>
+        </w:pBdr>
+        <w:spacing w:after="120" w:before="120"/>
+        <w:ind w:left="360"/>
+      </w:pPr>
+      <w:r>
+        <w:rPr>
+          <w:rFonts w:ascii="Arial" w:cs="Arial" w:eastAsia="Arial" w:hAnsi="Arial"/>
+          <w:color w:val="1A1A1A"/>
+          <w:sz w:val="22"/>
+          <w:szCs w:val="22"/>
+        </w:rPr>
+        <w:t xml:space="preserve">⚠️ Diese Aktionen sind </w:t>
+      </w:r>
+      <w:r>
+        <w:rPr>
+          <w:rFonts w:ascii="Arial" w:cs="Arial" w:eastAsia="Arial" w:hAnsi="Arial"/>
+          <w:b/>
+          <w:bCs/>
+          <w:color w:val="1A1A1A"/>
+          <w:sz w:val="22"/>
+          <w:szCs w:val="22"/>
+        </w:rPr>
+        <w:t xml:space="preserve">nicht rückgängig zu machen</w:t>
+      </w:r>
+      <w:r>
+        <w:rPr>
+          <w:rFonts w:ascii="Arial" w:cs="Arial" w:eastAsia="Arial" w:hAnsi="Arial"/>
+          <w:color w:val="1A1A1A"/>
+          <w:sz w:val="22"/>
+          <w:szCs w:val="22"/>
+        </w:rPr>
+        <w:t xml:space="preserve">. Vor der Ausführung ein Backup erstellen (Einstellungen → Backup &amp; Restore).</w:t>
+      </w:r>
+    </w:p>
+    <w:p>
+      <w:pPr>
+        <w:pStyle w:val="Heading4"/>
+        <w:spacing w:after="120" w:before="240"/>
+      </w:pPr>
+      <w:r>
+        <w:rPr>
+          <w:rFonts w:ascii="Arial" w:cs="Arial" w:eastAsia="Arial" w:hAnsi="Arial"/>
+          <w:b/>
+          <w:bCs/>
+          <w:color w:val="1A1A1A"/>
+          <w:sz w:val="22"/>
+          <w:szCs w:val="22"/>
+        </w:rPr>
+        <w:t xml:space="preserve">Alle Daten löschen</w:t>
+      </w:r>
+    </w:p>
+    <w:p>
+      <w:pPr>
+        <w:spacing w:after="60" w:before="60"/>
+      </w:pPr>
+      <w:r>
+        <w:rPr>
+          <w:rFonts w:ascii="Arial" w:cs="Arial" w:eastAsia="Arial" w:hAnsi="Arial"/>
+          <w:color w:val="1A1A1A"/>
+          <w:sz w:val="22"/>
+          <w:szCs w:val="22"/>
+        </w:rPr>
+        <w:t xml:space="preserve">Setzt den gesamten Planungsstand (Mitarbeiter, Buchungen, PI-Planung) auf den Ausgangszustand zurück.</w:t>
+      </w:r>
+    </w:p>
+    <w:p>
+      <w:pPr>
+        <w:pStyle w:val="ListParagraph"/>
+        <w:numPr>
+          <w:ilvl w:val="0"/>
+          <w:numId w:val="2"/>
+        </w:numPr>
+      </w:pPr>
+      <w:r>
+        <w:rPr>
+          <w:rFonts w:ascii="Arial" w:cs="Arial" w:eastAsia="Arial" w:hAnsi="Arial"/>
+          <w:color w:val="1A1A1A"/>
+          <w:sz w:val="22"/>
+          <w:szCs w:val="22"/>
+        </w:rPr>
+        <w:t xml:space="preserve">«LÖSCHEN» in das Bestätigungsfeld eingeben</w:t>
+      </w:r>
+    </w:p>
+    <w:p>
+      <w:pPr>
+        <w:pStyle w:val="ListParagraph"/>
+        <w:numPr>
+          <w:ilvl w:val="0"/>
+          <w:numId w:val="2"/>
+        </w:numPr>
+      </w:pPr>
+      <w:r>
+        <w:rPr>
+          <w:rFonts w:ascii="Arial" w:cs="Arial" w:eastAsia="Arial" w:hAnsi="Arial"/>
+          <w:color w:val="1A1A1A"/>
+          <w:sz w:val="22"/>
+          <w:szCs w:val="22"/>
+        </w:rPr>
+        <w:t xml:space="preserve">«Alle Daten löschen» klicken</w:t>
+      </w:r>
+    </w:p>
+    <w:p>
+      <w:pPr>
+        <w:pStyle w:val="ListParagraph"/>
+        <w:numPr>
+          <w:ilvl w:val="0"/>
+          <w:numId w:val="2"/>
+        </w:numPr>
+      </w:pPr>
+      <w:r>
+        <w:rPr>
+          <w:rFonts w:ascii="Arial" w:cs="Arial" w:eastAsia="Arial" w:hAnsi="Arial"/>
+          <w:color w:val="1A1A1A"/>
+          <w:sz w:val="22"/>
+          <w:szCs w:val="22"/>
+        </w:rPr>
+        <w:t xml:space="preserve">Admin-Code erneut eingeben zur finalen Bestätigung</w:t>
+      </w:r>
+    </w:p>
+    <w:p>
+      <w:pPr>
+        <w:pStyle w:val="ListParagraph"/>
+        <w:numPr>
+          <w:ilvl w:val="0"/>
+          <w:numId w:val="2"/>
+        </w:numPr>
+      </w:pPr>
+      <w:r>
+        <w:rPr>
+          <w:rFonts w:ascii="Arial" w:cs="Arial" w:eastAsia="Arial" w:hAnsi="Arial"/>
+          <w:color w:val="1A1A1A"/>
+          <w:sz w:val="22"/>
+          <w:szCs w:val="22"/>
+        </w:rPr>
+        <w:t xml:space="preserve">Seite wird nach erfolgreichem Reset neu geladen</w:t>
+      </w:r>
+    </w:p>
+    <w:p>
+      <w:pPr>
+        <w:pStyle w:val="Heading4"/>
+        <w:spacing w:after="120" w:before="240"/>
+      </w:pPr>
+      <w:r>
+        <w:rPr>
+          <w:rFonts w:ascii="Arial" w:cs="Arial" w:eastAsia="Arial" w:hAnsi="Arial"/>
+          <w:b/>
+          <w:bCs/>
+          <w:color w:val="1A1A1A"/>
+          <w:sz w:val="22"/>
+          <w:szCs w:val="22"/>
+        </w:rPr>
+        <w:t xml:space="preserve">Admin-Code ändern</w:t>
+      </w:r>
+    </w:p>
+    <w:p>
+      <w:pPr>
+        <w:pStyle w:val="ListParagraph"/>
+        <w:numPr>
+          <w:ilvl w:val="0"/>
+          <w:numId w:val="2"/>
+        </w:numPr>
+      </w:pPr>
+      <w:r>
+        <w:rPr>
+          <w:rFonts w:ascii="Arial" w:cs="Arial" w:eastAsia="Arial" w:hAnsi="Arial"/>
+          <w:color w:val="1A1A1A"/>
+          <w:sz w:val="22"/>
+          <w:szCs w:val="22"/>
+        </w:rPr>
+        <w:t xml:space="preserve">«Code ändern» klicken</w:t>
+      </w:r>
+    </w:p>
+    <w:p>
+      <w:pPr>
+        <w:pStyle w:val="ListParagraph"/>
+        <w:numPr>
+          <w:ilvl w:val="0"/>
+          <w:numId w:val="2"/>
+        </w:numPr>
+      </w:pPr>
+      <w:r>
+        <w:rPr>
+          <w:rFonts w:ascii="Arial" w:cs="Arial" w:eastAsia="Arial" w:hAnsi="Arial"/>
+          <w:color w:val="1A1A1A"/>
+          <w:sz w:val="22"/>
+          <w:szCs w:val="22"/>
+        </w:rPr>
+        <w:t xml:space="preserve">Neuen Code zweimal eingeben (min. 6 Zeichen)</w:t>
+      </w:r>
+    </w:p>
+    <w:p>
+      <w:pPr>
+        <w:pStyle w:val="ListParagraph"/>
+        <w:numPr>
+          <w:ilvl w:val="0"/>
+          <w:numId w:val="2"/>
+        </w:numPr>
+      </w:pPr>
+      <w:r>
+        <w:rPr>
+          <w:rFonts w:ascii="Arial" w:cs="Arial" w:eastAsia="Arial" w:hAnsi="Arial"/>
+          <w:color w:val="1A1A1A"/>
+          <w:sz w:val="22"/>
+          <w:szCs w:val="22"/>
+        </w:rPr>
+        <w:t xml:space="preserve">«Weiter» – aktuellen Code zur Bestätigung eingeben</w:t>
+      </w:r>
+    </w:p>
+    <w:p>
+      <w:pPr>
+        <w:pStyle w:val="ListParagraph"/>
+        <w:numPr>
+          <w:ilvl w:val="0"/>
+          <w:numId w:val="2"/>
+        </w:numPr>
+      </w:pPr>
+      <w:r>
+        <w:rPr>
+          <w:rFonts w:ascii="Arial" w:cs="Arial" w:eastAsia="Arial" w:hAnsi="Arial"/>
+          <w:color w:val="1A1A1A"/>
+          <w:sz w:val="22"/>
+          <w:szCs w:val="22"/>
+        </w:rPr>
+        <w:t xml:space="preserve">Bei Erfolg: Code ist sofort aktiv, sessionStorage wird geleert</w:t>
+      </w:r>
+    </w:p>
+    <w:p>
+      <w:pPr>
+        <w:pBdr>
+          <w:bottom w:val="single" w:color="003F7F" w:sz="6" w:space="1"/>
+        </w:pBdr>
+        <w:spacing w:after="120" w:before="120"/>
+      </w:pPr>
+      <w:r>
+        <w:t xml:space="preserve"/>
+      </w:r>
+    </w:p>
+    <w:p>
+      <w:pPr>
+        <w:pStyle w:val="Heading2"/>
+        <w:spacing w:after="120" w:before="240"/>
+      </w:pPr>
+      <w:r>
+        <w:rPr>
+          <w:rFonts w:ascii="Arial" w:cs="Arial" w:eastAsia="Arial" w:hAnsi="Arial"/>
+          <w:b/>
+          <w:bCs/>
+          <w:color w:val="003F7F"/>
+          <w:sz w:val="30"/>
+          <w:szCs w:val="30"/>
+        </w:rPr>
+        <w:t xml:space="preserve">8. Tipps &amp; Häufige Fragen</w:t>
+      </w:r>
+    </w:p>
+    <w:p>
+      <w:pPr>
+        <w:spacing w:after="60" w:before="60"/>
+      </w:pPr>
+      <w:r>
+        <w:rPr>
+          <w:rFonts w:ascii="Arial" w:cs="Arial" w:eastAsia="Arial" w:hAnsi="Arial"/>
+          <w:b/>
+          <w:bCs/>
+          <w:color w:val="1A1A1A"/>
+          <w:sz w:val="22"/>
+          <w:szCs w:val="22"/>
+        </w:rPr>
+        <w:t xml:space="preserve">F: Wo finde ich den PDF-Export für das PI Dashboard?</w:t>
+      </w:r>
+    </w:p>
+    <w:p>
+      <w:pPr>
+        <w:spacing w:after="60" w:before="60"/>
+      </w:pPr>
+      <w:r>
+        <w:rPr>
+          <w:rFonts w:ascii="Arial" w:cs="Arial" w:eastAsia="Arial" w:hAnsi="Arial"/>
+          <w:color w:val="1A1A1A"/>
+          <w:sz w:val="22"/>
+          <w:szCs w:val="22"/>
+        </w:rPr>
+        <w:t xml:space="preserve">A: Tab «PI Dashboard» → oben rechts «PDF» oder «PNG» Button. Der Export enthält alle sichtbaren Tabellen mit Bundeslogo-Header.</w:t>
+      </w:r>
+    </w:p>
+    <w:p>
+      <w:pPr>
+        <w:spacing w:after="60" w:before="60"/>
+      </w:pPr>
+      <w:r>
+        <w:rPr>
+          <w:rFonts w:ascii="Arial" w:cs="Arial" w:eastAsia="Arial" w:hAnsi="Arial"/>
+          <w:b/>
+          <w:bCs/>
+          <w:color w:val="1A1A1A"/>
+          <w:sz w:val="22"/>
+          <w:szCs w:val="22"/>
+        </w:rPr>
+        <w:t xml:space="preserve">F: Wie lösche ich alle Buchungen aller Mitarbeiter?</w:t>
+      </w:r>
+    </w:p>
+    <w:p>
+      <w:pPr>
+        <w:spacing w:after="60" w:before="60"/>
+      </w:pPr>
+      <w:r>
+        <w:rPr>
+          <w:rFonts w:ascii="Arial" w:cs="Arial" w:eastAsia="Arial" w:hAnsi="Arial"/>
+          <w:color w:val="1A1A1A"/>
+          <w:sz w:val="22"/>
+          <w:szCs w:val="22"/>
+        </w:rPr>
+        <w:t xml:space="preserve">A: Tab «Admin» → Admin-Code eingeben → «Alle Daten löschen». Alternativ: Im Planung-Tab kann der ✕-Hover-Button pro Mitarbeiter dessen Buchungen einzeln löschen.</w:t>
+      </w:r>
+    </w:p>
+    <w:p>
+      <w:pPr>
+        <w:spacing w:after="60" w:before="60"/>
+      </w:pPr>
+      <w:r>
+        <w:rPr>
+          <w:rFonts w:ascii="Arial" w:cs="Arial" w:eastAsia="Arial" w:hAnsi="Arial"/>
+          <w:b/>
+          <w:bCs/>
+          <w:color w:val="1A1A1A"/>
+          <w:sz w:val="22"/>
+          <w:szCs w:val="22"/>
+        </w:rPr>
+        <w:t xml:space="preserve">F: Wie lösche ich einen Train komplett?</w:t>
+      </w:r>
+    </w:p>
+    <w:p>
+      <w:pPr>
+        <w:spacing w:after="60" w:before="60"/>
+      </w:pPr>
+      <w:r>
+        <w:rPr>
+          <w:rFonts w:ascii="Arial" w:cs="Arial" w:eastAsia="Arial" w:hAnsi="Arial"/>
+          <w:color w:val="1A1A1A"/>
+          <w:sz w:val="22"/>
+          <w:szCs w:val="22"/>
+        </w:rPr>
+        <w:t xml:space="preserve">A: Tab «Admin» → Admin-Code eingeben → Sektion «Alle Trains» → «Löschen»-Button beim gewünschten Train → Admin-Code bestätigen. Der </w:t>
+      </w:r>
+      <w:r>
+        <w:rPr>
+          <w:rFonts w:ascii="Courier New" w:cs="Courier New" w:eastAsia="Courier New" w:hAnsi="Courier New"/>
+          <w:color w:val="003F7F"/>
+          <w:sz w:val="20"/>
+          <w:szCs w:val="20"/>
+        </w:rPr>
+        <w:t xml:space="preserve">default</w:t>
+      </w:r>
+      <w:r>
+        <w:rPr>
+          <w:rFonts w:ascii="Arial" w:cs="Arial" w:eastAsia="Arial" w:hAnsi="Arial"/>
+          <w:color w:val="1A1A1A"/>
+          <w:sz w:val="22"/>
+          <w:szCs w:val="22"/>
+        </w:rPr>
+        <w:t xml:space="preserve">-Train und der aktuell aktive Train sind geschützt und können nicht gelöscht werden.</w:t>
+      </w:r>
+    </w:p>
+    <w:p>
+      <w:pPr>
+        <w:spacing w:after="60" w:before="60"/>
+      </w:pPr>
+      <w:r>
+        <w:rPr>
+          <w:rFonts w:ascii="Arial" w:cs="Arial" w:eastAsia="Arial" w:hAnsi="Arial"/>
+          <w:b/>
+          <w:bCs/>
+          <w:color w:val="1A1A1A"/>
+          <w:sz w:val="22"/>
+          <w:szCs w:val="22"/>
+        </w:rPr>
+        <w:t xml:space="preserve">F: Die SP-in-Jira-Werte sind nach Server-Neustart weg.</w:t>
+      </w:r>
+    </w:p>
+    <w:p>
+      <w:pPr>
+        <w:spacing w:after="60" w:before="60"/>
+      </w:pPr>
+      <w:r>
+        <w:rPr>
+          <w:rFonts w:ascii="Arial" w:cs="Arial" w:eastAsia="Arial" w:hAnsi="Arial"/>
+          <w:color w:val="1A1A1A"/>
+          <w:sz w:val="22"/>
+          <w:szCs w:val="22"/>
+        </w:rPr>
+        <w:t xml:space="preserve">A: SP-in-Jira-Werte werden im Server-State gespeichert. Bei Server-Neustart werden sie aus dem letzten JSON-Backup wiederhergestellt. Empfehlung: Regelmässig Backup erstellen (Einstellungen → Backup &amp; Restore).</w:t>
+      </w:r>
+    </w:p>
+    <w:p>
+      <w:pPr>
+        <w:spacing w:after="60" w:before="60"/>
+      </w:pPr>
+      <w:r>
+        <w:rPr>
+          <w:rFonts w:ascii="Arial" w:cs="Arial" w:eastAsia="Arial" w:hAnsi="Arial"/>
+          <w:b/>
+          <w:bCs/>
+          <w:color w:val="1A1A1A"/>
+          <w:sz w:val="22"/>
+          <w:szCs w:val="22"/>
+        </w:rPr>
+        <w:t xml:space="preserve">F: Sehen andere Benutzer meine SP-in-Jira-Eingaben?</w:t>
+      </w:r>
+    </w:p>
+    <w:p>
+      <w:pPr>
+        <w:spacing w:after="60" w:before="60"/>
+      </w:pPr>
+      <w:r>
+        <w:rPr>
+          <w:rFonts w:ascii="Arial" w:cs="Arial" w:eastAsia="Arial" w:hAnsi="Arial"/>
+          <w:color w:val="1A1A1A"/>
+          <w:sz w:val="22"/>
+          <w:szCs w:val="22"/>
+        </w:rPr>
+        <w:t xml:space="preserve">A: Ja. Die Werte werden via Socket.io synchronisiert und sind für alle verbundenen Benutzer sofort sichtbar.</w:t>
+      </w:r>
+    </w:p>
+    <w:p>
+      <w:pPr>
+        <w:spacing w:after="60" w:before="60"/>
+      </w:pPr>
+      <w:r>
+        <w:rPr>
+          <w:rFonts w:ascii="Arial" w:cs="Arial" w:eastAsia="Arial" w:hAnsi="Arial"/>
+          <w:b/>
+          <w:bCs/>
+          <w:color w:val="1A1A1A"/>
+          <w:sz w:val="22"/>
+          <w:szCs w:val="22"/>
+        </w:rPr>
+        <w:t xml:space="preserve">F: Warum unterscheiden sich "Berechnet SP" und "Verfügbar SP Netto"?</w:t>
+      </w:r>
+    </w:p>
+    <w:p>
+      <w:pPr>
+        <w:spacing w:after="60" w:before="60"/>
+      </w:pPr>
+      <w:r>
+        <w:rPr>
+          <w:rFonts w:ascii="Arial" w:cs="Arial" w:eastAsia="Arial" w:hAnsi="Arial"/>
+          <w:color w:val="1A1A1A"/>
+          <w:sz w:val="22"/>
+          <w:szCs w:val="22"/>
+        </w:rPr>
+        <w:t xml:space="preserve">A: Berechnet SP ist theoretisch (keine Buchungen berücksichtigt). Verfügbar SP Netto ist tagesgenau und zieht Ferien, Abwesenheiten etc. ab.</w:t>
+      </w:r>
+    </w:p>
+    <w:p>
+      <w:pPr>
+        <w:spacing w:after="60" w:before="60"/>
+      </w:pPr>
+      <w:r>
+        <w:rPr>
+          <w:rFonts w:ascii="Arial" w:cs="Arial" w:eastAsia="Arial" w:hAnsi="Arial"/>
+          <w:b/>
+          <w:bCs/>
+          <w:color w:val="1A1A1A"/>
+          <w:sz w:val="22"/>
+          <w:szCs w:val="22"/>
+        </w:rPr>
+        <w:t xml:space="preserve">F: Pikett-Lücken auch am Wochenende – ist das korrekt?</w:t>
+      </w:r>
+    </w:p>
+    <w:p>
+      <w:pPr>
+        <w:spacing w:after="60" w:before="60"/>
+      </w:pPr>
+      <w:r>
+        <w:rPr>
+          <w:rFonts w:ascii="Arial" w:cs="Arial" w:eastAsia="Arial" w:hAnsi="Arial"/>
+          <w:color w:val="1A1A1A"/>
+          <w:sz w:val="22"/>
+          <w:szCs w:val="22"/>
+        </w:rPr>
+        <w:t xml:space="preserve">A: Ja. Pikett-Dienst gilt 7 Tage/Woche inkl. Wochenenden und Feiertagen. Betrieb-Lücken werden nur an Arbeitstagen gemeldet.</w:t>
+      </w:r>
+    </w:p>
+    <w:p>
+      <w:pPr>
+        <w:spacing w:after="60" w:before="60"/>
+      </w:pPr>
+      <w:r>
+        <w:rPr>
+          <w:rFonts w:ascii="Arial" w:cs="Arial" w:eastAsia="Arial" w:hAnsi="Arial"/>
+          <w:b/>
+          <w:bCs/>
+          <w:color w:val="1A1A1A"/>
+          <w:sz w:val="22"/>
+          <w:szCs w:val="22"/>
+        </w:rPr>
+        <w:t xml:space="preserve">F: Zählt BP (Betrieb + Pikett) für beide Lückentypen?</w:t>
+      </w:r>
+    </w:p>
+    <w:p>
+      <w:pPr>
+        <w:spacing w:after="60" w:before="60"/>
+      </w:pPr>
+      <w:r>
+        <w:rPr>
+          <w:rFonts w:ascii="Arial" w:cs="Arial" w:eastAsia="Arial" w:hAnsi="Arial"/>
+          <w:color w:val="1A1A1A"/>
+          <w:sz w:val="22"/>
+          <w:szCs w:val="22"/>
+        </w:rPr>
+        <w:t xml:space="preserve">A: Ja. BP zählt gleichzeitig für Pikett-Abdeckung (7×24) und Betrieb-Abdeckung (Arbeitstage). An Tagen mit ausreichend BP gibt es weder Pikett- noch Betrieb-Lücken.</w:t>
+      </w:r>
+    </w:p>
+    <w:p>
+      <w:pPr>
+        <w:spacing w:after="60" w:before="60"/>
+      </w:pPr>
+      <w:r>
+        <w:rPr>
+          <w:rFonts w:ascii="Arial" w:cs="Arial" w:eastAsia="Arial" w:hAnsi="Arial"/>
+          <w:b/>
+          <w:bCs/>
+          <w:color w:val="1A1A1A"/>
+          <w:sz w:val="22"/>
+          <w:szCs w:val="22"/>
+        </w:rPr>
+        <w:t xml:space="preserve">F: Wie stelle ich die Mindestbesetzung pro Team ein?</w:t>
+      </w:r>
+    </w:p>
+    <w:p>
+      <w:pPr>
+        <w:spacing w:after="60" w:before="60"/>
+      </w:pPr>
+      <w:r>
+        <w:rPr>
+          <w:rFonts w:ascii="Arial" w:cs="Arial" w:eastAsia="Arial" w:hAnsi="Arial"/>
+          <w:color w:val="1A1A1A"/>
+          <w:sz w:val="22"/>
+          <w:szCs w:val="22"/>
+        </w:rPr>
+        <w:t xml:space="preserve">A: Einstellungen → Team-Konfiguration. Teams werden automatisch aus dem Mitarbeiterstamm abgeleitet. Werte direkt im Feld editieren und «Speichern» klicken.</w:t>
+      </w:r>
+    </w:p>
+    <w:p>
+      <w:pPr>
+        <w:spacing w:after="60" w:before="60"/>
+      </w:pPr>
+      <w:r>
+        <w:rPr>
+          <w:rFonts w:ascii="Arial" w:cs="Arial" w:eastAsia="Arial" w:hAnsi="Arial"/>
+          <w:b/>
+          <w:bCs/>
+          <w:color w:val="1A1A1A"/>
+          <w:sz w:val="22"/>
+          <w:szCs w:val="22"/>
+        </w:rPr>
+        <w:t xml:space="preserve">F: Was ist der Unterschied zwischen «Team-Konfiguration» und «Globale Parameter»?</w:t>
+      </w:r>
+    </w:p>
+    <w:p>
+      <w:pPr>
+        <w:spacing w:after="60" w:before="60"/>
+      </w:pPr>
+      <w:r>
+        <w:rPr>
+          <w:rFonts w:ascii="Arial" w:cs="Arial" w:eastAsia="Arial" w:hAnsi="Arial"/>
+          <w:color w:val="1A1A1A"/>
+          <w:sz w:val="22"/>
+          <w:szCs w:val="22"/>
+        </w:rPr>
+        <w:t xml:space="preserve">A: Team-Konfiguration gilt pro Team (Pikett/Betrieb/SP/Std). Globale Parameter sind App-weite Standardwerte als Referenz.</w:t>
+      </w:r>
+    </w:p>
+    <w:p>
+      <w:pPr>
+        <w:pBdr>
+          <w:bottom w:val="single" w:color="003F7F" w:sz="6" w:space="1"/>
+        </w:pBdr>
+        <w:spacing w:after="120" w:before="120"/>
+      </w:pPr>
+      <w:r>
+        <w:t xml:space="preserve"/>
+      </w:r>
+    </w:p>
+    <w:p>
+      <w:pPr>
+        <w:pStyle w:val="Heading2"/>
+        <w:spacing w:after="120" w:before="240"/>
+      </w:pPr>
+      <w:r>
+        <w:rPr>
+          <w:rFonts w:ascii="Arial" w:cs="Arial" w:eastAsia="Arial" w:hAnsi="Arial"/>
+          <w:b/>
+          <w:bCs/>
+          <w:color w:val="003F7F"/>
+          <w:sz w:val="30"/>
+          <w:szCs w:val="30"/>
+        </w:rPr>
+        <w:t xml:space="preserve">9. Versionshistorie</w:t>
+      </w:r>
+    </w:p>
+    <w:tbl>
+      <w:tblPr>
+        <w:tblW w:type="dxa" w:w="9360"/>
+        <w:tblBorders>
+          <w:top w:val="single" w:color="auto" w:sz="4"/>
+          <w:left w:val="single" w:color="auto" w:sz="4"/>
+          <w:bottom w:val="single" w:color="auto" w:sz="4"/>
+          <w:right w:val="single" w:color="auto" w:sz="4"/>
+          <w:insideH w:val="single" w:color="auto" w:sz="4"/>
+          <w:insideV w:val="single" w:color="auto" w:sz="4"/>
+        </w:tblBorders>
+      </w:tblPr>
+      <w:tblGrid>
+        <w:gridCol w:w="3120"/>
+        <w:gridCol w:w="3120"/>
+        <w:gridCol w:w="3120"/>
+      </w:tblGrid>
+      <w:tr>
+        <w:tc>
+          <w:tcPr>
+            <w:tcW w:type="dxa" w:w="3120"/>
+            <w:tcBorders>
+              <w:top w:val="single" w:color="CCCCCC" w:sz="1"/>
+              <w:left w:val="single" w:color="CCCCCC" w:sz="1"/>
+              <w:bottom w:val="single" w:color="CCCCCC" w:sz="1"/>
+              <w:right w:val="single" w:color="CCCCCC" w:sz="1"/>
+            </w:tcBorders>
+            <w:shd w:fill="003F7F" w:val="clear"/>
+            <w:tcMar>
+              <w:top w:type="dxa" w:w="80"/>
+              <w:left w:type="dxa" w:w="120"/>
+              <w:bottom w:type="dxa" w:w="80"/>
+              <w:right w:type="dxa" w:w="120"/>
+            </w:tcMar>
+          </w:tcPr>
+          <w:p>
+            <w:r>
+              <w:rPr>
+                <w:rFonts w:ascii="Arial" w:cs="Arial" w:eastAsia="Arial" w:hAnsi="Arial"/>
+                <w:b/>
+                <w:bCs/>
+                <w:color w:val="FFFFFF"/>
+                <w:sz w:val="20"/>
+                <w:szCs w:val="20"/>
+              </w:rPr>
+              <w:t xml:space="preserve">Version</w:t>
+            </w:r>
+          </w:p>
+        </w:tc>
+        <w:tc>
+          <w:tcPr>
+            <w:tcW w:type="dxa" w:w="3120"/>
+            <w:tcBorders>
+              <w:top w:val="single" w:color="CCCCCC" w:sz="1"/>
+              <w:left w:val="single" w:color="CCCCCC" w:sz="1"/>
+              <w:bottom w:val="single" w:color="CCCCCC" w:sz="1"/>
+              <w:right w:val="single" w:color="CCCCCC" w:sz="1"/>
+            </w:tcBorders>
+            <w:shd w:fill="003F7F" w:val="clear"/>
+            <w:tcMar>
+              <w:top w:type="dxa" w:w="80"/>
+              <w:left w:type="dxa" w:w="120"/>
+              <w:bottom w:type="dxa" w:w="80"/>
+              <w:right w:type="dxa" w:w="120"/>
+            </w:tcMar>
+          </w:tcPr>
+          <w:p>
+            <w:r>
+              <w:rPr>
+                <w:rFonts w:ascii="Arial" w:cs="Arial" w:eastAsia="Arial" w:hAnsi="Arial"/>
+                <w:b/>
+                <w:bCs/>
+                <w:color w:val="FFFFFF"/>
+                <w:sz w:val="20"/>
+                <w:szCs w:val="20"/>
+              </w:rPr>
+              <w:t xml:space="preserve">Datum</w:t>
+            </w:r>
+          </w:p>
+        </w:tc>
+        <w:tc>
+          <w:tcPr>
+            <w:tcW w:type="dxa" w:w="3120"/>
+            <w:tcBorders>
+              <w:top w:val="single" w:color="CCCCCC" w:sz="1"/>
+              <w:left w:val="single" w:color="CCCCCC" w:sz="1"/>
+              <w:bottom w:val="single" w:color="CCCCCC" w:sz="1"/>
+              <w:right w:val="single" w:color="CCCCCC" w:sz="1"/>
+            </w:tcBorders>
+            <w:shd w:fill="003F7F" w:val="clear"/>
+            <w:tcMar>
+              <w:top w:type="dxa" w:w="80"/>
+              <w:left w:type="dxa" w:w="120"/>
+              <w:bottom w:type="dxa" w:w="80"/>
+              <w:right w:type="dxa" w:w="120"/>
+            </w:tcMar>
+          </w:tcPr>
+          <w:p>
+            <w:r>
+              <w:rPr>
+                <w:rFonts w:ascii="Arial" w:cs="Arial" w:eastAsia="Arial" w:hAnsi="Arial"/>
+                <w:b/>
+                <w:bCs/>
+                <w:color w:val="FFFFFF"/>
+                <w:sz w:val="20"/>
+                <w:szCs w:val="20"/>
+              </w:rPr>
+              <w:t xml:space="preserve">Änderungen</w:t>
             </w:r>
           </w:p>
         </w:tc>
@@ -12292,7 +13652,7 @@
                 <w:sz w:val="22"/>
                 <w:szCs w:val="22"/>
               </w:rPr>
-              <w:t xml:space="preserve">1.2</w:t>
+              <w:t xml:space="preserve">1.0</w:t>
             </w:r>
           </w:p>
         </w:tc>
@@ -12320,7 +13680,7 @@
                 <w:sz w:val="22"/>
                 <w:szCs w:val="22"/>
               </w:rPr>
-              <w:t xml:space="preserve">01.04.2026</w:t>
+              <w:t xml:space="preserve">März 2026</w:t>
             </w:r>
           </w:p>
         </w:tc>
@@ -12348,7 +13708,7 @@
                 <w:sz w:val="22"/>
                 <w:szCs w:val="22"/>
               </w:rPr>
-              <w:t xml:space="preserve">PI Dashboard Tab</w:t>
+              <w:t xml:space="preserve">Erstveröffentlichung</w:t>
             </w:r>
           </w:p>
         </w:tc>
@@ -12378,7 +13738,7 @@
                 <w:sz w:val="22"/>
                 <w:szCs w:val="22"/>
               </w:rPr>
-              <w:t xml:space="preserve">1.3</w:t>
+              <w:t xml:space="preserve">1.1</w:t>
             </w:r>
           </w:p>
         </w:tc>
@@ -12406,7 +13766,7 @@
                 <w:sz w:val="22"/>
                 <w:szCs w:val="22"/>
               </w:rPr>
-              <w:t xml:space="preserve">07.04.2026</w:t>
+              <w:t xml:space="preserve">März 2026</w:t>
             </w:r>
           </w:p>
         </w:tc>
@@ -12434,7 +13794,7 @@
                 <w:sz w:val="22"/>
                 <w:szCs w:val="22"/>
               </w:rPr>
-              <w:t xml:space="preserve">Team-Konfiguration, Globale Parameter, PI Dashboard Delta-Spalte, piTeamTargets synchronisiert, Pikett-Lücken 7×/Woche</w:t>
+              <w:t xml:space="preserve">Farbeinstellungen, CD Bund</w:t>
             </w:r>
           </w:p>
         </w:tc>
@@ -12464,7 +13824,7 @@
                 <w:sz w:val="22"/>
                 <w:szCs w:val="22"/>
               </w:rPr>
-              <w:t xml:space="preserve">1.4</w:t>
+              <w:t xml:space="preserve">1.2</w:t>
             </w:r>
           </w:p>
         </w:tc>
@@ -12492,7 +13852,7 @@
                 <w:sz w:val="22"/>
                 <w:szCs w:val="22"/>
               </w:rPr>
-              <w:t xml:space="preserve">09.04.2026</w:t>
+              <w:t xml:space="preserve">01.04.2026</w:t>
             </w:r>
           </w:p>
         </w:tc>
@@ -12520,7 +13880,7 @@
                 <w:sz w:val="22"/>
                 <w:szCs w:val="22"/>
               </w:rPr>
-              <w:t xml:space="preserve">PDF/PNG-Export im PI Dashboard Tab (Bundeslogo-Header, Filter-Label); Team-Zielwerte in Team-Konfiguration zusammengeführt (eine Seite); Backup-Validierung: teamZielwerte optional</w:t>
+              <w:t xml:space="preserve">PI Dashboard Tab</w:t>
             </w:r>
           </w:p>
         </w:tc>
@@ -12550,7 +13910,7 @@
                 <w:sz w:val="22"/>
                 <w:szCs w:val="22"/>
               </w:rPr>
-              <w:t xml:space="preserve">1.5</w:t>
+              <w:t xml:space="preserve">1.3</w:t>
             </w:r>
           </w:p>
         </w:tc>
@@ -12578,7 +13938,7 @@
                 <w:sz w:val="22"/>
                 <w:szCs w:val="22"/>
               </w:rPr>
-              <w:t xml:space="preserve">14.04.2026</w:t>
+              <w:t xml:space="preserve">07.04.2026</w:t>
             </w:r>
           </w:p>
         </w:tc>
@@ -12606,7 +13966,7 @@
                 <w:sz w:val="22"/>
                 <w:szCs w:val="22"/>
               </w:rPr>
-              <w:t xml:space="preserve">«Alle Buchungen löschen» aus Planungs-Tab entfernt; «Abbrechen» im Admin-Gate navigiert zurück zu Planung-Tab; Admin-Bereich vollständig dokumentiert; BP-Abdeckung verifiziert</w:t>
+              <w:t xml:space="preserve">Team-Konfiguration, Globale Parameter, PI Dashboard Delta-Spalte, piTeamTargets synchronisiert, Pikett-Lücken 7×/Woche</w:t>
             </w:r>
           </w:p>
         </w:tc>
@@ -12636,7 +13996,7 @@
                 <w:sz w:val="22"/>
                 <w:szCs w:val="22"/>
               </w:rPr>
-              <w:t xml:space="preserve">1.6</w:t>
+              <w:t xml:space="preserve">1.4</w:t>
             </w:r>
           </w:p>
         </w:tc>
@@ -12664,7 +14024,7 @@
                 <w:sz w:val="22"/>
                 <w:szCs w:val="22"/>
               </w:rPr>
-              <w:t xml:space="preserve">14.04.2026</w:t>
+              <w:t xml:space="preserve">09.04.2026</w:t>
             </w:r>
           </w:p>
         </w:tc>
@@ -12692,7 +14052,7 @@
                 <w:sz w:val="22"/>
                 <w:szCs w:val="22"/>
               </w:rPr>
-              <w:t xml:space="preserve">FIX-13: Admin-Gate sessionStorage zuverlässig geleert; FIX-14: Train-Wechsel löscht Admin-Code-Cache; FIX-15: AdminGate inline (kein Modal-Overlay auf Admin-Tab)</w:t>
+              <w:t xml:space="preserve">PDF/PNG-Export im PI Dashboard Tab (Bundeslogo-Header, Filter-Label); Team-Zielwerte in Team-Konfiguration zusammengeführt (eine Seite); Backup-Validierung: teamZielwerte optional</w:t>
             </w:r>
           </w:p>
         </w:tc>
@@ -12722,7 +14082,7 @@
                 <w:sz w:val="22"/>
                 <w:szCs w:val="22"/>
               </w:rPr>
-              <w:t xml:space="preserve">1.7</w:t>
+              <w:t xml:space="preserve">1.5</w:t>
             </w:r>
           </w:p>
         </w:tc>
@@ -12778,7 +14138,7 @@
                 <w:sz w:val="22"/>
                 <w:szCs w:val="22"/>
               </w:rPr>
-              <w:t xml:space="preserve">FIX-16: Train löschen – neuer «Löschen»-Button in Train-Liste mit Inline-Bestätigung und Admin-Code; default-Train und aktiver Train geschützt; Backend DELETE-Endpoint + deleteTenant() — getestet ✅</w:t>
+              <w:t xml:space="preserve">«Alle Buchungen löschen» aus Planungs-Tab entfernt; «Abbrechen» im Admin-Gate navigiert zurück zu Planung-Tab; Admin-Bereich vollständig dokumentiert; BP-Abdeckung verifiziert</w:t>
             </w:r>
           </w:p>
         </w:tc>
@@ -12804,6 +14164,178 @@
             <w:r>
               <w:rPr>
                 <w:rFonts w:ascii="Arial" w:cs="Arial" w:eastAsia="Arial" w:hAnsi="Arial"/>
+                <w:color w:val="1A1A1A"/>
+                <w:sz w:val="22"/>
+                <w:szCs w:val="22"/>
+              </w:rPr>
+              <w:t xml:space="preserve">1.6</w:t>
+            </w:r>
+          </w:p>
+        </w:tc>
+        <w:tc>
+          <w:tcPr>
+            <w:tcW w:type="dxa" w:w="3120"/>
+            <w:tcBorders>
+              <w:top w:val="single" w:color="CCCCCC" w:sz="1"/>
+              <w:left w:val="single" w:color="CCCCCC" w:sz="1"/>
+              <w:bottom w:val="single" w:color="CCCCCC" w:sz="1"/>
+              <w:right w:val="single" w:color="CCCCCC" w:sz="1"/>
+            </w:tcBorders>
+            <w:tcMar>
+              <w:top w:type="dxa" w:w="80"/>
+              <w:left w:type="dxa" w:w="120"/>
+              <w:bottom w:type="dxa" w:w="80"/>
+              <w:right w:type="dxa" w:w="120"/>
+            </w:tcMar>
+          </w:tcPr>
+          <w:p>
+            <w:r>
+              <w:rPr>
+                <w:rFonts w:ascii="Arial" w:cs="Arial" w:eastAsia="Arial" w:hAnsi="Arial"/>
+                <w:color w:val="1A1A1A"/>
+                <w:sz w:val="22"/>
+                <w:szCs w:val="22"/>
+              </w:rPr>
+              <w:t xml:space="preserve">14.04.2026</w:t>
+            </w:r>
+          </w:p>
+        </w:tc>
+        <w:tc>
+          <w:tcPr>
+            <w:tcW w:type="dxa" w:w="3120"/>
+            <w:tcBorders>
+              <w:top w:val="single" w:color="CCCCCC" w:sz="1"/>
+              <w:left w:val="single" w:color="CCCCCC" w:sz="1"/>
+              <w:bottom w:val="single" w:color="CCCCCC" w:sz="1"/>
+              <w:right w:val="single" w:color="CCCCCC" w:sz="1"/>
+            </w:tcBorders>
+            <w:tcMar>
+              <w:top w:type="dxa" w:w="80"/>
+              <w:left w:type="dxa" w:w="120"/>
+              <w:bottom w:type="dxa" w:w="80"/>
+              <w:right w:type="dxa" w:w="120"/>
+            </w:tcMar>
+          </w:tcPr>
+          <w:p>
+            <w:r>
+              <w:rPr>
+                <w:rFonts w:ascii="Arial" w:cs="Arial" w:eastAsia="Arial" w:hAnsi="Arial"/>
+                <w:color w:val="1A1A1A"/>
+                <w:sz w:val="22"/>
+                <w:szCs w:val="22"/>
+              </w:rPr>
+              <w:t xml:space="preserve">FIX-13: Admin-Gate sessionStorage zuverlässig geleert; FIX-14: Train-Wechsel löscht Admin-Code-Cache; FIX-15: AdminGate inline (kein Modal-Overlay auf Admin-Tab)</w:t>
+            </w:r>
+          </w:p>
+        </w:tc>
+      </w:tr>
+      <w:tr>
+        <w:tc>
+          <w:tcPr>
+            <w:tcW w:type="dxa" w:w="3120"/>
+            <w:tcBorders>
+              <w:top w:val="single" w:color="CCCCCC" w:sz="1"/>
+              <w:left w:val="single" w:color="CCCCCC" w:sz="1"/>
+              <w:bottom w:val="single" w:color="CCCCCC" w:sz="1"/>
+              <w:right w:val="single" w:color="CCCCCC" w:sz="1"/>
+            </w:tcBorders>
+            <w:tcMar>
+              <w:top w:type="dxa" w:w="80"/>
+              <w:left w:type="dxa" w:w="120"/>
+              <w:bottom w:type="dxa" w:w="80"/>
+              <w:right w:type="dxa" w:w="120"/>
+            </w:tcMar>
+          </w:tcPr>
+          <w:p>
+            <w:r>
+              <w:rPr>
+                <w:rFonts w:ascii="Arial" w:cs="Arial" w:eastAsia="Arial" w:hAnsi="Arial"/>
+                <w:color w:val="1A1A1A"/>
+                <w:sz w:val="22"/>
+                <w:szCs w:val="22"/>
+              </w:rPr>
+              <w:t xml:space="preserve">1.7</w:t>
+            </w:r>
+          </w:p>
+        </w:tc>
+        <w:tc>
+          <w:tcPr>
+            <w:tcW w:type="dxa" w:w="3120"/>
+            <w:tcBorders>
+              <w:top w:val="single" w:color="CCCCCC" w:sz="1"/>
+              <w:left w:val="single" w:color="CCCCCC" w:sz="1"/>
+              <w:bottom w:val="single" w:color="CCCCCC" w:sz="1"/>
+              <w:right w:val="single" w:color="CCCCCC" w:sz="1"/>
+            </w:tcBorders>
+            <w:tcMar>
+              <w:top w:type="dxa" w:w="80"/>
+              <w:left w:type="dxa" w:w="120"/>
+              <w:bottom w:type="dxa" w:w="80"/>
+              <w:right w:type="dxa" w:w="120"/>
+            </w:tcMar>
+          </w:tcPr>
+          <w:p>
+            <w:r>
+              <w:rPr>
+                <w:rFonts w:ascii="Arial" w:cs="Arial" w:eastAsia="Arial" w:hAnsi="Arial"/>
+                <w:color w:val="1A1A1A"/>
+                <w:sz w:val="22"/>
+                <w:szCs w:val="22"/>
+              </w:rPr>
+              <w:t xml:space="preserve">14.04.2026</w:t>
+            </w:r>
+          </w:p>
+        </w:tc>
+        <w:tc>
+          <w:tcPr>
+            <w:tcW w:type="dxa" w:w="3120"/>
+            <w:tcBorders>
+              <w:top w:val="single" w:color="CCCCCC" w:sz="1"/>
+              <w:left w:val="single" w:color="CCCCCC" w:sz="1"/>
+              <w:bottom w:val="single" w:color="CCCCCC" w:sz="1"/>
+              <w:right w:val="single" w:color="CCCCCC" w:sz="1"/>
+            </w:tcBorders>
+            <w:tcMar>
+              <w:top w:type="dxa" w:w="80"/>
+              <w:left w:type="dxa" w:w="120"/>
+              <w:bottom w:type="dxa" w:w="80"/>
+              <w:right w:type="dxa" w:w="120"/>
+            </w:tcMar>
+          </w:tcPr>
+          <w:p>
+            <w:r>
+              <w:rPr>
+                <w:rFonts w:ascii="Arial" w:cs="Arial" w:eastAsia="Arial" w:hAnsi="Arial"/>
+                <w:color w:val="1A1A1A"/>
+                <w:sz w:val="22"/>
+                <w:szCs w:val="22"/>
+              </w:rPr>
+              <w:t xml:space="preserve">FIX-16: Train löschen – neuer «Löschen»-Button in Train-Liste mit Inline-Bestätigung und Admin-Code; default-Train und aktiver Train geschützt; Backend DELETE-Endpoint + deleteTenant() — getestet ✅</w:t>
+            </w:r>
+          </w:p>
+        </w:tc>
+      </w:tr>
+      <w:tr>
+        <w:tc>
+          <w:tcPr>
+            <w:tcW w:type="dxa" w:w="3120"/>
+            <w:tcBorders>
+              <w:top w:val="single" w:color="CCCCCC" w:sz="1"/>
+              <w:left w:val="single" w:color="CCCCCC" w:sz="1"/>
+              <w:bottom w:val="single" w:color="CCCCCC" w:sz="1"/>
+              <w:right w:val="single" w:color="CCCCCC" w:sz="1"/>
+            </w:tcBorders>
+            <w:tcMar>
+              <w:top w:type="dxa" w:w="80"/>
+              <w:left w:type="dxa" w:w="120"/>
+              <w:bottom w:type="dxa" w:w="80"/>
+              <w:right w:type="dxa" w:w="120"/>
+            </w:tcMar>
+          </w:tcPr>
+          <w:p>
+            <w:r>
+              <w:rPr>
+                <w:rFonts w:ascii="Arial" w:cs="Arial" w:eastAsia="Arial" w:hAnsi="Arial"/>
                 <w:b/>
                 <w:bCs/>
                 <w:color w:val="1A1A1A"/>
@@ -12870,7 +14402,7 @@
                 <w:sz w:val="22"/>
                 <w:szCs w:val="22"/>
               </w:rPr>
-              <w:t xml:space="preserve">Feature 29: PI-Planung wochenbasiert (Auto-Berechnung Enddatum aus Startdatum + Wochen/Iteration + Anzahl Iter.); Blocker-Wochen mit automatischer Verschiebung der Folge-Iterationen; SAFe-Zeremonien (7 Typen mit Default-Dauer/Zeit) inkl. .ics-Export (RFC 5545); Kalender-Header von 5 auf 6 Zeilen erweitert (neue Zeremonien-Marker-Zeile, Blocker-Wochen als gestreifte Spans in der Iter-Zeile); Backup-Schema 1.4 → 1.5 mit automatischer Migration; Iter.-Wo. Spalte in PI-Tabelle.</w:t>
+              <w:t xml:space="preserve">Feature 29: PI-Planung wochenbasiert (Auto-Berechnung Enddatum aus Startdatum + Wochen/Iteration + Anzahl Iter.); Blocker-Wochen mit automatischer Verschiebung der Folge-Iterationen; SAFe-Zeremonien (7 Typen mit Default-Dauer/Zeit) inkl. .ics-Export (RFC 5545); Kalender-Header von 5 auf 6 Zeilen erweitert (neue Zeremonien-Marker-Zeile, Blocker-Wochen als gestreifte Spans in der Iter-Zeile); Backup-Schema 1.4 → 1.5 mit automatischer Migration; Iter.-Wo. Spalte in PI-Tabelle. CSV-Export PIs um `iterationWeeks` erweitert (4. Spalte, abwärtskompatibel). NEU: Excel-Workbook Export/Import (.xlsx) mit 4 Sheets (PIs, Iterationen, Blocker-Wochen, Zeremonien) — RTE-freundlicher Vollexport mit Iter-Namen-basiertem Mapping; Import-Dialog mit Modi «Anhängen» und «Überschreiben».</w:t>
             </w:r>
           </w:p>
         </w:tc>
